--- a/droit social dcg/9- cong s et repos.docx
+++ b/droit social dcg/9- cong s et repos.docx
@@ -8,7 +8,12 @@
         <w:jc w:val="center"/>
       </w:pPr>
       <w:r>
-        <w:t>FICHE 9 : LES CONG�S ET REPOS</w:t>
+        <w:rPr>
+          <w:b/>
+          <w:color w:val="1F4E79"/>
+          <w:sz w:val="34"/>
+        </w:rPr>
+        <w:t>FICHE 9 : LES CONGeS ET REPOS</w:t>
       </w:r>
     </w:p>
     <w:p/>
@@ -17,7 +22,12 @@
         <w:pStyle w:val="Heading2"/>
       </w:pPr>
       <w:r>
-        <w:t>LES CONG�S PAY�S I �</w:t>
+        <w:rPr>
+          <w:b/>
+          <w:color w:val="2F5496"/>
+          <w:sz w:val="24"/>
+        </w:rPr>
+        <w:t>LES CONGeS PAYeS I e</w:t>
       </w:r>
     </w:p>
     <w:p>
@@ -25,7 +35,12 @@
         <w:pStyle w:val="Heading2"/>
       </w:pPr>
       <w:r>
-        <w:t>LE CALCUL DU DROIT AUX CONG�S PAY�S A �</w:t>
+        <w:rPr>
+          <w:b/>
+          <w:color w:val="2F5496"/>
+          <w:sz w:val="24"/>
+        </w:rPr>
+        <w:t>LE CALCUL DU DROIT AUX CONGeS PAYeS A e</w:t>
       </w:r>
     </w:p>
     <w:p>
@@ -33,62 +48,122 @@
         <w:pStyle w:val="Heading2"/>
       </w:pPr>
       <w:r>
+        <w:rPr>
+          <w:b/>
+          <w:color w:val="006100"/>
+          <w:sz w:val="24"/>
+        </w:rPr>
         <w:t>PRINCIPE</w:t>
       </w:r>
     </w:p>
     <w:p>
       <w:r>
+        <w:rPr>
+          <w:b w:val="0"/>
+          <w:color w:val="006100"/>
+          <w:sz w:val="22"/>
+        </w:rPr>
         <w:t>?</w:t>
       </w:r>
     </w:p>
     <w:p>
       <w:r>
-        <w:t>Tout salari� a droit chaque ann�e � un cong� pay� � la charge de l�employeur. Le cong� est de 2 jours et demi ouvrables par</w:t>
-      </w:r>
-    </w:p>
-    <w:p>
-      <w:r>
-        <w:t>mois de travail effectif ou assimil� (sont assimil�es � 1 mois de travail effectif les p�riodes �quivalentes � 4 semaines ou</w:t>
-      </w:r>
-    </w:p>
-    <w:p>
-      <w:r>
-        <w:t>24 jours) chez le m�me employeur. C�est-�-dire 30 jours ouvrables maximum (tous les jours de la semaine � l�exception</w:t>
-      </w:r>
-    </w:p>
-    <w:p>
-      <w:r>
-        <w:t>du jour de repos hebdomadaire l�gal et des jours reconnus f�ri�s par la loi et habituellement non travaill�s dans l�entre-</w:t>
-      </w:r>
-    </w:p>
-    <w:p>
-      <w:r>
-        <w:t>prise) de cong�s pay�s pour une ann�e compl�te de travail sur la p�riode de r�f�rence. Cette p�riode est fix�e par accord</w:t>
-      </w:r>
-    </w:p>
-    <w:p>
-      <w:r>
-        <w:t>collectif, � d�faut, par d�cret (1</w:t>
-      </w:r>
-    </w:p>
-    <w:p>
-      <w:r>
+        <w:rPr>
+          <w:b w:val="0"/>
+          <w:color w:val="006100"/>
+          <w:sz w:val="22"/>
+        </w:rPr>
+        <w:t>Tout salarie a droit chaque annee e un conge paye e la charge de l'employeur. Le conge est de 2 jours et demi ouvrables par</w:t>
+      </w:r>
+    </w:p>
+    <w:p>
+      <w:r>
+        <w:rPr>
+          <w:b w:val="0"/>
+          <w:color w:val="006100"/>
+          <w:sz w:val="22"/>
+        </w:rPr>
+        <w:t>mois de travail effectif ou assimile (sont assimilees e 1 mois de travail effectif les periodes equivalentes e 4 semaines ou</w:t>
+      </w:r>
+    </w:p>
+    <w:p>
+      <w:r>
+        <w:rPr>
+          <w:b w:val="0"/>
+          <w:color w:val="006100"/>
+          <w:sz w:val="22"/>
+        </w:rPr>
+        <w:t>24 jours) chez le m'me employeur. C'est-e-dire 30 jours ouvrables maximum (tous les jours de la semaine e l'exception</w:t>
+      </w:r>
+    </w:p>
+    <w:p>
+      <w:r>
+        <w:rPr>
+          <w:b w:val="0"/>
+          <w:color w:val="006100"/>
+          <w:sz w:val="22"/>
+        </w:rPr>
+        <w:t>du jour de repos hebdomadaire l'gal et des jours reconnus feries par la loi et habituellement non travailles dans l'entre-</w:t>
+      </w:r>
+    </w:p>
+    <w:p>
+      <w:r>
+        <w:rPr>
+          <w:b w:val="0"/>
+          <w:color w:val="006100"/>
+          <w:sz w:val="22"/>
+        </w:rPr>
+        <w:t>prise) de conges payes pour une annee complete de travail sur la periode de reference. Cette periode est fixee par accord</w:t>
+      </w:r>
+    </w:p>
+    <w:p>
+      <w:r>
+        <w:rPr>
+          <w:b w:val="0"/>
+          <w:color w:val="006100"/>
+          <w:sz w:val="22"/>
+        </w:rPr>
+        <w:t>collectif, e d'faut, par d'cret (1</w:t>
+      </w:r>
+    </w:p>
+    <w:p>
+      <w:r>
+        <w:rPr>
+          <w:b w:val="0"/>
+          <w:color w:val="006100"/>
+          <w:sz w:val="22"/>
+        </w:rPr>
         <w:t>er</w:t>
       </w:r>
     </w:p>
     <w:p>
       <w:r>
-        <w:t>juin N-1 au 31 mai N). Le nombre de jours de cong�s pay�s peut �tre major� par accord</w:t>
-      </w:r>
-    </w:p>
-    <w:p>
-      <w:r>
-        <w:t>collectif en raison de l��ge ou de l�anciennet�. La majoration est de droit pour les salari�s de plus ou moins 21 ans (dans le</w:t>
-      </w:r>
-    </w:p>
-    <w:p>
-      <w:r>
-        <w:t>cas g�n�ral) qui acqui�rent 2 jours de cong�s suppl�mentaires par enfant � charge dans la limite de 30 jours ouvrables.</w:t>
+        <w:rPr>
+          <w:b w:val="0"/>
+          <w:color w:val="006100"/>
+          <w:sz w:val="22"/>
+        </w:rPr>
+        <w:t>juin N-1 au 31 mai N). Le nombre de jours de conges payes peut etre majore par accord</w:t>
+      </w:r>
+    </w:p>
+    <w:p>
+      <w:r>
+        <w:rPr>
+          <w:b w:val="0"/>
+          <w:color w:val="006100"/>
+          <w:sz w:val="22"/>
+        </w:rPr>
+        <w:t>collectif en raison de l'ege ou de l'anciennete. La majoration est de droit pour les salaries de plus ou moins 21 ans (dans le</w:t>
+      </w:r>
+    </w:p>
+    <w:p>
+      <w:r>
+        <w:rPr>
+          <w:b w:val="0"/>
+          <w:color w:val="006100"/>
+          <w:sz w:val="22"/>
+        </w:rPr>
+        <w:t>cas gen'ral) qui acquierent 2 jours de conges supplementaires par enfant e charge dans la limite de 30 jours ouvrables.</w:t>
       </w:r>
     </w:p>
     <w:p>
@@ -96,76 +171,151 @@
         <w:pStyle w:val="Heading2"/>
       </w:pPr>
       <w:r>
-        <w:t>D�COMPTE</w:t>
-      </w:r>
-    </w:p>
-    <w:p>
-      <w:r>
+        <w:rPr>
+          <w:b/>
+          <w:color w:val="2F5496"/>
+          <w:sz w:val="24"/>
+        </w:rPr>
+        <w:t>D'COMPTE</w:t>
+      </w:r>
+    </w:p>
+    <w:p>
+      <w:r>
+        <w:rPr>
+          <w:b w:val="0"/>
+          <w:color w:val="000000"/>
+          <w:sz w:val="22"/>
+        </w:rPr>
         <w:t>?</w:t>
       </w:r>
     </w:p>
     <w:p>
       <w:r>
-        <w:t>Par principe le salari� absent n�acquiert pas de droit. Dans ce cas, la r�duction de ses droits � cong� ne peut �tre plus que</w:t>
-      </w:r>
-    </w:p>
-    <w:p>
-      <w:r>
-        <w:t>proportionnelle � la dur�e de cette absence (C. trav. L3141-6). N�anmoins, sont prises en compte dans le calcul des</w:t>
-      </w:r>
-    </w:p>
-    <w:p>
-      <w:r>
-        <w:t>droits certaines absences (c�est-�-dire assimil�es � du travail effectif), comme les p�riodes de cong�s pay�s, les</w:t>
-      </w:r>
-    </w:p>
-    <w:p>
-      <w:r>
-        <w:t>contreparties obligatoires en repos, les p�riodes de cong�s de maternit� et d�adoption, les p�riodes d�arr�t de travail</w:t>
-      </w:r>
-    </w:p>
-    <w:p>
-      <w:r>
-        <w:t>pour maladie professionnelle ou accident du travail (dans la limite d�une dur�e ininterrompue d�un an), la journ�e</w:t>
-      </w:r>
-    </w:p>
-    <w:p>
-      <w:r>
-        <w:t>d�appel de pr�paration � la d�fense, les p�riodes de cong� de formation, les p�riodes assimil�es conventionnellement</w:t>
-      </w:r>
-    </w:p>
-    <w:p>
-      <w:r>
-        <w:t>� ces situations (art. L3141-5 du Code du travail) ou encore les p�riodes de suspension du contrat de travail en raison</w:t>
-      </w:r>
-    </w:p>
-    <w:p>
-      <w:r>
-        <w:t>d�une maladie ou d�un accident non professionnels (Loi du 22 avril 2024). Dans ce dernier cas, la dur�e du cong� auquel</w:t>
-      </w:r>
-    </w:p>
-    <w:p>
-      <w:r>
-        <w:t>le salari� a droit est de deux jours ouvrables par mois dans la limite, � ce titre, de vingt-quatre jours ouvrables par p�riode</w:t>
-      </w:r>
-    </w:p>
-    <w:p>
-      <w:r>
-        <w:t>de r�f�rence. � noter que l�employeur doit informer le salari�, dans le mois de sa reprise, des cong�s pay�s acquis.</w:t>
-      </w:r>
-    </w:p>
-    <w:p>
-      <w:r>
-        <w:t>D�autres absences ne sont pas prises en compte (les jours de gr�ve par exemple).</w:t>
-      </w:r>
-    </w:p>
-    <w:p>
-      <w:r>
-        <w:t>D�s lors le d�compte en jours ouvrables des cong�s s�effectue suivant la r�gle la plus favorable au salari� (art.3141-4),</w:t>
-      </w:r>
-    </w:p>
-    <w:p>
-      <w:r>
+        <w:rPr>
+          <w:b w:val="0"/>
+          <w:color w:val="000000"/>
+          <w:sz w:val="22"/>
+        </w:rPr>
+        <w:t>Par principe le salarie absent n'acquiert pas de droit. Dans ce cas, la reduction de ses droits e conge ne peut etre plus que</w:t>
+      </w:r>
+    </w:p>
+    <w:p>
+      <w:r>
+        <w:rPr>
+          <w:b w:val="0"/>
+          <w:color w:val="000000"/>
+          <w:sz w:val="22"/>
+        </w:rPr>
+        <w:t>proportionnelle e la duree de cette absence (C. trav. L3141-6). N'anmoins, sont prises en compte dans le calcul des</w:t>
+      </w:r>
+    </w:p>
+    <w:p>
+      <w:r>
+        <w:rPr>
+          <w:b w:val="0"/>
+          <w:color w:val="000000"/>
+          <w:sz w:val="22"/>
+        </w:rPr>
+        <w:t>droits certaines absences (c'est-e-dire assimilees e du travail effectif), comme les periodes de conges payes, les</w:t>
+      </w:r>
+    </w:p>
+    <w:p>
+      <w:r>
+        <w:rPr>
+          <w:b w:val="0"/>
+          <w:color w:val="000000"/>
+          <w:sz w:val="22"/>
+        </w:rPr>
+        <w:t>contreparties obligatoires en repos, les periodes de conges de maternite et d'adoption, les periodes d'arret de travail</w:t>
+      </w:r>
+    </w:p>
+    <w:p>
+      <w:r>
+        <w:rPr>
+          <w:b w:val="0"/>
+          <w:color w:val="000000"/>
+          <w:sz w:val="22"/>
+        </w:rPr>
+        <w:t>pour maladie professionnelle ou accident du travail (dans la limite d'une duree ininterrompue d'un an), la journee</w:t>
+      </w:r>
+    </w:p>
+    <w:p>
+      <w:r>
+        <w:rPr>
+          <w:b w:val="0"/>
+          <w:color w:val="000000"/>
+          <w:sz w:val="22"/>
+        </w:rPr>
+        <w:t>d'appel de preparation e la d'fense, les periodes de conge de formation, les periodes assimilees conventionnellement</w:t>
+      </w:r>
+    </w:p>
+    <w:p>
+      <w:r>
+        <w:rPr>
+          <w:b w:val="0"/>
+          <w:color w:val="000000"/>
+          <w:sz w:val="22"/>
+        </w:rPr>
+        <w:t>e ces situations (art. L3141-5 du Code du travail) ou encore les periodes de suspension du contrat de travail en raison</w:t>
+      </w:r>
+    </w:p>
+    <w:p>
+      <w:r>
+        <w:rPr>
+          <w:b w:val="0"/>
+          <w:color w:val="000000"/>
+          <w:sz w:val="22"/>
+        </w:rPr>
+        <w:t>d'une maladie ou d'un accident non professionnels (Loi du 22 avril 2024). Dans ce dernier cas, la duree du conge auquel</w:t>
+      </w:r>
+    </w:p>
+    <w:p>
+      <w:r>
+        <w:rPr>
+          <w:b w:val="0"/>
+          <w:color w:val="000000"/>
+          <w:sz w:val="22"/>
+        </w:rPr>
+        <w:t>le salarie a droit est de deux jours ouvrables par mois dans la limite, e ce titre, de vingt-quatre jours ouvrables par periode</w:t>
+      </w:r>
+    </w:p>
+    <w:p>
+      <w:r>
+        <w:rPr>
+          <w:b w:val="0"/>
+          <w:color w:val="000000"/>
+          <w:sz w:val="22"/>
+        </w:rPr>
+        <w:t>de reference. e noter que l'employeur doit informer le salarie, dans le mois de sa reprise, des conges payes acquis.</w:t>
+      </w:r>
+    </w:p>
+    <w:p>
+      <w:r>
+        <w:rPr>
+          <w:b w:val="0"/>
+          <w:color w:val="000000"/>
+          <w:sz w:val="22"/>
+        </w:rPr>
+        <w:t>D'autres absences ne sont pas prises en compte (les jours de greve par exemple).</w:t>
+      </w:r>
+    </w:p>
+    <w:p>
+      <w:r>
+        <w:rPr>
+          <w:b w:val="0"/>
+          <w:color w:val="000000"/>
+          <w:sz w:val="22"/>
+        </w:rPr>
+        <w:t>D's lors le d'compte en jours ouvrables des conges s'effectue suivant la regle la plus favorable au salarie (art.3141-4),</w:t>
+      </w:r>
+    </w:p>
+    <w:p>
+      <w:r>
+        <w:rPr>
+          <w:b w:val="0"/>
+          <w:color w:val="000000"/>
+          <w:sz w:val="22"/>
+        </w:rPr>
         <w:t>soit :</w:t>
       </w:r>
     </w:p>
@@ -174,7 +324,12 @@
         <w:pStyle w:val="ListBullet"/>
       </w:pPr>
       <w:r>
-        <w:t>d�compte par mois de travail effectif : 2 jours 1/2 de cong�s ; -</w:t>
+        <w:rPr>
+          <w:b w:val="0"/>
+          <w:color w:val="000000"/>
+          <w:sz w:val="22"/>
+        </w:rPr>
+        <w:t>d'compte par mois de travail effectif : 2 jours 1/2 de conges ;</w:t>
       </w:r>
     </w:p>
     <w:p>
@@ -182,7 +337,12 @@
         <w:pStyle w:val="ListBullet"/>
       </w:pPr>
       <w:r>
-        <w:t>d�compte en semaines : 4 semaines de travail ouvrent droit � 2 jours 1/2 de cong�s ; -</w:t>
+        <w:rPr>
+          <w:b w:val="0"/>
+          <w:color w:val="000000"/>
+          <w:sz w:val="22"/>
+        </w:rPr>
+        <w:t>d'compte en semaines : 4 semaines de travail ouvrent droit e 2 jours 1/2 de conges ;</w:t>
       </w:r>
     </w:p>
     <w:p>
@@ -190,11 +350,21 @@
         <w:pStyle w:val="ListBullet"/>
       </w:pPr>
       <w:r>
-        <w:t>d�compte en jours : octroi de 2 jours 1/2 de cong�s pour une p�riode de 24 jours de travail (horaire sur 6 jours) ou 22 -</w:t>
-      </w:r>
-    </w:p>
-    <w:p>
-      <w:r>
+        <w:rPr>
+          <w:b w:val="0"/>
+          <w:color w:val="000000"/>
+          <w:sz w:val="22"/>
+        </w:rPr>
+        <w:t>d'compte en jours : octroi de 2 jours 1/2 de conges pour une periode de 24 jours de travail (horaire sur 6 jours) ou 22</w:t>
+      </w:r>
+    </w:p>
+    <w:p>
+      <w:r>
+        <w:rPr>
+          <w:b w:val="0"/>
+          <w:color w:val="000000"/>
+          <w:sz w:val="22"/>
+        </w:rPr>
         <w:t>jours (horaire sur 5 jours 1/2) ou 20 jours (horaire sur 5 jours).</w:t>
       </w:r>
     </w:p>
@@ -203,97 +373,192 @@
         <w:pStyle w:val="Heading2"/>
       </w:pPr>
       <w:r>
-        <w:t>LA PRISE DES CONG�S PAY�S B �</w:t>
-      </w:r>
-    </w:p>
-    <w:p>
-      <w:r>
-        <w:t>Tout salari� peut pr�tendre � la prise de ses cong�s pay�s acquis, sans p�riode minimum d�anciennet� requise d�s</w:t>
-      </w:r>
-    </w:p>
-    <w:p>
-      <w:r>
-        <w:t>l�ouverture des droits.</w:t>
-      </w:r>
-    </w:p>
-    <w:p>
-      <w:r>
-        <w:t>En l�absence de dispositions conventionnelles ou d�usage, l�ordre des d�parts en cong� est fix� par l�employeur apr�s</w:t>
-      </w:r>
-    </w:p>
-    <w:p>
-      <w:r>
-        <w:t>avis du comit� social et �conomique (C. trav. L3141-16). Il doit �tre communiqu� par l�employeur au personnel deux</w:t>
-      </w:r>
-    </w:p>
-    <w:p>
-      <w:r>
-        <w:t>mois avant l�ouverture de cette p�riode (C. trav. D3141-5) et l�ordre des d�parts est communiqu� � chaque salari� 1 mois</w:t>
-      </w:r>
-    </w:p>
-    <w:p>
-      <w:r>
-        <w:t>avant son d�part et affich� dans l�entreprise. Une fois pos�e, la date s�impose et ne peut �tre modifi�e unilat�ralement ni</w:t>
-      </w:r>
-    </w:p>
-    <w:p>
-      <w:r>
-        <w:t>par l�employeur ni par le salari� sauf circonstances exceptionnelles. L�employeur peut �tre amen� � justifier qu�il a</w:t>
-      </w:r>
-    </w:p>
-    <w:p>
-      <w:r>
-        <w:t>d�ment accompli ces obligations si le salari� estime qu�il n�a pu prendre ses cong�s pay�s du fait de l�employeur (Cass.</w:t>
-      </w:r>
-    </w:p>
-    <w:p>
-      <w:r>
+        <w:rPr>
+          <w:b/>
+          <w:color w:val="2F5496"/>
+          <w:sz w:val="24"/>
+        </w:rPr>
+        <w:t>LA PRISE DES CONGeS PAYeS B e</w:t>
+      </w:r>
+    </w:p>
+    <w:p>
+      <w:r>
+        <w:rPr>
+          <w:b w:val="0"/>
+          <w:color w:val="000000"/>
+          <w:sz w:val="22"/>
+        </w:rPr>
+        <w:t>Tout salarie peut pretendre e la prise de ses conges payes acquis, sans periode minimum d'anciennete requise d's</w:t>
+      </w:r>
+    </w:p>
+    <w:p>
+      <w:r>
+        <w:rPr>
+          <w:b w:val="0"/>
+          <w:color w:val="000000"/>
+          <w:sz w:val="22"/>
+        </w:rPr>
+        <w:t>l'ouverture des droits.</w:t>
+      </w:r>
+    </w:p>
+    <w:p>
+      <w:r>
+        <w:rPr>
+          <w:b w:val="0"/>
+          <w:color w:val="000000"/>
+          <w:sz w:val="22"/>
+        </w:rPr>
+        <w:t>En l'absence de dispositions conventionnelles ou d'usage, l'ordre des d'parts en conge est fixe par l'employeur apres</w:t>
+      </w:r>
+    </w:p>
+    <w:p>
+      <w:r>
+        <w:rPr>
+          <w:b w:val="0"/>
+          <w:color w:val="000000"/>
+          <w:sz w:val="22"/>
+        </w:rPr>
+        <w:t>avis du comite social et economique (C. trav. L3141-16). Il doit etre communique par l'employeur au personnel deux</w:t>
+      </w:r>
+    </w:p>
+    <w:p>
+      <w:r>
+        <w:rPr>
+          <w:b w:val="0"/>
+          <w:color w:val="000000"/>
+          <w:sz w:val="22"/>
+        </w:rPr>
+        <w:t>mois avant l'ouverture de cette periode (C. trav. D3141-5) et l'ordre des d'parts est communique e chaque salarie 1 mois</w:t>
+      </w:r>
+    </w:p>
+    <w:p>
+      <w:r>
+        <w:rPr>
+          <w:b w:val="0"/>
+          <w:color w:val="000000"/>
+          <w:sz w:val="22"/>
+        </w:rPr>
+        <w:t>avant son d'part et affiche dans l'entreprise. Une fois posee, la date s'impose et ne peut etre modifiee unilateralement ni</w:t>
+      </w:r>
+    </w:p>
+    <w:p>
+      <w:r>
+        <w:rPr>
+          <w:b w:val="0"/>
+          <w:color w:val="000000"/>
+          <w:sz w:val="22"/>
+        </w:rPr>
+        <w:t>par l'employeur ni par le salarie sauf circonstances exceptionnelles. L'employeur peut etre amene e justifier qu'il a</w:t>
+      </w:r>
+    </w:p>
+    <w:p>
+      <w:r>
+        <w:rPr>
+          <w:b w:val="0"/>
+          <w:color w:val="000000"/>
+          <w:sz w:val="22"/>
+        </w:rPr>
+        <w:t>d'ment accompli ces obligations si le salarie estime qu'il n'a pu prendre ses conges payes du fait de l'employeur (Cass.</w:t>
+      </w:r>
+    </w:p>
+    <w:p>
+      <w:r>
+        <w:rPr>
+          <w:b w:val="0"/>
+          <w:color w:val="000000"/>
+          <w:sz w:val="22"/>
+        </w:rPr>
         <w:t>soc. 13 juin 2012).</w:t>
       </w:r>
     </w:p>
     <w:p>
       <w:r>
-        <w:t>L�employeur doit prendre en compte la situation de famille des salari�s. Ainsi les conjoints et les personnes li�es par un</w:t>
-      </w:r>
-    </w:p>
-    <w:p>
-      <w:r>
-        <w:t>pacte civil de solidarit� (PACS) qui travaillent dans la m�me entreprise ont droit � un cong� simultan�.</w:t>
-      </w:r>
-    </w:p>
-    <w:p>
-      <w:r>
-        <w:t>� d�faut de directive de l�employeur, le salari� n�est pas admis � se substituer � celui-ci et ne peut unilat�ralement</w:t>
-      </w:r>
-    </w:p>
-    <w:p>
-      <w:r>
-        <w:t>disposer des dates de cong�s le concernant. Un tel comportement peut �tre qualifi� de fautif justifiant un licenciement.</w:t>
-      </w:r>
-    </w:p>
-    <w:p>
-      <w:r>
-        <w:t>N�anmoins la faute grave ne peut �tre retenu d�s lors que les fautes sont partag�es.</w:t>
-      </w:r>
-    </w:p>
-    <w:p>
-      <w:r>
-        <w:t>Enfin, les cong�s non pris du fait du salari� doivent �tres consid�r�s comme perdus sauf am�nagement</w:t>
-      </w:r>
-    </w:p>
-    <w:p>
-      <w:r>
-        <w:t>conventionnel ou contractuels contraires ou encore pour alimenter un compte �pargne temps. A contrario les</w:t>
-      </w:r>
-    </w:p>
-    <w:p>
-      <w:r>
-        <w:t>cong�s non pris du fait de l�employeur doivent �tres indemnis�s.</w:t>
-      </w:r>
-    </w:p>
-    <w:p>
-      <w:r>
-        <w:t>Pour les effets de la maladie sur les cong�s pay�s, voir la Fiche 11.</w:t>
+        <w:rPr>
+          <w:b w:val="0"/>
+          <w:color w:val="000000"/>
+          <w:sz w:val="22"/>
+        </w:rPr>
+        <w:t>L'employeur doit prendre en compte la situation de famille des salaries. Ainsi les conjoints et les personnes liees par un</w:t>
+      </w:r>
+    </w:p>
+    <w:p>
+      <w:r>
+        <w:rPr>
+          <w:b w:val="0"/>
+          <w:color w:val="000000"/>
+          <w:sz w:val="22"/>
+        </w:rPr>
+        <w:t>pacte civil de solidarite (PACS) qui travaillent dans la m'me entreprise ont droit e un conge simultane.</w:t>
+      </w:r>
+    </w:p>
+    <w:p>
+      <w:r>
+        <w:rPr>
+          <w:b w:val="0"/>
+          <w:color w:val="000000"/>
+          <w:sz w:val="22"/>
+        </w:rPr>
+        <w:t>e d'faut de directive de l'employeur, le salarie n'est pas admis e se substituer e celui-ci et ne peut unilateralement</w:t>
+      </w:r>
+    </w:p>
+    <w:p>
+      <w:r>
+        <w:rPr>
+          <w:b w:val="0"/>
+          <w:color w:val="000000"/>
+          <w:sz w:val="22"/>
+        </w:rPr>
+        <w:t>disposer des dates de conges le concernant. Un tel comportement peut etre qualifie de fautif justifiant un licenciement.</w:t>
+      </w:r>
+    </w:p>
+    <w:p>
+      <w:r>
+        <w:rPr>
+          <w:b w:val="0"/>
+          <w:color w:val="000000"/>
+          <w:sz w:val="22"/>
+        </w:rPr>
+        <w:t>N'anmoins la faute grave ne peut etre retenu d's lors que les fautes sont partagees.</w:t>
+      </w:r>
+    </w:p>
+    <w:p>
+      <w:r>
+        <w:rPr>
+          <w:b w:val="0"/>
+          <w:color w:val="000000"/>
+          <w:sz w:val="22"/>
+        </w:rPr>
+        <w:t>Enfin, les conges non pris du fait du salarie doivent etres consideres comme perdus sauf amenagement</w:t>
+      </w:r>
+    </w:p>
+    <w:p>
+      <w:r>
+        <w:rPr>
+          <w:b w:val="0"/>
+          <w:color w:val="000000"/>
+          <w:sz w:val="22"/>
+        </w:rPr>
+        <w:t>conventionnel ou contractuels contraires ou encore pour alimenter un compte epargne temps. A contrario les</w:t>
+      </w:r>
+    </w:p>
+    <w:p>
+      <w:r>
+        <w:rPr>
+          <w:b w:val="0"/>
+          <w:color w:val="000000"/>
+          <w:sz w:val="22"/>
+        </w:rPr>
+        <w:t>conges non pris du fait de l'employeur doivent etres indemnises.</w:t>
+      </w:r>
+    </w:p>
+    <w:p>
+      <w:r>
+        <w:rPr>
+          <w:b w:val="0"/>
+          <w:color w:val="000000"/>
+          <w:sz w:val="22"/>
+        </w:rPr>
+        <w:t>Pour les effets de la maladie sur les conges payes, voir la Fiche 11.</w:t>
       </w:r>
     </w:p>
     <w:p>
@@ -301,7 +566,12 @@
         <w:pStyle w:val="Heading2"/>
       </w:pPr>
       <w:r>
-        <w:t>LE FRACTIONNEMENT DES CONG�S PAY�S C �</w:t>
+        <w:rPr>
+          <w:b/>
+          <w:color w:val="2F5496"/>
+          <w:sz w:val="24"/>
+        </w:rPr>
+        <w:t>LE FRACTIONNEMENT DES CONGeS PAYeS C e</w:t>
       </w:r>
     </w:p>
     <w:p>
@@ -309,111 +579,221 @@
         <w:pStyle w:val="Heading2"/>
       </w:pPr>
       <w:r>
-        <w:t>LA R�PARTITION DES CONG�S</w:t>
-      </w:r>
-    </w:p>
-    <w:p>
-      <w:r>
+        <w:rPr>
+          <w:b/>
+          <w:color w:val="2F5496"/>
+          <w:sz w:val="24"/>
+        </w:rPr>
+        <w:t>LA RePARTITION DES CONGeS</w:t>
+      </w:r>
+    </w:p>
+    <w:p>
+      <w:r>
+        <w:rPr>
+          <w:b w:val="0"/>
+          <w:color w:val="000000"/>
+          <w:sz w:val="22"/>
+        </w:rPr>
         <w:t>?</w:t>
       </w:r>
     </w:p>
     <w:p>
       <w:r>
-        <w:t>Elle doit respecter les r�gles suivantes :</w:t>
-      </w:r>
-    </w:p>
-    <w:p>
-      <w:r>
-        <w:t>Un maximum de 24 jours ouvrables peut �tre pris d�affil�e (la 5</w:t>
-      </w:r>
-    </w:p>
-    <w:p>
-      <w:r>
+        <w:rPr>
+          <w:b w:val="0"/>
+          <w:color w:val="000000"/>
+          <w:sz w:val="22"/>
+        </w:rPr>
+        <w:t>Elle doit respecter les regles suivantes :</w:t>
+      </w:r>
+    </w:p>
+    <w:p>
+      <w:r>
+        <w:rPr>
+          <w:b w:val="0"/>
+          <w:color w:val="000000"/>
+          <w:sz w:val="22"/>
+        </w:rPr>
+        <w:t>Un maximum de 24 jours ouvrables peut etre pris d'affilee (la 5</w:t>
+      </w:r>
+    </w:p>
+    <w:p>
+      <w:r>
+        <w:rPr>
+          <w:b w:val="0"/>
+          <w:color w:val="000000"/>
+          <w:sz w:val="22"/>
+        </w:rPr>
         <w:t>e</w:t>
       </w:r>
     </w:p>
     <w:p>
       <w:r>
-        <w:t>semaine doit �tre donn�e � part, sauf dans certaines �</w:t>
-      </w:r>
-    </w:p>
-    <w:p>
-      <w:r>
-        <w:t>hypoth�ses, par exemple pour les salari�s justifiant de contraintes g�ographiques particuli�res).</w:t>
-      </w:r>
-    </w:p>
-    <w:p>
-      <w:r>
-        <w:t>Un cong� de 12 jours ouvrables doit �tre pris en continu dans la p�riode du 1</w:t>
-      </w:r>
-    </w:p>
-    <w:p>
-      <w:r>
+        <w:rPr>
+          <w:b w:val="0"/>
+          <w:color w:val="000000"/>
+          <w:sz w:val="22"/>
+        </w:rPr>
+        <w:t>semaine doit etre donnee e part, sauf dans certaines e</w:t>
+      </w:r>
+    </w:p>
+    <w:p>
+      <w:r>
+        <w:rPr>
+          <w:b w:val="0"/>
+          <w:color w:val="000000"/>
+          <w:sz w:val="22"/>
+        </w:rPr>
+        <w:t>hypotheses, par exemple pour les salaries justifiant de contraintes geographiques particulieres).</w:t>
+      </w:r>
+    </w:p>
+    <w:p>
+      <w:r>
+        <w:rPr>
+          <w:b w:val="0"/>
+          <w:color w:val="000000"/>
+          <w:sz w:val="22"/>
+        </w:rPr>
+        <w:t>Un conge de 12 jours ouvrables doit etre pris en continu dans la periode du 1</w:t>
+      </w:r>
+    </w:p>
+    <w:p>
+      <w:r>
+        <w:rPr>
+          <w:b w:val="0"/>
+          <w:color w:val="000000"/>
+          <w:sz w:val="22"/>
+        </w:rPr>
         <w:t>er</w:t>
       </w:r>
     </w:p>
     <w:p>
       <w:r>
-        <w:t>mai au 31 octobre. Un accord collectif �</w:t>
-      </w:r>
-    </w:p>
-    <w:p>
-      <w:r>
-        <w:t>peut pr�voir une p�riode diff�rente, mais qui en toute hypoth�se doit comprendre la p�riode ci-dessus.</w:t>
-      </w:r>
-    </w:p>
-    <w:p>
-      <w:r>
-        <w:t>Un cong� de plus de 12 jours ouvrables peut �tre fractionn� par l�employeur avec l�accord du salari� (sans son �</w:t>
-      </w:r>
-    </w:p>
-    <w:p>
-      <w:r>
-        <w:t>accord s�il s�agit d�une fermeture de l�entreprise). Dans ce cas, 12 jours de cong�s doivent �tre pris en continu entre</w:t>
-      </w:r>
-    </w:p>
-    <w:p>
-      <w:r>
+        <w:rPr>
+          <w:b w:val="0"/>
+          <w:color w:val="000000"/>
+          <w:sz w:val="22"/>
+        </w:rPr>
+        <w:t>mai au 31 octobre. Un accord collectif e</w:t>
+      </w:r>
+    </w:p>
+    <w:p>
+      <w:r>
+        <w:rPr>
+          <w:b w:val="0"/>
+          <w:color w:val="000000"/>
+          <w:sz w:val="22"/>
+        </w:rPr>
+        <w:t>peut prevoir une periode differente, mais qui en toute hypothese doit comprendre la periode ci-dessus.</w:t>
+      </w:r>
+    </w:p>
+    <w:p>
+      <w:r>
+        <w:rPr>
+          <w:b w:val="0"/>
+          <w:color w:val="000000"/>
+          <w:sz w:val="22"/>
+        </w:rPr>
+        <w:t>Un conge de plus de 12 jours ouvrables peut etre fractionne par l'employeur avec l'accord du salarie (sans son e</w:t>
+      </w:r>
+    </w:p>
+    <w:p>
+      <w:r>
+        <w:rPr>
+          <w:b w:val="0"/>
+          <w:color w:val="000000"/>
+          <w:sz w:val="22"/>
+        </w:rPr>
+        <w:t>accord s'il s'agit d'une fermeture de l'entreprise). Dans ce cas, 12 jours de conges doivent etre pris en continu entre</w:t>
+      </w:r>
+    </w:p>
+    <w:p>
+      <w:r>
+        <w:rPr>
+          <w:b w:val="0"/>
+          <w:color w:val="000000"/>
+          <w:sz w:val="22"/>
+        </w:rPr>
         <w:t>deux repos hebdomadaires entre le 1</w:t>
       </w:r>
     </w:p>
     <w:p>
       <w:r>
+        <w:rPr>
+          <w:b w:val="0"/>
+          <w:color w:val="000000"/>
+          <w:sz w:val="22"/>
+        </w:rPr>
         <w:t>er</w:t>
       </w:r>
     </w:p>
     <w:p>
       <w:r>
+        <w:rPr>
+          <w:b w:val="0"/>
+          <w:color w:val="000000"/>
+          <w:sz w:val="22"/>
+        </w:rPr>
         <w:t>mai et le 31 octobre, sauf accord collectif permettant la prise de tout ou partie</w:t>
       </w:r>
     </w:p>
     <w:p>
       <w:r>
-        <w:t>de ces 12 jours en dehors de cette p�riode.</w:t>
-      </w:r>
-    </w:p>
-    <w:p>
-      <w:r>
-        <w:t>En cas de maladie du salari� ayant rendu impossible la prise de ses cong�s pay�s. �</w:t>
-      </w:r>
-    </w:p>
-    <w:p>
-      <w:r>
+        <w:rPr>
+          <w:b w:val="0"/>
+          <w:color w:val="000000"/>
+          <w:sz w:val="22"/>
+        </w:rPr>
+        <w:t>de ces 12 jours en dehors de cette periode.</w:t>
+      </w:r>
+    </w:p>
+    <w:p>
+      <w:r>
+        <w:rPr>
+          <w:b w:val="0"/>
+          <w:color w:val="000000"/>
+          <w:sz w:val="22"/>
+        </w:rPr>
+        <w:t>En cas de maladie du salarie ayant rendu impossible la prise de ses conges payes. e</w:t>
+      </w:r>
+    </w:p>
+    <w:p>
+      <w:r>
+        <w:rPr>
+          <w:b w:val="0"/>
+          <w:color w:val="000000"/>
+          <w:sz w:val="22"/>
+        </w:rPr>
         <w:t>42</w:t>
       </w:r>
     </w:p>
     <w:p>
       <w:r>
-        <w:t>�ditions Corroy � 4 rue de Villars, 42000 Saint-�tienne � 04 77 79 92 46 � infos@editions-corroy.fr</w:t>
-      </w:r>
-    </w:p>
-    <w:p>
-      <w:r>
-        <w:t>COLLECTION DCG UE 3 � Droit social - Fiches de cours</w:t>
-      </w:r>
-    </w:p>
-    <w:p>
-      <w:r>
+        <w:rPr>
+          <w:b w:val="0"/>
+          <w:color w:val="000000"/>
+          <w:sz w:val="22"/>
+        </w:rPr>
+        <w:t>editions Corroy e 4 rue de Villars, 42000 Saint-etienne e 04 77 79 92 46 e infos@editions-corroy.fr</w:t>
+      </w:r>
+    </w:p>
+    <w:p>
+      <w:r>
+        <w:rPr>
+          <w:b w:val="0"/>
+          <w:color w:val="000000"/>
+          <w:sz w:val="22"/>
+        </w:rPr>
+        <w:t>COLLECTION DCG UE 3 e Droit social - Fiches de cours</w:t>
+      </w:r>
+    </w:p>
+    <w:p>
+      <w:r>
+        <w:rPr>
+          <w:b w:val="0"/>
+          <w:color w:val="000000"/>
+          <w:sz w:val="22"/>
+        </w:rPr>
         <w:t>DCGUE3F.qxp_DCGUE3F 24/07/2025 10:26 Page 42</w:t>
       </w:r>
     </w:p>
@@ -422,51 +802,101 @@
         <w:pStyle w:val="Heading2"/>
       </w:pPr>
       <w:r>
+        <w:rPr>
+          <w:b/>
+          <w:color w:val="2F5496"/>
+          <w:sz w:val="24"/>
+        </w:rPr>
         <w:t>LE FRACTIONNEMENT</w:t>
       </w:r>
     </w:p>
     <w:p>
       <w:r>
+        <w:rPr>
+          <w:b w:val="0"/>
+          <w:color w:val="000000"/>
+          <w:sz w:val="22"/>
+        </w:rPr>
         <w:t>?</w:t>
       </w:r>
     </w:p>
     <w:p>
       <w:r>
-        <w:t>Le fractionnement consiste � prendre une partie de ses cong�s (au-del� des 12 jours imp�ratifs) en dehors de la p�riode</w:t>
-      </w:r>
-    </w:p>
-    <w:p>
-      <w:r>
+        <w:rPr>
+          <w:b w:val="0"/>
+          <w:color w:val="000000"/>
+          <w:sz w:val="22"/>
+        </w:rPr>
+        <w:t>Le fractionnement consiste e prendre une partie de ses conges (au-dele des 12 jours imperatifs) en dehors de la periode</w:t>
+      </w:r>
+    </w:p>
+    <w:p>
+      <w:r>
+        <w:rPr>
+          <w:b w:val="0"/>
+          <w:color w:val="000000"/>
+          <w:sz w:val="22"/>
+        </w:rPr>
         <w:t>du 1</w:t>
       </w:r>
     </w:p>
     <w:p>
       <w:r>
+        <w:rPr>
+          <w:b w:val="0"/>
+          <w:color w:val="000000"/>
+          <w:sz w:val="22"/>
+        </w:rPr>
         <w:t>er</w:t>
       </w:r>
     </w:p>
     <w:p>
       <w:r>
-        <w:t>mai au 31 octobre. Il ouvre droit � des jours de cong�s suppl�mentaires.</w:t>
-      </w:r>
-    </w:p>
-    <w:p>
-      <w:r>
-        <w:t>Un accord collectif (�tablissement, entreprise, branche) peut fixer les modalit�s de fractionnement, � d�faut lorsqu�une</w:t>
-      </w:r>
-    </w:p>
-    <w:p>
-      <w:r>
-        <w:t>partie du cong� (12 jours sur 24) est prise en dehors de la p�riode du 1</w:t>
-      </w:r>
-    </w:p>
-    <w:p>
-      <w:r>
+        <w:rPr>
+          <w:b w:val="0"/>
+          <w:color w:val="000000"/>
+          <w:sz w:val="22"/>
+        </w:rPr>
+        <w:t>mai au 31 octobre. Il ouvre droit e des jours de conges supplementaires.</w:t>
+      </w:r>
+    </w:p>
+    <w:p>
+      <w:r>
+        <w:rPr>
+          <w:b w:val="0"/>
+          <w:color w:val="000000"/>
+          <w:sz w:val="22"/>
+        </w:rPr>
+        <w:t>Un accord collectif (etablissement, entreprise, branche) peut fixer les modalites de fractionnement, e d'faut lorsqu'une</w:t>
+      </w:r>
+    </w:p>
+    <w:p>
+      <w:r>
+        <w:rPr>
+          <w:b w:val="0"/>
+          <w:color w:val="000000"/>
+          <w:sz w:val="22"/>
+        </w:rPr>
+        <w:t>partie du conge (12 jours sur 24) est prise en dehors de la periode du 1</w:t>
+      </w:r>
+    </w:p>
+    <w:p>
+      <w:r>
+        <w:rPr>
+          <w:b w:val="0"/>
+          <w:color w:val="000000"/>
+          <w:sz w:val="22"/>
+        </w:rPr>
         <w:t>er</w:t>
       </w:r>
     </w:p>
     <w:p>
       <w:r>
+        <w:rPr>
+          <w:b w:val="0"/>
+          <w:color w:val="000000"/>
+          <w:sz w:val="22"/>
+        </w:rPr>
         <w:t>mai-31 octobre de nouveaux droits sont ouverts :</w:t>
       </w:r>
     </w:p>
@@ -475,12 +905,22 @@
         <w:pStyle w:val="ListBullet"/>
       </w:pPr>
       <w:r>
-        <w:t>si le salari� prend, en dehors de cette p�riode, entre 3 et 5 jours de cong�s, il lui est d� un jour ouvrable -</w:t>
-      </w:r>
-    </w:p>
-    <w:p>
-      <w:r>
-        <w:t>suppl�mentaire ;</w:t>
+        <w:rPr>
+          <w:b w:val="0"/>
+          <w:color w:val="000000"/>
+          <w:sz w:val="22"/>
+        </w:rPr>
+        <w:t>si le salarie prend, en dehors de cette periode, entre 3 et 5 jours de conges, il lui est d' un jour ouvrable</w:t>
+      </w:r>
+    </w:p>
+    <w:p>
+      <w:r>
+        <w:rPr>
+          <w:b w:val="0"/>
+          <w:color w:val="000000"/>
+          <w:sz w:val="22"/>
+        </w:rPr>
+        <w:t>supplementaire ;</w:t>
       </w:r>
     </w:p>
     <w:p>
@@ -488,81 +928,161 @@
         <w:pStyle w:val="ListBullet"/>
       </w:pPr>
       <w:r>
-        <w:t>s�il prend 6 jours et plus, il lui est d� 2 jours ouvrables suppl�mentaires. -</w:t>
-      </w:r>
-    </w:p>
-    <w:p>
-      <w:r>
-        <w:t>Employeurs et salari�s peuvent toutefois d�roger � cette r�gle � soit apr�s accord individuel du salari�, soit par</w:t>
-      </w:r>
-    </w:p>
-    <w:p>
-      <w:r>
-        <w:t>convention collective ou accord collectif d�entreprise �. L�employeur peut alors autoriser le fractionnement des cong�s</w:t>
-      </w:r>
-    </w:p>
-    <w:p>
-      <w:r>
-        <w:t>en le subordonnant � une renonciation du cong� suppl�mentaire. Il n�y a pas de jour suppl�mentaire d� pour</w:t>
-      </w:r>
-    </w:p>
-    <w:p>
-      <w:r>
+        <w:rPr>
+          <w:b w:val="0"/>
+          <w:color w:val="000000"/>
+          <w:sz w:val="22"/>
+        </w:rPr>
+        <w:t>s'il prend 6 jours et plus, il lui est d' 2 jours ouvrables supplementaires.</w:t>
+      </w:r>
+    </w:p>
+    <w:p>
+      <w:r>
+        <w:rPr>
+          <w:b w:val="0"/>
+          <w:color w:val="000000"/>
+          <w:sz w:val="22"/>
+        </w:rPr>
+        <w:t>Employeurs et salaries peuvent toutefois d'roger e cette regle e soit apres accord individuel du salarie, soit par</w:t>
+      </w:r>
+    </w:p>
+    <w:p>
+      <w:r>
+        <w:rPr>
+          <w:b w:val="0"/>
+          <w:color w:val="000000"/>
+          <w:sz w:val="22"/>
+        </w:rPr>
+        <w:t>convention collective ou accord collectif d'entreprise e. L'employeur peut alors autoriser le fractionnement des conges</w:t>
+      </w:r>
+    </w:p>
+    <w:p>
+      <w:r>
+        <w:rPr>
+          <w:b w:val="0"/>
+          <w:color w:val="000000"/>
+          <w:sz w:val="22"/>
+        </w:rPr>
+        <w:t>en le subordonnant e une renonciation du conge supplementaire. Il n'y a pas de jour supplementaire d' pour</w:t>
+      </w:r>
+    </w:p>
+    <w:p>
+      <w:r>
+        <w:rPr>
+          <w:b w:val="0"/>
+          <w:color w:val="000000"/>
+          <w:sz w:val="22"/>
+        </w:rPr>
         <w:t>fractionnement de la 5</w:t>
       </w:r>
     </w:p>
     <w:p>
       <w:r>
+        <w:rPr>
+          <w:b w:val="0"/>
+          <w:color w:val="000000"/>
+          <w:sz w:val="22"/>
+        </w:rPr>
         <w:t>e</w:t>
       </w:r>
     </w:p>
     <w:p>
       <w:r>
-        <w:t>semaine, ni m�me, bien s�r, lorsque les cong�s sont pris en dehors de la p�riode le justifiant</w:t>
-      </w:r>
-    </w:p>
-    <w:p>
-      <w:r>
-        <w:t>(Cass. Soc 11 juillet 2007). Le droit � cong� suppl�mentaire est de droit, c�est-�-dire qu�il na�t du seul fractionnement du</w:t>
-      </w:r>
-    </w:p>
-    <w:p>
-      <w:r>
-        <w:t>cong� principal.</w:t>
-      </w:r>
-    </w:p>
-    <w:p>
-      <w:r>
-        <w:t>Par cons�quent son renoncement ne peut �tre tacite, il doit r�sulter d�une manifestation explicite du salari� de renoncer</w:t>
-      </w:r>
-    </w:p>
-    <w:p>
-      <w:r>
-        <w:t>� son droit. De fait l�information de l�employeur tendant � consid�rer que tout cong� pris en dehors de la p�riode</w:t>
-      </w:r>
-    </w:p>
-    <w:p>
-      <w:r>
-        <w:t>emporte renonciation au b�n�fice des jours suppl�mentaires de fractionnement n�a pas de valeur au regard des droits</w:t>
-      </w:r>
-    </w:p>
-    <w:p>
-      <w:r>
-        <w:t>ouverts. N�anmoins, lorsque le salari� a demand� le fractionnement de ses cong�s, un accord d�entreprise peut justifier</w:t>
-      </w:r>
-    </w:p>
-    <w:p>
-      <w:r>
-        <w:t>que l�employeur lui demande de renoncer automatiquement aux jours de cong�s suppl�mentaires (Cass. soc. 23</w:t>
-      </w:r>
-    </w:p>
-    <w:p>
-      <w:r>
-        <w:t>novembre 2012). Le renoncement automatique ne peut cependant r�sulter d�une stipulation du contrat de travail</w:t>
-      </w:r>
-    </w:p>
-    <w:p>
-      <w:r>
+        <w:rPr>
+          <w:b w:val="0"/>
+          <w:color w:val="000000"/>
+          <w:sz w:val="22"/>
+        </w:rPr>
+        <w:t>semaine, ni m'me, bien s'r, lorsque les conges sont pris en dehors de la periode le justifiant</w:t>
+      </w:r>
+    </w:p>
+    <w:p>
+      <w:r>
+        <w:rPr>
+          <w:b w:val="0"/>
+          <w:color w:val="000000"/>
+          <w:sz w:val="22"/>
+        </w:rPr>
+        <w:t>(Cass. Soc 11 juillet 2007). Le droit e conge supplementaire est de droit, c'est-e-dire qu'il naet du seul fractionnement du</w:t>
+      </w:r>
+    </w:p>
+    <w:p>
+      <w:r>
+        <w:rPr>
+          <w:b w:val="0"/>
+          <w:color w:val="000000"/>
+          <w:sz w:val="22"/>
+        </w:rPr>
+        <w:t>conge principal.</w:t>
+      </w:r>
+    </w:p>
+    <w:p>
+      <w:r>
+        <w:rPr>
+          <w:b w:val="0"/>
+          <w:color w:val="000000"/>
+          <w:sz w:val="22"/>
+        </w:rPr>
+        <w:t>Par consequent son renoncement ne peut etre tacite, il doit resulter d'une manifestation explicite du salarie de renoncer</w:t>
+      </w:r>
+    </w:p>
+    <w:p>
+      <w:r>
+        <w:rPr>
+          <w:b w:val="0"/>
+          <w:color w:val="000000"/>
+          <w:sz w:val="22"/>
+        </w:rPr>
+        <w:t>e son droit. De fait l'information de l'employeur tendant e considerer que tout conge pris en dehors de la periode</w:t>
+      </w:r>
+    </w:p>
+    <w:p>
+      <w:r>
+        <w:rPr>
+          <w:b w:val="0"/>
+          <w:color w:val="000000"/>
+          <w:sz w:val="22"/>
+        </w:rPr>
+        <w:t>emporte renonciation au ben'fice des jours supplementaires de fractionnement n'a pas de valeur au regard des droits</w:t>
+      </w:r>
+    </w:p>
+    <w:p>
+      <w:r>
+        <w:rPr>
+          <w:b w:val="0"/>
+          <w:color w:val="000000"/>
+          <w:sz w:val="22"/>
+        </w:rPr>
+        <w:t>ouverts. N'anmoins, lorsque le salarie a demande le fractionnement de ses conges, un accord d'entreprise peut justifier</w:t>
+      </w:r>
+    </w:p>
+    <w:p>
+      <w:r>
+        <w:rPr>
+          <w:b w:val="0"/>
+          <w:color w:val="000000"/>
+          <w:sz w:val="22"/>
+        </w:rPr>
+        <w:t>que l'employeur lui demande de renoncer automatiquement aux jours de conges supplementaires (Cass. soc. 23</w:t>
+      </w:r>
+    </w:p>
+    <w:p>
+      <w:r>
+        <w:rPr>
+          <w:b w:val="0"/>
+          <w:color w:val="000000"/>
+          <w:sz w:val="22"/>
+        </w:rPr>
+        <w:t>novembre 2012). Le renoncement automatique ne peut cependant resulter d'une stipulation du contrat de travail</w:t>
+      </w:r>
+    </w:p>
+    <w:p>
+      <w:r>
+        <w:rPr>
+          <w:b w:val="0"/>
+          <w:color w:val="000000"/>
+          <w:sz w:val="22"/>
+        </w:rPr>
         <w:t>(Cass. soc. 5 mai 2021).</w:t>
       </w:r>
     </w:p>
@@ -571,7 +1091,12 @@
         <w:pStyle w:val="Heading2"/>
       </w:pPr>
       <w:r>
-        <w:t>REPORT DES CONG�S PAY�S D �</w:t>
+        <w:rPr>
+          <w:b/>
+          <w:color w:val="2F5496"/>
+          <w:sz w:val="24"/>
+        </w:rPr>
+        <w:t>REPORT DES CONGeS PAYeS D e</w:t>
       </w:r>
     </w:p>
     <w:p>
@@ -579,67 +1104,132 @@
         <w:pStyle w:val="Heading2"/>
       </w:pPr>
       <w:r>
-        <w:t>REPORT AU TITRE DE DISPOSITIONS L�GALES (NON EXHAUSTIF)</w:t>
-      </w:r>
-    </w:p>
-    <w:p>
-      <w:r>
+        <w:rPr>
+          <w:b/>
+          <w:color w:val="2F5496"/>
+          <w:sz w:val="24"/>
+        </w:rPr>
+        <w:t>REPORT AU TITRE DE DISPOSITIONS L'GALES (NON EXHAUSTIF)</w:t>
+      </w:r>
+    </w:p>
+    <w:p>
+      <w:r>
+        <w:rPr>
+          <w:b w:val="0"/>
+          <w:color w:val="000000"/>
+          <w:sz w:val="22"/>
+        </w:rPr>
         <w:t>?</w:t>
       </w:r>
     </w:p>
     <w:p>
       <w:r>
-        <w:t>Dans le cadre d�un cong� pour cr�ation d�entreprise, les cong�s pay�s acquis en plus de 24 jours ouvrables peuvent �tre</w:t>
-      </w:r>
-    </w:p>
-    <w:p>
-      <w:r>
-        <w:t>report�s dans des conditions fix�es par accord collectif.</w:t>
-      </w:r>
-    </w:p>
-    <w:p>
-      <w:r>
-        <w:t>� d�faut, ils peuvent �tre report�s � la demande du salari� sur six ann�es au maximum.</w:t>
-      </w:r>
-    </w:p>
-    <w:p>
-      <w:r>
-        <w:t>D�autre part, pour les salari�s dont le d�compte de la dur�e du travail est effectu� � l�ann�e en application d�une</w:t>
-      </w:r>
-    </w:p>
-    <w:p>
-      <w:r>
-        <w:t>disposition l�gale, il est possible, selon les modalit�s d�finies par accord collectif, de reporter les cong�s pay�s non pris.</w:t>
-      </w:r>
-    </w:p>
-    <w:p>
-      <w:r>
-        <w:t>Enfin, lorsqu�un salari� est dans l�impossibilit�, pour cause de maladie ou d�accident, de prendre au cours de la p�riode</w:t>
-      </w:r>
-    </w:p>
-    <w:p>
-      <w:r>
-        <w:t>de prise de cong�s tout ou une partie des cong�s qu�il a acquis, il b�n�ficie d�une p�riode de report de quinze mois afin de</w:t>
-      </w:r>
-    </w:p>
-    <w:p>
-      <w:r>
+        <w:rPr>
+          <w:b w:val="0"/>
+          <w:color w:val="000000"/>
+          <w:sz w:val="22"/>
+        </w:rPr>
+        <w:t>Dans le cadre d'un conge pour creation d'entreprise, les conges payes acquis en plus de 24 jours ouvrables peuvent etre</w:t>
+      </w:r>
+    </w:p>
+    <w:p>
+      <w:r>
+        <w:rPr>
+          <w:b w:val="0"/>
+          <w:color w:val="000000"/>
+          <w:sz w:val="22"/>
+        </w:rPr>
+        <w:t>reportes dans des conditions fixees par accord collectif.</w:t>
+      </w:r>
+    </w:p>
+    <w:p>
+      <w:r>
+        <w:rPr>
+          <w:b w:val="0"/>
+          <w:color w:val="000000"/>
+          <w:sz w:val="22"/>
+        </w:rPr>
+        <w:t>e d'faut, ils peuvent etre reportes e la demande du salarie sur six annees au maximum.</w:t>
+      </w:r>
+    </w:p>
+    <w:p>
+      <w:r>
+        <w:rPr>
+          <w:b w:val="0"/>
+          <w:color w:val="000000"/>
+          <w:sz w:val="22"/>
+        </w:rPr>
+        <w:t>D'autre part, pour les salaries dont le d'compte de la duree du travail est effectue e l'annee en application d'une</w:t>
+      </w:r>
+    </w:p>
+    <w:p>
+      <w:r>
+        <w:rPr>
+          <w:b w:val="0"/>
+          <w:color w:val="000000"/>
+          <w:sz w:val="22"/>
+        </w:rPr>
+        <w:t>disposition l'gale, il est possible, selon les modalites d'finies par accord collectif, de reporter les conges payes non pris.</w:t>
+      </w:r>
+    </w:p>
+    <w:p>
+      <w:r>
+        <w:rPr>
+          <w:b w:val="0"/>
+          <w:color w:val="000000"/>
+          <w:sz w:val="22"/>
+        </w:rPr>
+        <w:t>Enfin, lorsqu'un salarie est dans l'impossibilite, pour cause de maladie ou d'accident, de prendre au cours de la periode</w:t>
+      </w:r>
+    </w:p>
+    <w:p>
+      <w:r>
+        <w:rPr>
+          <w:b w:val="0"/>
+          <w:color w:val="000000"/>
+          <w:sz w:val="22"/>
+        </w:rPr>
+        <w:t>de prise de conges tout ou une partie des conges qu'il a acquis, il ben'ficie d'une periode de report de quinze mois afin de</w:t>
+      </w:r>
+    </w:p>
+    <w:p>
+      <w:r>
+        <w:rPr>
+          <w:b w:val="0"/>
+          <w:color w:val="000000"/>
+          <w:sz w:val="22"/>
+        </w:rPr>
         <w:t>pouvoir les utiliser.</w:t>
       </w:r>
     </w:p>
     <w:p>
       <w:r>
-        <w:t>Enfin, sous certaines conditions, les cong�s non pris (la 5</w:t>
-      </w:r>
-    </w:p>
-    <w:p>
-      <w:r>
+        <w:rPr>
+          <w:b w:val="0"/>
+          <w:color w:val="000000"/>
+          <w:sz w:val="22"/>
+        </w:rPr>
+        <w:t>Enfin, sous certaines conditions, les conges non pris (la 5</w:t>
+      </w:r>
+    </w:p>
+    <w:p>
+      <w:r>
+        <w:rPr>
+          <w:b w:val="0"/>
+          <w:color w:val="000000"/>
+          <w:sz w:val="22"/>
+        </w:rPr>
         <w:t>e</w:t>
       </w:r>
     </w:p>
     <w:p>
       <w:r>
-        <w:t>semaine) peuvent �tre port�s sur le compte �pargne temps.</w:t>
+        <w:rPr>
+          <w:b w:val="0"/>
+          <w:color w:val="000000"/>
+          <w:sz w:val="22"/>
+        </w:rPr>
+        <w:t>semaine) peuvent etre portes sur le compte epargne temps.</w:t>
       </w:r>
     </w:p>
     <w:p>
@@ -647,37 +1237,72 @@
         <w:pStyle w:val="Heading2"/>
       </w:pPr>
       <w:r>
-        <w:t>REPORT HORS DISPOSITIONS L�GALES</w:t>
-      </w:r>
-    </w:p>
-    <w:p>
-      <w:r>
+        <w:rPr>
+          <w:b/>
+          <w:color w:val="2F5496"/>
+          <w:sz w:val="24"/>
+        </w:rPr>
+        <w:t>REPORT HORS DISPOSITIONS L'GALES</w:t>
+      </w:r>
+    </w:p>
+    <w:p>
+      <w:r>
+        <w:rPr>
+          <w:b w:val="0"/>
+          <w:color w:val="000000"/>
+          <w:sz w:val="22"/>
+        </w:rPr>
         <w:t>?</w:t>
       </w:r>
     </w:p>
     <w:p>
       <w:r>
-        <w:t>En dehors des hypoth�ses ci-dessus �num�r�es, le report peut s�effectuer par accord de l�employeur et du salari�.</w:t>
-      </w:r>
-    </w:p>
-    <w:p>
-      <w:r>
-        <w:t>L�employeur n�est ainsi pas tenu de faire droit � la demande du salari�.</w:t>
-      </w:r>
-    </w:p>
-    <w:p>
-      <w:r>
-        <w:t>En revanche, si les cong�s n�ont pu �tre pris du fait de l�employeur, ils doivent �tre report�s si la relation de travail se</w:t>
-      </w:r>
-    </w:p>
-    <w:p>
-      <w:r>
-        <w:t>poursuit, ou indemnis�s en cas de rupture. Mais le manquement de l�employeur ne peut ouvrir d�office droit � indemnisation sans preuve d�un pr�judice (Cass. soc. 11 mars 2025)�;</w:t>
-      </w:r>
-    </w:p>
-    <w:p>
-      <w:r>
-        <w:t>II �  Les autres cong�s</w:t>
+        <w:rPr>
+          <w:b w:val="0"/>
+          <w:color w:val="000000"/>
+          <w:sz w:val="22"/>
+        </w:rPr>
+        <w:t>En dehors des hypotheses ci-dessus enumerees, le report peut s'effectuer par accord de l'employeur et du salarie.</w:t>
+      </w:r>
+    </w:p>
+    <w:p>
+      <w:r>
+        <w:rPr>
+          <w:b w:val="0"/>
+          <w:color w:val="000000"/>
+          <w:sz w:val="22"/>
+        </w:rPr>
+        <w:t>L'employeur n'est ainsi pas tenu de faire droit e la demande du salarie.</w:t>
+      </w:r>
+    </w:p>
+    <w:p>
+      <w:r>
+        <w:rPr>
+          <w:b w:val="0"/>
+          <w:color w:val="000000"/>
+          <w:sz w:val="22"/>
+        </w:rPr>
+        <w:t>En revanche, si les conges n'ont pu etre pris du fait de l'employeur, ils doivent etre reportes si la relation de travail se</w:t>
+      </w:r>
+    </w:p>
+    <w:p>
+      <w:r>
+        <w:rPr>
+          <w:b w:val="0"/>
+          <w:color w:val="000000"/>
+          <w:sz w:val="22"/>
+        </w:rPr>
+        <w:t>poursuit, ou indemnises en cas de rupture. Mais le manquement de l'employeur ne peut ouvrir d'office droit e indemnisation sans preuve d'un prejudice (Cass. soc. 11 mars 2025)e;</w:t>
+      </w:r>
+    </w:p>
+    <w:p>
+      <w:r>
+        <w:rPr>
+          <w:b w:val="0"/>
+          <w:color w:val="000000"/>
+          <w:sz w:val="22"/>
+        </w:rPr>
+        <w:t>II e Les autres conges</w:t>
       </w:r>
     </w:p>
     <w:p>
@@ -685,27 +1310,52 @@
         <w:pStyle w:val="Heading2"/>
       </w:pPr>
       <w:r>
-        <w:t>LES CONG�S POUR �V�NEMENTS FAMILIAUX A �</w:t>
-      </w:r>
-    </w:p>
-    <w:p>
-      <w:r>
-        <w:t>La survenance d��v�nements familiaux ouvre droit au b�n�fice de jours de cong�s, assimil�s � du travail effectif (donc</w:t>
-      </w:r>
-    </w:p>
-    <w:p>
-      <w:r>
-        <w:t>pris en compte pour le calcul de l�anciennet� du salari� et des cong�s pay�s). Ils sont compt�s en jours � ouvrables �.</w:t>
-      </w:r>
-    </w:p>
-    <w:p>
-      <w:r>
-        <w:t>Le nombre de jours accord�s est celui d�fini par la loi. Les conventions et accords collectifs peuvent pr�voir des</w:t>
-      </w:r>
-    </w:p>
-    <w:p>
-      <w:r>
-        <w:t>dispositions diff�rentes qui ne peuvent �tre inf�rieures � :</w:t>
+        <w:rPr>
+          <w:b/>
+          <w:color w:val="2F5496"/>
+          <w:sz w:val="24"/>
+        </w:rPr>
+        <w:t>LES CONGeS POUR eVeNEMENTS FAMILIAUX A e</w:t>
+      </w:r>
+    </w:p>
+    <w:p>
+      <w:r>
+        <w:rPr>
+          <w:b w:val="0"/>
+          <w:color w:val="000000"/>
+          <w:sz w:val="22"/>
+        </w:rPr>
+        <w:t>La survenance d'evenements familiaux ouvre droit au ben'fice de jours de conges, assimiles e du travail effectif (donc</w:t>
+      </w:r>
+    </w:p>
+    <w:p>
+      <w:r>
+        <w:rPr>
+          <w:b w:val="0"/>
+          <w:color w:val="000000"/>
+          <w:sz w:val="22"/>
+        </w:rPr>
+        <w:t>pris en compte pour le calcul de l'anciennete du salarie et des conges payes). Ils sont comptes en jours e ouvrables e.</w:t>
+      </w:r>
+    </w:p>
+    <w:p>
+      <w:r>
+        <w:rPr>
+          <w:b w:val="0"/>
+          <w:color w:val="000000"/>
+          <w:sz w:val="22"/>
+        </w:rPr>
+        <w:t>Le nombre de jours accordes est celui d'fini par la loi. Les conventions et accords collectifs peuvent prevoir des</w:t>
+      </w:r>
+    </w:p>
+    <w:p>
+      <w:r>
+        <w:rPr>
+          <w:b w:val="0"/>
+          <w:color w:val="000000"/>
+          <w:sz w:val="22"/>
+        </w:rPr>
+        <w:t>dispositions differentes qui ne peuvent etre inferieures e :</w:t>
       </w:r>
     </w:p>
     <w:p>
@@ -713,7 +1363,12 @@
         <w:pStyle w:val="ListBullet"/>
       </w:pPr>
       <w:r>
-        <w:t>4 jours pour son mariage ou un pacs ; -</w:t>
+        <w:rPr>
+          <w:b w:val="0"/>
+          <w:color w:val="000000"/>
+          <w:sz w:val="22"/>
+        </w:rPr>
+        <w:t>4 jours pour son mariage ou un pacs ;</w:t>
       </w:r>
     </w:p>
     <w:p>
@@ -721,7 +1376,12 @@
         <w:pStyle w:val="ListBullet"/>
       </w:pPr>
       <w:r>
-        <w:t>1 jour pour le mariage d�un enfant ; -</w:t>
+        <w:rPr>
+          <w:b w:val="0"/>
+          <w:color w:val="000000"/>
+          <w:sz w:val="22"/>
+        </w:rPr>
+        <w:t>1 jour pour le mariage d'un enfant ;</w:t>
       </w:r>
     </w:p>
     <w:p>
@@ -729,7 +1389,12 @@
         <w:pStyle w:val="ListBullet"/>
       </w:pPr>
       <w:r>
-        <w:t>3 jours pour la naissance ou l�adoption ; -</w:t>
+        <w:rPr>
+          <w:b w:val="0"/>
+          <w:color w:val="000000"/>
+          <w:sz w:val="22"/>
+        </w:rPr>
+        <w:t>3 jours pour la naissance ou l'adoption ;</w:t>
       </w:r>
     </w:p>
     <w:p>
@@ -737,17 +1402,32 @@
         <w:pStyle w:val="ListBullet"/>
       </w:pPr>
       <w:r>
-        <w:t>12 jours ouvrables pour le d�c�s d�un enfant ou 14 jours si l�enfant est �g� de moins de vingt-cinq ans ; -</w:t>
-      </w:r>
-    </w:p>
-    <w:p>
-      <w:r>
-        <w:t>3 jours pour le d�c�s du conjoint, du partenaire pacs�, du concubin, du p�re, de la m�re, du beau-p�re ou de la belle--</w:t>
-      </w:r>
-    </w:p>
-    <w:p>
-      <w:r>
-        <w:t>m�re, d�un fr�re ou d�une s�ur ;</w:t>
+        <w:rPr>
+          <w:b w:val="0"/>
+          <w:color w:val="000000"/>
+          <w:sz w:val="22"/>
+        </w:rPr>
+        <w:t>12 jours ouvrables pour le d'c's d'un enfant ou 14 jours si l'enfant est ege de moins de vingt-cinq ans ;</w:t>
+      </w:r>
+    </w:p>
+    <w:p>
+      <w:r>
+        <w:rPr>
+          <w:b w:val="0"/>
+          <w:color w:val="000000"/>
+          <w:sz w:val="22"/>
+        </w:rPr>
+        <w:t>3 jours pour le d'c's du conjoint, du partenaire pacse, du concubin, du pere, de la m're, du beau-pere ou de la belle--</w:t>
+      </w:r>
+    </w:p>
+    <w:p>
+      <w:r>
+        <w:rPr>
+          <w:b w:val="0"/>
+          <w:color w:val="000000"/>
+          <w:sz w:val="22"/>
+        </w:rPr>
+        <w:t>m're, d'un frere ou d'une s'ur ;</w:t>
       </w:r>
     </w:p>
     <w:p>
@@ -755,12 +1435,22 @@
         <w:pStyle w:val="ListBullet"/>
       </w:pPr>
       <w:r>
-        <w:t>5 jours pour l�annonce de la survenue d�un handicap, d�une pathologie chronique n�cessitant un apprantissage -</w:t>
-      </w:r>
-    </w:p>
-    <w:p>
-      <w:r>
-        <w:t>th�rapeutique ou d�un cancer chez un enfant.</w:t>
+        <w:rPr>
+          <w:b w:val="0"/>
+          <w:color w:val="000000"/>
+          <w:sz w:val="22"/>
+        </w:rPr>
+        <w:t>5 jours pour l'annonce de la survenue d'un handicap, d'une pathologie chronique n'cessitant un apprantissage</w:t>
+      </w:r>
+    </w:p>
+    <w:p>
+      <w:r>
+        <w:rPr>
+          <w:b w:val="0"/>
+          <w:color w:val="000000"/>
+          <w:sz w:val="22"/>
+        </w:rPr>
+        <w:t>therapeutique ou d'un cancer chez un enfant.</w:t>
       </w:r>
     </w:p>
     <w:p>
@@ -768,7 +1458,12 @@
         <w:pStyle w:val="Heading2"/>
       </w:pPr>
       <w:r>
-        <w:t>LE CONG� SABBATIQUE B �</w:t>
+        <w:rPr>
+          <w:b/>
+          <w:color w:val="2F5496"/>
+          <w:sz w:val="24"/>
+        </w:rPr>
+        <w:t>LE CONGe SABBATIQUE B e</w:t>
       </w:r>
     </w:p>
     <w:p>
@@ -776,48 +1471,93 @@
         <w:pStyle w:val="Heading2"/>
       </w:pPr>
       <w:r>
+        <w:rPr>
+          <w:b/>
+          <w:color w:val="006100"/>
+          <w:sz w:val="24"/>
+        </w:rPr>
         <w:t>PRINCIPE</w:t>
       </w:r>
     </w:p>
     <w:p>
       <w:r>
+        <w:rPr>
+          <w:b w:val="0"/>
+          <w:color w:val="006100"/>
+          <w:sz w:val="22"/>
+        </w:rPr>
         <w:t>?</w:t>
       </w:r>
     </w:p>
     <w:p>
       <w:r>
-        <w:t>Peut en b�n�ficier tout salari� ayant une anciennet� minimale dans l�entreprise de 36 mois � d�faut de dispositions</w:t>
-      </w:r>
-    </w:p>
-    <w:p>
-      <w:r>
-        <w:t>collectives et qui justifie de 6 ann�es d�activit� professionnelle. En outre il ne doit pas avoir b�n�fici�, au cours des 6</w:t>
-      </w:r>
-    </w:p>
-    <w:p>
-      <w:r>
-        <w:t>ann�es pr�c�dentes dans l�entreprise, d�un cong� sabbatique, d�un cong� pour cr�ation d�entreprise ou d�un cong� de</w:t>
-      </w:r>
-    </w:p>
-    <w:p>
-      <w:r>
-        <w:t>formation d�au moins 6 mois.</w:t>
+        <w:rPr>
+          <w:b w:val="0"/>
+          <w:color w:val="006100"/>
+          <w:sz w:val="22"/>
+        </w:rPr>
+        <w:t>Peut en ben'ficier tout salarie ayant une anciennete minimale dans l'entreprise de 36 mois e d'faut de dispositions</w:t>
+      </w:r>
+    </w:p>
+    <w:p>
+      <w:r>
+        <w:rPr>
+          <w:b w:val="0"/>
+          <w:color w:val="006100"/>
+          <w:sz w:val="22"/>
+        </w:rPr>
+        <w:t>collectives et qui justifie de 6 annees d'activite professionnelle. En outre il ne doit pas avoir ben'ficie, au cours des 6</w:t>
+      </w:r>
+    </w:p>
+    <w:p>
+      <w:r>
+        <w:rPr>
+          <w:b w:val="0"/>
+          <w:color w:val="006100"/>
+          <w:sz w:val="22"/>
+        </w:rPr>
+        <w:t>annees prec'dentes dans l'entreprise, d'un conge sabbatique, d'un conge pour creation d'entreprise ou d'un conge de</w:t>
+      </w:r>
+    </w:p>
+    <w:p>
+      <w:r>
+        <w:rPr>
+          <w:b w:val="0"/>
+          <w:color w:val="006100"/>
+          <w:sz w:val="22"/>
+        </w:rPr>
+        <w:t>formation d'au moins 6 mois.</w:t>
       </w:r>
     </w:p>
     <w:p/>
     <w:p>
       <w:r>
-        <w:t>LLa dur�e du cong� sabbatique est fix�e par accord collectif. En son absence ou dans son silence, sa dur�e est</w:t>
-      </w:r>
-    </w:p>
-    <w:p>
-      <w:r>
-        <w:t>comprise entre 6 et 11 mois. Pendant son cong�, le salari� peut se livrer � toute activit� de son choix, y compris travailler</w:t>
-      </w:r>
-    </w:p>
-    <w:p>
-      <w:r>
-        <w:t>dans une autre entreprise ou cr�er sa propre entreprise, dans le respect des r�gles relatives � la concurrence d�loyale.</w:t>
+        <w:rPr>
+          <w:b w:val="0"/>
+          <w:color w:val="006100"/>
+          <w:sz w:val="22"/>
+        </w:rPr>
+        <w:t>LLa duree du conge sabbatique est fixee par accord collectif. En son absence ou dans son silence, sa duree est</w:t>
+      </w:r>
+    </w:p>
+    <w:p>
+      <w:r>
+        <w:rPr>
+          <w:b w:val="0"/>
+          <w:color w:val="006100"/>
+          <w:sz w:val="22"/>
+        </w:rPr>
+        <w:t>comprise entre 6 et 11 mois. Pendant son conge, le salarie peut se livrer e toute activite de son choix, y compris travailler</w:t>
+      </w:r>
+    </w:p>
+    <w:p>
+      <w:r>
+        <w:rPr>
+          <w:b w:val="0"/>
+          <w:color w:val="006100"/>
+          <w:sz w:val="22"/>
+        </w:rPr>
+        <w:t>dans une autre entreprise ou creer sa propre entreprise, dans le respect des regles relatives e la concurrence d'loyale.</w:t>
       </w:r>
     </w:p>
     <w:p>
@@ -825,67 +1565,132 @@
         <w:pStyle w:val="Heading2"/>
       </w:pPr>
       <w:r>
-        <w:t>PROC�DURE</w:t>
-      </w:r>
-    </w:p>
-    <w:p>
-      <w:r>
+        <w:rPr>
+          <w:b/>
+          <w:color w:val="2F5496"/>
+          <w:sz w:val="24"/>
+        </w:rPr>
+        <w:t>PROCeDURE</w:t>
+      </w:r>
+    </w:p>
+    <w:p>
+      <w:r>
+        <w:rPr>
+          <w:b w:val="0"/>
+          <w:color w:val="000000"/>
+          <w:sz w:val="22"/>
+        </w:rPr>
         <w:t>?</w:t>
       </w:r>
     </w:p>
     <w:p>
       <w:r>
-        <w:t>Le salari� doit en informer son employeur, par lettre recommand�e avec accus� de r�ception ou par lettre remise en</w:t>
-      </w:r>
-    </w:p>
-    <w:p>
-      <w:r>
-        <w:t>main propre contre d�charge, dans un d�lai fix� par d�cret ou accord collectif, en indiquant la date de d�part et la</w:t>
-      </w:r>
-    </w:p>
-    <w:p>
-      <w:r>
-        <w:t>dur�e du cong�.</w:t>
-      </w:r>
-    </w:p>
-    <w:p>
-      <w:r>
-        <w:t>L�employeur avise le salari� soit de son accord, soit de son refus motiv�, soit du report du cong�. Dans cette derni�re</w:t>
-      </w:r>
-    </w:p>
-    <w:p>
-      <w:r>
-        <w:t>hypoth�se, l�employeur peut repousser la demande : dans la limite de 6 mois � partir de la date de la pr�sentation de la</w:t>
-      </w:r>
-    </w:p>
-    <w:p>
-      <w:r>
-        <w:t>lettre du salari� (ce report peut atteindre 9 mois dans les entreprises de moins de 300 salari�s), en fonction de la</w:t>
-      </w:r>
-    </w:p>
-    <w:p>
-      <w:r>
-        <w:t>proportion de salari�s absents dans l�entreprise au titre du cong� (1,5% de l�effectif de l�entreprise) ou en</w:t>
-      </w:r>
-    </w:p>
-    <w:p>
-      <w:r>
-        <w:t>fonction du nombre de jours d�absence pr�vus au titre du m�me cong�.</w:t>
-      </w:r>
-    </w:p>
-    <w:p>
-      <w:r>
-        <w:t>Il peut enfin refuser la demande du salari� s�il ne remplit pas les conditions pour en b�n�ficier. Dans les entre-</w:t>
-      </w:r>
-    </w:p>
-    <w:p>
-      <w:r>
-        <w:t>prises de moins de 300 salari�s, le refus est aussi justifi�, apr�s avis du comit� social et �conomique, si le cong�</w:t>
-      </w:r>
-    </w:p>
-    <w:p>
-      <w:r>
-        <w:t>pourrait avoir des cons�quences pr�judiciables � la bonne marche de l�entreprise.</w:t>
+        <w:rPr>
+          <w:b w:val="0"/>
+          <w:color w:val="000000"/>
+          <w:sz w:val="22"/>
+        </w:rPr>
+        <w:t>Le salarie doit en informer son employeur, par lettre recommandee avec accuse de reception ou par lettre remise en</w:t>
+      </w:r>
+    </w:p>
+    <w:p>
+      <w:r>
+        <w:rPr>
+          <w:b w:val="0"/>
+          <w:color w:val="000000"/>
+          <w:sz w:val="22"/>
+        </w:rPr>
+        <w:t>main propre contre d'charge, dans un d'lai fixe par d'cret ou accord collectif, en indiquant la date de d'part et la</w:t>
+      </w:r>
+    </w:p>
+    <w:p>
+      <w:r>
+        <w:rPr>
+          <w:b w:val="0"/>
+          <w:color w:val="000000"/>
+          <w:sz w:val="22"/>
+        </w:rPr>
+        <w:t>duree du conge.</w:t>
+      </w:r>
+    </w:p>
+    <w:p>
+      <w:r>
+        <w:rPr>
+          <w:b w:val="0"/>
+          <w:color w:val="000000"/>
+          <w:sz w:val="22"/>
+        </w:rPr>
+        <w:t>L'employeur avise le salarie soit de son accord, soit de son refus motive, soit du report du conge. Dans cette derniere</w:t>
+      </w:r>
+    </w:p>
+    <w:p>
+      <w:r>
+        <w:rPr>
+          <w:b w:val="0"/>
+          <w:color w:val="000000"/>
+          <w:sz w:val="22"/>
+        </w:rPr>
+        <w:t>hypothese, l'employeur peut repousser la demande : dans la limite de 6 mois e partir de la date de la presentation de la</w:t>
+      </w:r>
+    </w:p>
+    <w:p>
+      <w:r>
+        <w:rPr>
+          <w:b w:val="0"/>
+          <w:color w:val="000000"/>
+          <w:sz w:val="22"/>
+        </w:rPr>
+        <w:t>lettre du salarie (ce report peut atteindre 9 mois dans les entreprises de moins de 300 salaries), en fonction de la</w:t>
+      </w:r>
+    </w:p>
+    <w:p>
+      <w:r>
+        <w:rPr>
+          <w:b w:val="0"/>
+          <w:color w:val="000000"/>
+          <w:sz w:val="22"/>
+        </w:rPr>
+        <w:t>proportion de salaries absents dans l'entreprise au titre du conge (1,5% de l'effectif de l'entreprise) ou en</w:t>
+      </w:r>
+    </w:p>
+    <w:p>
+      <w:r>
+        <w:rPr>
+          <w:b w:val="0"/>
+          <w:color w:val="000000"/>
+          <w:sz w:val="22"/>
+        </w:rPr>
+        <w:t>fonction du nombre de jours d'absence prevus au titre du m'me conge.</w:t>
+      </w:r>
+    </w:p>
+    <w:p>
+      <w:r>
+        <w:rPr>
+          <w:b w:val="0"/>
+          <w:color w:val="000000"/>
+          <w:sz w:val="22"/>
+        </w:rPr>
+        <w:t>Il peut enfin refuser la demande du salarie s'il ne remplit pas les conditions pour en ben'ficier. Dans les entre-</w:t>
+      </w:r>
+    </w:p>
+    <w:p>
+      <w:r>
+        <w:rPr>
+          <w:b w:val="0"/>
+          <w:color w:val="000000"/>
+          <w:sz w:val="22"/>
+        </w:rPr>
+        <w:t>prises de moins de 300 salaries, le refus est aussi justifie, apres avis du comite social et economique, si le conge</w:t>
+      </w:r>
+    </w:p>
+    <w:p>
+      <w:r>
+        <w:rPr>
+          <w:b w:val="0"/>
+          <w:color w:val="000000"/>
+          <w:sz w:val="22"/>
+        </w:rPr>
+        <w:t>pourrait avoir des consequences prejudiciables e la bonne marche de l'entreprise.</w:t>
       </w:r>
     </w:p>
     <w:p>
@@ -893,7 +1698,12 @@
         <w:pStyle w:val="Heading2"/>
       </w:pPr>
       <w:r>
-        <w:t>CONG� ET P�RIODE DE TRAVAIL � TEMPS PARTIEL POUR LA CR�ATION OU LA REPRISE D�ENTREPRISE C �</w:t>
+        <w:rPr>
+          <w:b/>
+          <w:color w:val="2F5496"/>
+          <w:sz w:val="24"/>
+        </w:rPr>
+        <w:t>CONGe ET PeRIODE DE TRAVAIL e TEMPS PARTIEL POUR LA CReATION OU LA REPRISE D'ENTREPRISE C e</w:t>
       </w:r>
     </w:p>
     <w:p>
@@ -901,37 +1711,72 @@
         <w:pStyle w:val="Heading2"/>
       </w:pPr>
       <w:r>
+        <w:rPr>
+          <w:b/>
+          <w:color w:val="006100"/>
+          <w:sz w:val="24"/>
+        </w:rPr>
         <w:t>PRINCIPE</w:t>
       </w:r>
     </w:p>
     <w:p>
       <w:r>
+        <w:rPr>
+          <w:b w:val="0"/>
+          <w:color w:val="006100"/>
+          <w:sz w:val="22"/>
+        </w:rPr>
         <w:t>?</w:t>
       </w:r>
     </w:p>
     <w:p>
       <w:r>
-        <w:t>Ce cong�, ou l�exercice d�un travail � temps partiel, est destin� � tout salari� justifiant d�une anciennet� suffisante dans</w:t>
-      </w:r>
-    </w:p>
-    <w:p>
-      <w:r>
-        <w:t>l�entreprise (24 mois � d�faut de disposition collective) dont le projet est de cr�er ou reprendre une entreprise,</w:t>
-      </w:r>
-    </w:p>
-    <w:p>
-      <w:r>
-        <w:t>individuelle ou en soci�t�, qu�elle soit industrielle, commerciale, artisanale ou agricole. Ces modalit�s sont aussi</w:t>
-      </w:r>
-    </w:p>
-    <w:p>
-      <w:r>
-        <w:t>ouvertes au salari� occupant des fonctions de direction au sein d�une jeune entreprise innovante. Un accord collectif</w:t>
-      </w:r>
-    </w:p>
-    <w:p>
-      <w:r>
-        <w:t>d�termine sa dur�e et son renouvellement, dans le cas contraire sa dur�e est de 1 an renouvelable une fois.</w:t>
+        <w:rPr>
+          <w:b w:val="0"/>
+          <w:color w:val="006100"/>
+          <w:sz w:val="22"/>
+        </w:rPr>
+        <w:t>Ce conge, ou l'exercice d'un travail e temps partiel, est destine e tout salarie justifiant d'une anciennete suffisante dans</w:t>
+      </w:r>
+    </w:p>
+    <w:p>
+      <w:r>
+        <w:rPr>
+          <w:b w:val="0"/>
+          <w:color w:val="006100"/>
+          <w:sz w:val="22"/>
+        </w:rPr>
+        <w:t>l'entreprise (24 mois e d'faut de disposition collective) dont le projet est de creer ou reprendre une entreprise,</w:t>
+      </w:r>
+    </w:p>
+    <w:p>
+      <w:r>
+        <w:rPr>
+          <w:b w:val="0"/>
+          <w:color w:val="006100"/>
+          <w:sz w:val="22"/>
+        </w:rPr>
+        <w:t>individuelle ou en societ', qu'elle soit industrielle, commerciale, artisanale ou agricole. Ces modalites sont aussi</w:t>
+      </w:r>
+    </w:p>
+    <w:p>
+      <w:r>
+        <w:rPr>
+          <w:b w:val="0"/>
+          <w:color w:val="006100"/>
+          <w:sz w:val="22"/>
+        </w:rPr>
+        <w:t>ouvertes au salarie occupant des fonctions de direction au sein d'une jeune entreprise innovante. Un accord collectif</w:t>
+      </w:r>
+    </w:p>
+    <w:p>
+      <w:r>
+        <w:rPr>
+          <w:b w:val="0"/>
+          <w:color w:val="006100"/>
+          <w:sz w:val="22"/>
+        </w:rPr>
+        <w:t>d'termine sa duree et son renouvellement, dans le cas contraire sa duree est de 1 an renouvelable une fois.</w:t>
       </w:r>
     </w:p>
     <w:p>
@@ -939,22 +1784,42 @@
         <w:pStyle w:val="Heading2"/>
       </w:pPr>
       <w:r>
-        <w:t>PROC�DURE</w:t>
-      </w:r>
-    </w:p>
-    <w:p>
-      <w:r>
+        <w:rPr>
+          <w:b/>
+          <w:color w:val="2F5496"/>
+          <w:sz w:val="24"/>
+        </w:rPr>
+        <w:t>PROCeDURE</w:t>
+      </w:r>
+    </w:p>
+    <w:p>
+      <w:r>
+        <w:rPr>
+          <w:b w:val="0"/>
+          <w:color w:val="000000"/>
+          <w:sz w:val="22"/>
+        </w:rPr>
         <w:t>?</w:t>
       </w:r>
     </w:p>
     <w:p>
       <w:r>
-        <w:t>Le salari� doit en faire la demande � l�employeur dans des conditions fix�es par d�cret � d�faut de dispositions</w:t>
-      </w:r>
-    </w:p>
-    <w:p>
-      <w:r>
-        <w:t>collectives. Elle doit pr�ciser la date de d�part pr�vue, la dur�e du cong�, et l�activit� de l�entreprise. L�employeur peut :</w:t>
+        <w:rPr>
+          <w:b w:val="0"/>
+          <w:color w:val="000000"/>
+          <w:sz w:val="22"/>
+        </w:rPr>
+        <w:t>Le salarie doit en faire la demande e l'employeur dans des conditions fixees par d'cret e d'faut de dispositions</w:t>
+      </w:r>
+    </w:p>
+    <w:p>
+      <w:r>
+        <w:rPr>
+          <w:b w:val="0"/>
+          <w:color w:val="000000"/>
+          <w:sz w:val="22"/>
+        </w:rPr>
+        <w:t>collectives. Elle doit preciser la date de d'part prevue, la duree du conge, et l'activite de l'entreprise. L'employeur peut :</w:t>
       </w:r>
     </w:p>
     <w:p>
@@ -962,17 +1827,32 @@
         <w:pStyle w:val="ListBullet"/>
       </w:pPr>
       <w:r>
-        <w:t>soit refuser le cong� ou la mise � temps partiel. Dans les entreprises de moins de 300 salari�s, si l�absence du salari� -</w:t>
-      </w:r>
-    </w:p>
-    <w:p>
-      <w:r>
-        <w:t>peut avoir des cons�quences pr�judiciables pour l�entreprise ou s�il a b�n�fici� du m�me cong� il y a moins de 3</w:t>
-      </w:r>
-    </w:p>
-    <w:p>
-      <w:r>
-        <w:t>ans, l�employeur, apr�s avis du comit� social et �conomique, peut rejeter la demande du salari� ;</w:t>
+        <w:rPr>
+          <w:b w:val="0"/>
+          <w:color w:val="000000"/>
+          <w:sz w:val="22"/>
+        </w:rPr>
+        <w:t>soit refuser le conge ou la mise e temps partiel. Dans les entreprises de moins de 300 salaries, si l'absence du salarie</w:t>
+      </w:r>
+    </w:p>
+    <w:p>
+      <w:r>
+        <w:rPr>
+          <w:b w:val="0"/>
+          <w:color w:val="000000"/>
+          <w:sz w:val="22"/>
+        </w:rPr>
+        <w:t>peut avoir des consequences prejudiciables pour l'entreprise ou s'il a ben'ficie du m'me conge il y a moins de 3</w:t>
+      </w:r>
+    </w:p>
+    <w:p>
+      <w:r>
+        <w:rPr>
+          <w:b w:val="0"/>
+          <w:color w:val="000000"/>
+          <w:sz w:val="22"/>
+        </w:rPr>
+        <w:t>ans, l'employeur, apres avis du comite social et economique, peut rejeter la demande du salarie ;</w:t>
       </w:r>
     </w:p>
     <w:p>
@@ -980,22 +1860,42 @@
         <w:pStyle w:val="ListBullet"/>
       </w:pPr>
       <w:r>
-        <w:t>soit diff�rer le cong� s�il aurait pour effet de porter l�effectif de salari�s simultan�ment absents ou le nombre -</w:t>
-      </w:r>
-    </w:p>
-    <w:p>
-      <w:r>
-        <w:t>de jours d�absence au titre de ce cong� et au titre du cong� sabbatique � un niveau excessif au regard,</w:t>
-      </w:r>
-    </w:p>
-    <w:p>
-      <w:r>
-        <w:t>respectivement, de l�effectif total et du nombre de jours travaill�s dans l�entreprise (seuils fix�s par d�cret �</w:t>
-      </w:r>
-    </w:p>
-    <w:p>
-      <w:r>
-        <w:t>d�faut de dispositions collectives) ;</w:t>
+        <w:rPr>
+          <w:b w:val="0"/>
+          <w:color w:val="000000"/>
+          <w:sz w:val="22"/>
+        </w:rPr>
+        <w:t>soit differer le conge s'il aurait pour effet de porter l'effectif de salaries simultanement absents ou le nombre</w:t>
+      </w:r>
+    </w:p>
+    <w:p>
+      <w:r>
+        <w:rPr>
+          <w:b w:val="0"/>
+          <w:color w:val="000000"/>
+          <w:sz w:val="22"/>
+        </w:rPr>
+        <w:t>de jours d'absence au titre de ce conge et au titre du conge sabbatique e un niveau excessif au regard,</w:t>
+      </w:r>
+    </w:p>
+    <w:p>
+      <w:r>
+        <w:rPr>
+          <w:b w:val="0"/>
+          <w:color w:val="000000"/>
+          <w:sz w:val="22"/>
+        </w:rPr>
+        <w:t>respectivement, de l'effectif total et du nombre de jours travailles dans l'entreprise (seuils fixes par d'cret e</w:t>
+      </w:r>
+    </w:p>
+    <w:p>
+      <w:r>
+        <w:rPr>
+          <w:b w:val="0"/>
+          <w:color w:val="000000"/>
+          <w:sz w:val="22"/>
+        </w:rPr>
+        <w:t>d'faut de dispositions collectives) ;</w:t>
       </w:r>
     </w:p>
     <w:p>
@@ -1003,17 +1903,32 @@
         <w:pStyle w:val="ListBullet"/>
       </w:pPr>
       <w:r>
-        <w:t>soit diff�rer le d�but du temps partiel dans les entreprises d�au moins trois cents salari�s, lorsque celle-ci -</w:t>
-      </w:r>
-    </w:p>
-    <w:p>
-      <w:r>
-        <w:t>aurait pour effet de porter l�effectif de salari�s employ�s simultan�ment � temps partiel � un niveau excessif</w:t>
-      </w:r>
-    </w:p>
-    <w:p>
-      <w:r>
-        <w:t>au regard de l�effectif total de l�entreprise (seuils fix�s par d�cret � d�faut de dispositions collectives).</w:t>
+        <w:rPr>
+          <w:b w:val="0"/>
+          <w:color w:val="000000"/>
+          <w:sz w:val="22"/>
+        </w:rPr>
+        <w:t>soit differer le d'but du temps partiel dans les entreprises d'au moins trois cents salaries, lorsque celle-ci</w:t>
+      </w:r>
+    </w:p>
+    <w:p>
+      <w:r>
+        <w:rPr>
+          <w:b w:val="0"/>
+          <w:color w:val="000000"/>
+          <w:sz w:val="22"/>
+        </w:rPr>
+        <w:t>aurait pour effet de porter l'effectif de salaries employes simultanement e temps partiel e un niveau excessif</w:t>
+      </w:r>
+    </w:p>
+    <w:p>
+      <w:r>
+        <w:rPr>
+          <w:b w:val="0"/>
+          <w:color w:val="000000"/>
+          <w:sz w:val="22"/>
+        </w:rPr>
+        <w:t>au regard de l'effectif total de l'entreprise (seuils fixes par d'cret e d'faut de dispositions collectives).</w:t>
       </w:r>
     </w:p>
     <w:p>
@@ -1021,17 +1936,32 @@
         <w:pStyle w:val="Heading2"/>
       </w:pPr>
       <w:r>
-        <w:t>ISSUE DU CONG�</w:t>
-      </w:r>
-    </w:p>
-    <w:p>
-      <w:r>
+        <w:rPr>
+          <w:b/>
+          <w:color w:val="2F5496"/>
+          <w:sz w:val="24"/>
+        </w:rPr>
+        <w:t>ISSUE DU CONGe</w:t>
+      </w:r>
+    </w:p>
+    <w:p>
+      <w:r>
+        <w:rPr>
+          <w:b w:val="0"/>
+          <w:color w:val="000000"/>
+          <w:sz w:val="22"/>
+        </w:rPr>
         <w:t>?</w:t>
       </w:r>
     </w:p>
     <w:p>
       <w:r>
-        <w:t>Avant le terme de son cong�, le salari� doit informer l�employeur de son intention :</w:t>
+        <w:rPr>
+          <w:b w:val="0"/>
+          <w:color w:val="000000"/>
+          <w:sz w:val="22"/>
+        </w:rPr>
+        <w:t>Avant le terme de son conge, le salarie doit informer l'employeur de son intention :</w:t>
       </w:r>
     </w:p>
     <w:p>
@@ -1039,7 +1969,12 @@
         <w:pStyle w:val="ListBullet"/>
       </w:pPr>
       <w:r>
-        <w:t>soit de r�int�grer l�entreprise, auquel cas il retrouve son emploi ou un emploi identique et sa r�mun�ration ; -</w:t>
+        <w:rPr>
+          <w:b w:val="0"/>
+          <w:color w:val="000000"/>
+          <w:sz w:val="22"/>
+        </w:rPr>
+        <w:t>soit de reintegrer l'entreprise, auquel cas il retrouve son emploi ou un emploi identique et sa remuneration ;</w:t>
       </w:r>
     </w:p>
     <w:p>
@@ -1047,7 +1982,12 @@
         <w:pStyle w:val="ListBullet"/>
       </w:pPr>
       <w:r>
-        <w:t>soit de quitter l�entreprise, auquel cas le pr�avis n�est pas � effectuer. -</w:t>
+        <w:rPr>
+          <w:b w:val="0"/>
+          <w:color w:val="000000"/>
+          <w:sz w:val="22"/>
+        </w:rPr>
+        <w:t>soit de quitter l'entreprise, auquel cas le preavis n'est pas e effectuer.</w:t>
       </w:r>
     </w:p>
     <w:p>
@@ -1055,27 +1995,52 @@
         <w:pStyle w:val="Heading2"/>
       </w:pPr>
       <w:r>
-        <w:t>LE CONG� PARENTAL D��DUCATION D �</w:t>
-      </w:r>
-    </w:p>
-    <w:p>
-      <w:r>
-        <w:t>Tout salari� peut en b�n�ficier � la condition de justifier d�un an d�anciennet� dans l�entreprise � la date de naissance de</w:t>
-      </w:r>
-    </w:p>
-    <w:p>
-      <w:r>
-        <w:t>l�enfant ou � l�arriv�e de ce dernier au foyer en cas d�adoption.</w:t>
-      </w:r>
-    </w:p>
-    <w:p>
-      <w:r>
-        <w:t>Accord� de droit pour une dur�e de 1 an, il peut �tre prorog� 2 fois sans exc�der le troisi�me anniversaire de l�enfant.</w:t>
-      </w:r>
-    </w:p>
-    <w:p>
-      <w:r>
-        <w:t>Il peut �tre pris selon les deux modalit�s suivantes :</w:t>
+        <w:rPr>
+          <w:b/>
+          <w:color w:val="2F5496"/>
+          <w:sz w:val="24"/>
+        </w:rPr>
+        <w:t>LE CONGe PARENTAL D'eDUCATION D e</w:t>
+      </w:r>
+    </w:p>
+    <w:p>
+      <w:r>
+        <w:rPr>
+          <w:b w:val="0"/>
+          <w:color w:val="000000"/>
+          <w:sz w:val="22"/>
+        </w:rPr>
+        <w:t>Tout salarie peut en ben'ficier e la condition de justifier d'un an d'anciennete dans l'entreprise e la date de naissance de</w:t>
+      </w:r>
+    </w:p>
+    <w:p>
+      <w:r>
+        <w:rPr>
+          <w:b w:val="0"/>
+          <w:color w:val="000000"/>
+          <w:sz w:val="22"/>
+        </w:rPr>
+        <w:t>l'enfant ou e l'arrivee de ce dernier au foyer en cas d'adoption.</w:t>
+      </w:r>
+    </w:p>
+    <w:p>
+      <w:r>
+        <w:rPr>
+          <w:b w:val="0"/>
+          <w:color w:val="000000"/>
+          <w:sz w:val="22"/>
+        </w:rPr>
+        <w:t>Accorde de droit pour une duree de 1 an, il peut etre proroge 2 fois sans exceder le troisieme anniversaire de l'enfant.</w:t>
+      </w:r>
+    </w:p>
+    <w:p>
+      <w:r>
+        <w:rPr>
+          <w:b w:val="0"/>
+          <w:color w:val="000000"/>
+          <w:sz w:val="22"/>
+        </w:rPr>
+        <w:t>Il peut etre pris selon les deux modalites suivantes :</w:t>
       </w:r>
     </w:p>
     <w:p>
@@ -1083,7 +2048,12 @@
         <w:pStyle w:val="ListBullet"/>
       </w:pPr>
       <w:r>
-        <w:t>soit le cong� est total ; -</w:t>
+        <w:rPr>
+          <w:b w:val="0"/>
+          <w:color w:val="000000"/>
+          <w:sz w:val="22"/>
+        </w:rPr>
+        <w:t>soit le conge est total ;</w:t>
       </w:r>
     </w:p>
     <w:p>
@@ -1091,7 +2061,12 @@
         <w:pStyle w:val="ListBullet"/>
       </w:pPr>
       <w:r>
-        <w:t>soit le cong� est partiel. Dans ce cas, la dur�e du travail doit �tre comprise entre 16 heures et 35 heures par semaine. -</w:t>
+        <w:rPr>
+          <w:b w:val="0"/>
+          <w:color w:val="000000"/>
+          <w:sz w:val="22"/>
+        </w:rPr>
+        <w:t>soit le conge est partiel. Dans ce cas, la duree du travail doit etre comprise entre 16 heures et 35 heures par semaine.</w:t>
       </w:r>
     </w:p>
     <w:p>
@@ -1099,27 +2074,52 @@
         <w:pStyle w:val="Heading2"/>
       </w:pPr>
       <w:r>
-        <w:t>LE CONG� PATERNIT� E �</w:t>
-      </w:r>
-    </w:p>
-    <w:p>
-      <w:r>
-        <w:t>Accord� de droit � tous les p�res, salari�s notamment, la dur�e du cong� de paternit� est de 25 jours calendaires (tous les</w:t>
-      </w:r>
-    </w:p>
-    <w:p>
-      <w:r>
+        <w:rPr>
+          <w:b/>
+          <w:color w:val="2F5496"/>
+          <w:sz w:val="24"/>
+        </w:rPr>
+        <w:t>LE CONGe PATERNITe E e</w:t>
+      </w:r>
+    </w:p>
+    <w:p>
+      <w:r>
+        <w:rPr>
+          <w:b w:val="0"/>
+          <w:color w:val="000000"/>
+          <w:sz w:val="22"/>
+        </w:rPr>
+        <w:t>Accorde de droit e tous les peres, salaries notamment, la duree du conge de paternite est de 25 jours calendaires (tous les</w:t>
+      </w:r>
+    </w:p>
+    <w:p>
+      <w:r>
+        <w:rPr>
+          <w:b w:val="0"/>
+          <w:color w:val="000000"/>
+          <w:sz w:val="22"/>
+        </w:rPr>
         <w:t>jours de la semaine y compris le dimanche) en cas de naissance simple et de 32 jours en cas de naissances multiples.</w:t>
       </w:r>
     </w:p>
     <w:p>
       <w:r>
-        <w:t>Cumulable avec le cong� naissance (25 + 3 jours = 28 jours), il doit �tre pris (sauf exceptions) dans les 6 mois de la</w:t>
-      </w:r>
-    </w:p>
-    <w:p>
-      <w:r>
-        <w:t>naissance de l�enfant dont 4 jours obligatoirement pris � la suite du cong� naissance.</w:t>
+        <w:rPr>
+          <w:b w:val="0"/>
+          <w:color w:val="000000"/>
+          <w:sz w:val="22"/>
+        </w:rPr>
+        <w:t>Cumulable avec le conge naissance (25 + 3 jours = 28 jours), il doit etre pris (sauf exceptions) dans les 6 mois de la</w:t>
+      </w:r>
+    </w:p>
+    <w:p>
+      <w:r>
+        <w:rPr>
+          <w:b w:val="0"/>
+          <w:color w:val="000000"/>
+          <w:sz w:val="22"/>
+        </w:rPr>
+        <w:t>naissance de l'enfant dont 4 jours obligatoirement pris e la suite du conge naissance.</w:t>
       </w:r>
     </w:p>
     <w:p>
@@ -1127,7 +2127,12 @@
         <w:pStyle w:val="Heading2"/>
       </w:pPr>
       <w:r>
-        <w:t>LES CONG�S LI�S � LA MALADIE F �</w:t>
+        <w:rPr>
+          <w:b/>
+          <w:color w:val="2F5496"/>
+          <w:sz w:val="24"/>
+        </w:rPr>
+        <w:t>LES CONGeS LIeS e LA MALADIE F e</w:t>
       </w:r>
     </w:p>
     <w:p>
@@ -1135,37 +2140,72 @@
         <w:pStyle w:val="Heading2"/>
       </w:pPr>
       <w:r>
-        <w:t>L�ABSENCE POUR ENFANT MALADE</w:t>
-      </w:r>
-    </w:p>
-    <w:p>
-      <w:r>
+        <w:rPr>
+          <w:b/>
+          <w:color w:val="2F5496"/>
+          <w:sz w:val="24"/>
+        </w:rPr>
+        <w:t>L'ABSENCE POUR ENFANT MALADE</w:t>
+      </w:r>
+    </w:p>
+    <w:p>
+      <w:r>
+        <w:rPr>
+          <w:b w:val="0"/>
+          <w:color w:val="000000"/>
+          <w:sz w:val="22"/>
+        </w:rPr>
         <w:t>?</w:t>
       </w:r>
     </w:p>
     <w:p>
       <w:r>
-        <w:t>Tout salari� peut b�n�ficier d�un cong� non r�mun�r� pour s�occuper d�un enfant malade ou accident� sur justification</w:t>
-      </w:r>
-    </w:p>
-    <w:p>
-      <w:r>
-        <w:t>d�un certificat m�dical.</w:t>
-      </w:r>
-    </w:p>
-    <w:p>
-      <w:r>
-        <w:t>Sa dur�e est de 3 jours par an, ou 5 jours par an si l�enfant a moins d�un an ou si le salari� a la charge d�au moins 3 enfants</w:t>
-      </w:r>
-    </w:p>
-    <w:p>
-      <w:r>
-        <w:t>de moins de 16 ans. Les conventions et accords collectifs peuvent pr�voir des dispositions plus favorables</w:t>
-      </w:r>
-    </w:p>
-    <w:p>
-      <w:r>
-        <w:t>(r�mun�ration, octroi de jours suppl�mentaires�).</w:t>
+        <w:rPr>
+          <w:b w:val="0"/>
+          <w:color w:val="000000"/>
+          <w:sz w:val="22"/>
+        </w:rPr>
+        <w:t>Tout salarie peut ben'ficier d'un conge non remunere pour s'occuper d'un enfant malade ou accidente sur justification</w:t>
+      </w:r>
+    </w:p>
+    <w:p>
+      <w:r>
+        <w:rPr>
+          <w:b w:val="0"/>
+          <w:color w:val="000000"/>
+          <w:sz w:val="22"/>
+        </w:rPr>
+        <w:t>d'un certificat m'dical.</w:t>
+      </w:r>
+    </w:p>
+    <w:p>
+      <w:r>
+        <w:rPr>
+          <w:b w:val="0"/>
+          <w:color w:val="000000"/>
+          <w:sz w:val="22"/>
+        </w:rPr>
+        <w:t>Sa duree est de 3 jours par an, ou 5 jours par an si l'enfant a moins d'un an ou si le salarie a la charge d'au moins 3 enfants</w:t>
+      </w:r>
+    </w:p>
+    <w:p>
+      <w:r>
+        <w:rPr>
+          <w:b w:val="0"/>
+          <w:color w:val="000000"/>
+          <w:sz w:val="22"/>
+        </w:rPr>
+        <w:t>de moins de 16 ans. Les conventions et accords collectifs peuvent prevoir des dispositions plus favorables</w:t>
+      </w:r>
+    </w:p>
+    <w:p>
+      <w:r>
+        <w:rPr>
+          <w:b w:val="0"/>
+          <w:color w:val="000000"/>
+          <w:sz w:val="22"/>
+        </w:rPr>
+        <w:t>(remuneration, octroi de jours supplementairese).</w:t>
       </w:r>
     </w:p>
     <w:p/>
@@ -1174,32 +2214,62 @@
         <w:pStyle w:val="Heading2"/>
       </w:pPr>
       <w:r>
-        <w:t>LE CONG� DE PR�SENCE PARENTALE</w:t>
-      </w:r>
-    </w:p>
-    <w:p>
-      <w:r>
+        <w:rPr>
+          <w:b/>
+          <w:color w:val="2F5496"/>
+          <w:sz w:val="24"/>
+        </w:rPr>
+        <w:t>LE CONGe DE PReSENCE PARENTALE</w:t>
+      </w:r>
+    </w:p>
+    <w:p>
+      <w:r>
+        <w:rPr>
+          <w:b w:val="0"/>
+          <w:color w:val="000000"/>
+          <w:sz w:val="22"/>
+        </w:rPr>
         <w:t>?</w:t>
       </w:r>
     </w:p>
     <w:p>
       <w:r>
-        <w:t>Ce cong� est accord� aux parents dont l�enfant est victime d�une maladie, d�un accident ou d�un handicap, graves</w:t>
-      </w:r>
-    </w:p>
-    <w:p>
-      <w:r>
-        <w:t>n�cessitant la pr�sence permanente du p�re ou de la m�re � ses c�t�s. Le cong� est d�une dur�e maximale de 310 jours</w:t>
-      </w:r>
-    </w:p>
-    <w:p>
-      <w:r>
-        <w:t>ouvr�s sur 3 ans. � l�issue de cette dur�e initiale, le cong� peut �tre renouvel� dans les m�mes conditions en cas de</w:t>
-      </w:r>
-    </w:p>
-    <w:p>
-      <w:r>
-        <w:t>r�cidive ou de rechute de la pathologie.</w:t>
+        <w:rPr>
+          <w:b w:val="0"/>
+          <w:color w:val="000000"/>
+          <w:sz w:val="22"/>
+        </w:rPr>
+        <w:t>Ce conge est accorde aux parents dont l'enfant est victime d'une maladie, d'un accident ou d'un handicap, graves</w:t>
+      </w:r>
+    </w:p>
+    <w:p>
+      <w:r>
+        <w:rPr>
+          <w:b w:val="0"/>
+          <w:color w:val="000000"/>
+          <w:sz w:val="22"/>
+        </w:rPr>
+        <w:t>n'cessitant la presence permanente du pere ou de la m're e ses c't's. Le conge est d'une duree maximale de 310 jours</w:t>
+      </w:r>
+    </w:p>
+    <w:p>
+      <w:r>
+        <w:rPr>
+          <w:b w:val="0"/>
+          <w:color w:val="000000"/>
+          <w:sz w:val="22"/>
+        </w:rPr>
+        <w:t>ouvres sur 3 ans. e l'issue de cette duree initiale, le conge peut etre renouvele dans les m'mes conditions en cas de</w:t>
+      </w:r>
+    </w:p>
+    <w:p>
+      <w:r>
+        <w:rPr>
+          <w:b w:val="0"/>
+          <w:color w:val="000000"/>
+          <w:sz w:val="22"/>
+        </w:rPr>
+        <w:t>recidive ou de rechute de la pathologie.</w:t>
       </w:r>
     </w:p>
     <w:p>
@@ -1207,32 +2277,62 @@
         <w:pStyle w:val="Heading2"/>
       </w:pPr>
       <w:r>
-        <w:t>LE CONG� DE SOLIDARIT� FAMILIALE</w:t>
-      </w:r>
-    </w:p>
-    <w:p>
-      <w:r>
+        <w:rPr>
+          <w:b/>
+          <w:color w:val="2F5496"/>
+          <w:sz w:val="24"/>
+        </w:rPr>
+        <w:t>LE CONGe DE SOLIDARITe FAMILIALE</w:t>
+      </w:r>
+    </w:p>
+    <w:p>
+      <w:r>
+        <w:rPr>
+          <w:b w:val="0"/>
+          <w:color w:val="000000"/>
+          <w:sz w:val="22"/>
+        </w:rPr>
         <w:t>?</w:t>
       </w:r>
     </w:p>
     <w:p>
       <w:r>
-        <w:t>Ce cong� est destin� � tout salari� dont un ascendant, un descendant, un fr�re une s�ur ou une personne partageant le</w:t>
-      </w:r>
-    </w:p>
-    <w:p>
-      <w:r>
-        <w:t>domicile conjugal, est atteint d�une pathologie engageant le diagnostic vital. Un accord collectif peut en d�finir les</w:t>
-      </w:r>
-    </w:p>
-    <w:p>
-      <w:r>
-        <w:t>modalit�s, � d�faut, il est d�une dur�e de 3 mois renouvelable, et peut �tre � temps plein ou � temps partiel. Le salari�</w:t>
-      </w:r>
-    </w:p>
-    <w:p>
-      <w:r>
-        <w:t>b�n�ficie d�une allocation journali�re d�accompagnement.</w:t>
+        <w:rPr>
+          <w:b w:val="0"/>
+          <w:color w:val="000000"/>
+          <w:sz w:val="22"/>
+        </w:rPr>
+        <w:t>Ce conge est destine e tout salarie dont un ascendant, un descendant, un frere une s'ur ou une personne partageant le</w:t>
+      </w:r>
+    </w:p>
+    <w:p>
+      <w:r>
+        <w:rPr>
+          <w:b w:val="0"/>
+          <w:color w:val="000000"/>
+          <w:sz w:val="22"/>
+        </w:rPr>
+        <w:t>domicile conjugal, est atteint d'une pathologie engageant le diagnostic vital. Un accord collectif peut en d'finir les</w:t>
+      </w:r>
+    </w:p>
+    <w:p>
+      <w:r>
+        <w:rPr>
+          <w:b w:val="0"/>
+          <w:color w:val="000000"/>
+          <w:sz w:val="22"/>
+        </w:rPr>
+        <w:t>modalites, e d'faut, il est d'une duree de 3 mois renouvelable, et peut etre e temps plein ou e temps partiel. Le salarie</w:t>
+      </w:r>
+    </w:p>
+    <w:p>
+      <w:r>
+        <w:rPr>
+          <w:b w:val="0"/>
+          <w:color w:val="000000"/>
+          <w:sz w:val="22"/>
+        </w:rPr>
+        <w:t>ben'ficie d'une allocation journaliere d'accompagnement.</w:t>
       </w:r>
     </w:p>
     <w:p>
@@ -1240,22 +2340,42 @@
         <w:pStyle w:val="Heading2"/>
       </w:pPr>
       <w:r>
-        <w:t>LE CONG� POUR EXAMEN G �</w:t>
-      </w:r>
-    </w:p>
-    <w:p>
-      <w:r>
-        <w:t>Tout salari� b�n�ficiant d�une anciennet� de 24 mois d�activit� salari�e, dont 12 mois dans l�entreprise, peut solliciter ce</w:t>
-      </w:r>
-    </w:p>
-    <w:p>
-      <w:r>
-        <w:t>cong� en vue de pr�parer et passer un examen aux fins d�obtention d�un titre ou d�un dipl�me de l�enseignement</w:t>
-      </w:r>
-    </w:p>
-    <w:p>
-      <w:r>
-        <w:t>technologique homologu�. Sa dur�e est de 24 heures de temps de travail par ann�e civile (chaque heure est d�compt�e).</w:t>
+        <w:rPr>
+          <w:b/>
+          <w:color w:val="2F5496"/>
+          <w:sz w:val="24"/>
+        </w:rPr>
+        <w:t>LE CONGe POUR EXAMEN G e</w:t>
+      </w:r>
+    </w:p>
+    <w:p>
+      <w:r>
+        <w:rPr>
+          <w:b w:val="0"/>
+          <w:color w:val="000000"/>
+          <w:sz w:val="22"/>
+        </w:rPr>
+        <w:t>Tout salarie ben'ficiant d'une anciennete de 24 mois d'activite salariee, dont 12 mois dans l'entreprise, peut solliciter ce</w:t>
+      </w:r>
+    </w:p>
+    <w:p>
+      <w:r>
+        <w:rPr>
+          <w:b w:val="0"/>
+          <w:color w:val="000000"/>
+          <w:sz w:val="22"/>
+        </w:rPr>
+        <w:t>conge en vue de preparer et passer un examen aux fins d'obtention d'un titre ou d'un dipleme de l'enseignement</w:t>
+      </w:r>
+    </w:p>
+    <w:p>
+      <w:r>
+        <w:rPr>
+          <w:b w:val="0"/>
+          <w:color w:val="000000"/>
+          <w:sz w:val="22"/>
+        </w:rPr>
+        <w:t>technologique homologue. Sa duree est de 24 heures de temps de travail par annee civile (chaque heure est d'comptee).</w:t>
       </w:r>
     </w:p>
     <w:p>
@@ -1263,32 +2383,62 @@
         <w:pStyle w:val="Heading2"/>
       </w:pPr>
       <w:r>
-        <w:t>LE CONG� SANS SOLDE H �</w:t>
-      </w:r>
-    </w:p>
-    <w:p>
-      <w:r>
-        <w:t>Appel� aussi cong� pour convenance personnelle, il n�est pas r�glement� par la loi tant sur le fond que sur la forme.</w:t>
-      </w:r>
-    </w:p>
-    <w:p>
-      <w:r>
-        <w:t>Salari� et employeur sont donc libres d�en pr�voir les modalit�s � dur�e de l�absence, motifs, r�mun�ration,</w:t>
-      </w:r>
-    </w:p>
-    <w:p>
-      <w:r>
-        <w:t>formalisme... L� encore les conventions ou accords collectifs peuvent organiser ce type de cong� et le soumettre � des</w:t>
-      </w:r>
-    </w:p>
-    <w:p>
-      <w:r>
-        <w:t>conditions qu�il sera n�cessaire d�observer.</w:t>
-      </w:r>
-    </w:p>
-    <w:p>
-      <w:r>
-        <w:t>� titre conclusif, la loi du 8 ao�t 2016 cr�e de nouveaux cong�s qui ne seront pas d�velopp�s ici, tels que :</w:t>
+        <w:rPr>
+          <w:b/>
+          <w:color w:val="2F5496"/>
+          <w:sz w:val="24"/>
+        </w:rPr>
+        <w:t>LE CONGe SANS SOLDE H e</w:t>
+      </w:r>
+    </w:p>
+    <w:p>
+      <w:r>
+        <w:rPr>
+          <w:b w:val="0"/>
+          <w:color w:val="000000"/>
+          <w:sz w:val="22"/>
+        </w:rPr>
+        <w:t>Appele aussi conge pour convenance personnelle, il n'est pas reglemente par la loi tant sur le fond que sur la forme.</w:t>
+      </w:r>
+    </w:p>
+    <w:p>
+      <w:r>
+        <w:rPr>
+          <w:b w:val="0"/>
+          <w:color w:val="000000"/>
+          <w:sz w:val="22"/>
+        </w:rPr>
+        <w:t>Salarie et employeur sont donc libres d'en prevoir les modalites e duree de l'absence, motifs, remuneration,</w:t>
+      </w:r>
+    </w:p>
+    <w:p>
+      <w:r>
+        <w:rPr>
+          <w:b w:val="0"/>
+          <w:color w:val="000000"/>
+          <w:sz w:val="22"/>
+        </w:rPr>
+        <w:t>formalisme... L' encore les conventions ou accords collectifs peuvent organiser ce type de conge et le soumettre e des</w:t>
+      </w:r>
+    </w:p>
+    <w:p>
+      <w:r>
+        <w:rPr>
+          <w:b w:val="0"/>
+          <w:color w:val="000000"/>
+          <w:sz w:val="22"/>
+        </w:rPr>
+        <w:t>conditions qu'il sera n'cessaire d'observer.</w:t>
+      </w:r>
+    </w:p>
+    <w:p>
+      <w:r>
+        <w:rPr>
+          <w:b w:val="0"/>
+          <w:color w:val="000000"/>
+          <w:sz w:val="22"/>
+        </w:rPr>
+        <w:t>e titre conclusif, la loi du 8 aoet 2016 cree de nouveaux conges qui ne seront pas d'veloppes ici, tels que :</w:t>
       </w:r>
     </w:p>
     <w:p>
@@ -1296,7 +2446,12 @@
         <w:pStyle w:val="ListBullet"/>
       </w:pPr>
       <w:r>
-        <w:t>Le cong� pour catastrophe naturelle ; -</w:t>
+        <w:rPr>
+          <w:b w:val="0"/>
+          <w:color w:val="000000"/>
+          <w:sz w:val="22"/>
+        </w:rPr>
+        <w:t>Le conge pour catastrophe naturelle ;</w:t>
       </w:r>
     </w:p>
     <w:p>
@@ -1304,7 +2459,12 @@
         <w:pStyle w:val="ListBullet"/>
       </w:pPr>
       <w:r>
-        <w:t>Le cong� pour engagement associatif, politique ou militant ; -</w:t>
+        <w:rPr>
+          <w:b w:val="0"/>
+          <w:color w:val="000000"/>
+          <w:sz w:val="22"/>
+        </w:rPr>
+        <w:t>Le conge pour engagement associatif, politique ou militant ;</w:t>
       </w:r>
     </w:p>
     <w:p>
@@ -1312,7 +2472,12 @@
         <w:pStyle w:val="ListBullet"/>
       </w:pPr>
       <w:r>
-        <w:t>Le cong� de proche aidant ; -</w:t>
+        <w:rPr>
+          <w:b w:val="0"/>
+          <w:color w:val="000000"/>
+          <w:sz w:val="22"/>
+        </w:rPr>
+        <w:t>Le conge de proche aidant ;</w:t>
       </w:r>
     </w:p>
     <w:p>
@@ -1320,7 +2485,12 @@
         <w:pStyle w:val="ListBullet"/>
       </w:pPr>
       <w:r>
-        <w:t>Le cong� de participation aux instances d�emploi et de formation professionnelle ou � un jury d�examen ; -</w:t>
+        <w:rPr>
+          <w:b w:val="0"/>
+          <w:color w:val="000000"/>
+          <w:sz w:val="22"/>
+        </w:rPr>
+        <w:t>Le conge de participation aux instances d'emploi et de formation professionnelle ou e un jury d'examen ;</w:t>
       </w:r>
     </w:p>
     <w:p>
@@ -1328,12 +2498,22 @@
         <w:pStyle w:val="ListBullet"/>
       </w:pPr>
       <w:r>
-        <w:t>Le cong� de formation de cadres et d�animateurs pour la jeunesse ; -</w:t>
-      </w:r>
-    </w:p>
-    <w:p>
-      <w:r>
-        <w:t>Le cong� pour acquisition de la nationalit�</w:t>
+        <w:rPr>
+          <w:b w:val="0"/>
+          <w:color w:val="000000"/>
+          <w:sz w:val="22"/>
+        </w:rPr>
+        <w:t>Le conge de formation de cadres et d'animateurs pour la jeunesse ;</w:t>
+      </w:r>
+    </w:p>
+    <w:p>
+      <w:r>
+        <w:rPr>
+          <w:b w:val="0"/>
+          <w:color w:val="000000"/>
+          <w:sz w:val="22"/>
+        </w:rPr>
+        <w:t>Le conge pour acquisition de la nationalite</w:t>
       </w:r>
     </w:p>
     <w:p/>
@@ -1342,6 +2522,11 @@
         <w:pStyle w:val="Heading2"/>
       </w:pPr>
       <w:r>
+        <w:rPr>
+          <w:b/>
+          <w:color w:val="2F5496"/>
+          <w:sz w:val="24"/>
+        </w:rPr>
         <w:t>III- LE REPOS</w:t>
       </w:r>
     </w:p>
@@ -1350,7 +2535,12 @@
         <w:pStyle w:val="Heading2"/>
       </w:pPr>
       <w:r>
-        <w:t>LE REPOS QUOTIDIEN ET HEBDOMADAIRE A �</w:t>
+        <w:rPr>
+          <w:b/>
+          <w:color w:val="2F5496"/>
+          <w:sz w:val="24"/>
+        </w:rPr>
+        <w:t>LE REPOS QUOTIDIEN ET HEBDOMADAIRE A e</w:t>
       </w:r>
     </w:p>
     <w:p>
@@ -1358,62 +2548,122 @@
         <w:pStyle w:val="Heading2"/>
       </w:pPr>
       <w:r>
+        <w:rPr>
+          <w:b/>
+          <w:color w:val="2F5496"/>
+          <w:sz w:val="24"/>
+        </w:rPr>
         <w:t>LE REPOS QUOTIDIEN</w:t>
       </w:r>
     </w:p>
     <w:p>
       <w:r>
+        <w:rPr>
+          <w:b w:val="0"/>
+          <w:color w:val="000000"/>
+          <w:sz w:val="22"/>
+        </w:rPr>
         <w:t>?</w:t>
       </w:r>
     </w:p>
     <w:p>
       <w:r>
-        <w:t>Principe. La dur�e maximale quotidienne de travail est de 10 heures et les salari�s b�n�ficient d�un repos quotidien</w:t>
-      </w:r>
-    </w:p>
-    <w:p>
-      <w:r>
-        <w:t>d�une dur�e minimale de onze heures cons�cutives.</w:t>
-      </w:r>
-    </w:p>
-    <w:p>
-      <w:r>
-        <w:t>Cette dur�e s�ajoute � un repos hebdomadaire de vingt-quatre heures cons�cutives minimum, ce qui fait 35 heures de</w:t>
-      </w:r>
-    </w:p>
-    <w:p>
-      <w:r>
+        <w:rPr>
+          <w:b w:val="0"/>
+          <w:color w:val="000000"/>
+          <w:sz w:val="22"/>
+        </w:rPr>
+        <w:t>Principe. La duree maximale quotidienne de travail est de 10 heures et les salaries ben'ficient d'un repos quotidien</w:t>
+      </w:r>
+    </w:p>
+    <w:p>
+      <w:r>
+        <w:rPr>
+          <w:b w:val="0"/>
+          <w:color w:val="000000"/>
+          <w:sz w:val="22"/>
+        </w:rPr>
+        <w:t>d'une duree minimale de onze heures consecutives.</w:t>
+      </w:r>
+    </w:p>
+    <w:p>
+      <w:r>
+        <w:rPr>
+          <w:b w:val="0"/>
+          <w:color w:val="000000"/>
+          <w:sz w:val="22"/>
+        </w:rPr>
+        <w:t>Cette duree s'ajoute e un repos hebdomadaire de vingt-quatre heures consecutives minimum, ce qui fait 35 heures de</w:t>
+      </w:r>
+    </w:p>
+    <w:p>
+      <w:r>
+        <w:rPr>
+          <w:b w:val="0"/>
+          <w:color w:val="000000"/>
+          <w:sz w:val="22"/>
+        </w:rPr>
         <w:t>repos ininterrompu.</w:t>
       </w:r>
     </w:p>
     <w:p>
       <w:r>
-        <w:t>Exceptions. Des d�rogations peuvent �tre pr�vues, selon l�activit�, par convention ou accords collectif, � condition</w:t>
-      </w:r>
-    </w:p>
-    <w:p>
-      <w:r>
-        <w:t>d�accorder au minimum 9 heures de repos cons�cutives. La d�rogation peut �tre justifi�e par la n�cessit� d�assurer la</w:t>
-      </w:r>
-    </w:p>
-    <w:p>
-      <w:r>
-        <w:t>continuit� du service ou de la production de l�entreprise, par exemple en cas de surcro�t exceptionnel d�activit�.</w:t>
-      </w:r>
-    </w:p>
-    <w:p>
-      <w:r>
-        <w:t>En l�absence de n�gociation collective, l�employeur peut y d�roger sous sa responsabilit� notamment pour pr�venir des</w:t>
-      </w:r>
-    </w:p>
-    <w:p>
-      <w:r>
-        <w:t>accidents imminents apr�s information de l�inspecteur du travail (art. R 3131-1 C. trav.).</w:t>
-      </w:r>
-    </w:p>
-    <w:p>
-      <w:r>
-        <w:t>Dans tous les cas une contrepartie de repos �quivalente doit �tre accord�e aux salari�s.</w:t>
+        <w:rPr>
+          <w:b w:val="0"/>
+          <w:color w:val="000000"/>
+          <w:sz w:val="22"/>
+        </w:rPr>
+        <w:t>Exceptions. Des d'rogations peuvent etre prevues, selon l'activite, par convention ou accords collectif, e condition</w:t>
+      </w:r>
+    </w:p>
+    <w:p>
+      <w:r>
+        <w:rPr>
+          <w:b w:val="0"/>
+          <w:color w:val="000000"/>
+          <w:sz w:val="22"/>
+        </w:rPr>
+        <w:t>d'accorder au minimum 9 heures de repos consecutives. La d'rogation peut etre justifiee par la n'cessite d'assurer la</w:t>
+      </w:r>
+    </w:p>
+    <w:p>
+      <w:r>
+        <w:rPr>
+          <w:b w:val="0"/>
+          <w:color w:val="000000"/>
+          <w:sz w:val="22"/>
+        </w:rPr>
+        <w:t>continuite du service ou de la production de l'entreprise, par exemple en cas de surcroet exceptionnel d'activite.</w:t>
+      </w:r>
+    </w:p>
+    <w:p>
+      <w:r>
+        <w:rPr>
+          <w:b w:val="0"/>
+          <w:color w:val="000000"/>
+          <w:sz w:val="22"/>
+        </w:rPr>
+        <w:t>En l'absence de n'gociation collective, l'employeur peut y d'roger sous sa responsabilite notamment pour prevenir des</w:t>
+      </w:r>
+    </w:p>
+    <w:p>
+      <w:r>
+        <w:rPr>
+          <w:b w:val="0"/>
+          <w:color w:val="000000"/>
+          <w:sz w:val="22"/>
+        </w:rPr>
+        <w:t>accidents imminents apres information de l'inspecteur du travail (art. R 3131-1 C. trav.).</w:t>
+      </w:r>
+    </w:p>
+    <w:p>
+      <w:r>
+        <w:rPr>
+          <w:b w:val="0"/>
+          <w:color w:val="000000"/>
+          <w:sz w:val="22"/>
+        </w:rPr>
+        <w:t>Dans tous les cas une contrepartie de repos equivalente doit etre accordee aux salaries.</w:t>
       </w:r>
     </w:p>
     <w:p>
@@ -1421,147 +2671,292 @@
         <w:pStyle w:val="Heading2"/>
       </w:pPr>
       <w:r>
+        <w:rPr>
+          <w:b/>
+          <w:color w:val="2F5496"/>
+          <w:sz w:val="24"/>
+        </w:rPr>
         <w:t>LE REPOS HEBDOMADAIRE ET DOMINICAL</w:t>
       </w:r>
     </w:p>
     <w:p>
       <w:r>
+        <w:rPr>
+          <w:b w:val="0"/>
+          <w:color w:val="000000"/>
+          <w:sz w:val="22"/>
+        </w:rPr>
         <w:t>?</w:t>
       </w:r>
     </w:p>
     <w:p>
       <w:r>
-        <w:t>Principe. Un employeur ne peut occuper un salari� plus de six jours par semaine. Le Code du travail pr�cise qu�un jour de</w:t>
-      </w:r>
-    </w:p>
-    <w:p>
-      <w:r>
-        <w:t>repos hebdomadaire d�une dur�e minimale de 24 heures doit �tre respect� et donn� le dimanche dans l�int�r�t des salari�s.</w:t>
-      </w:r>
-    </w:p>
-    <w:p>
-      <w:r>
+        <w:rPr>
+          <w:b w:val="0"/>
+          <w:color w:val="000000"/>
+          <w:sz w:val="22"/>
+        </w:rPr>
+        <w:t>Principe. Un employeur ne peut occuper un salarie plus de six jours par semaine. Le Code du travail precise qu'un jour de</w:t>
+      </w:r>
+    </w:p>
+    <w:p>
+      <w:r>
+        <w:rPr>
+          <w:b w:val="0"/>
+          <w:color w:val="000000"/>
+          <w:sz w:val="22"/>
+        </w:rPr>
+        <w:t>repos hebdomadaire d'une duree minimale de 24 heures doit etre respecte et donne le dimanche dans l'interet des salaries.</w:t>
+      </w:r>
+    </w:p>
+    <w:p>
+      <w:r>
+        <w:rPr>
+          <w:b w:val="0"/>
+          <w:color w:val="000000"/>
+          <w:sz w:val="22"/>
+        </w:rPr>
         <w:t>Exceptions</w:t>
       </w:r>
     </w:p>
     <w:p>
       <w:r>
+        <w:rPr>
+          <w:b w:val="0"/>
+          <w:color w:val="000000"/>
+          <w:sz w:val="22"/>
+        </w:rPr>
         <w:t>Le repos dominical</w:t>
       </w:r>
     </w:p>
     <w:p>
       <w:r>
-        <w:t>La loi Macron modifie le champ des d�rogations au repos dominical, la dur�e des autorisations pr�fectorales et les �ventuelles</w:t>
-      </w:r>
-    </w:p>
-    <w:p>
-      <w:r>
+        <w:rPr>
+          <w:b w:val="0"/>
+          <w:color w:val="000000"/>
+          <w:sz w:val="22"/>
+        </w:rPr>
+        <w:t>La loi Macron modifie le champ des d'rogations au repos dominical, la duree des autorisations prefectorales et les eventuelles</w:t>
+      </w:r>
+    </w:p>
+    <w:p>
+      <w:r>
+        <w:rPr>
+          <w:b w:val="0"/>
+          <w:color w:val="000000"/>
+          <w:sz w:val="22"/>
+        </w:rPr>
         <w:t>compensations tel que suit :</w:t>
       </w:r>
     </w:p>
     <w:p>
       <w:r>
-        <w:t>D�rogation de plein droit</w:t>
-      </w:r>
-    </w:p>
-    <w:p>
-      <w:r>
-        <w:t>Comme auparavant, en certaines circonstances, il peut �tre d�rog� de plein droit c�est-�-dire sans autorisation adminis-</w:t>
-      </w:r>
-    </w:p>
-    <w:p>
-      <w:r>
-        <w:t>trative, au repos dominical (art. 3132-12). Il en est ainsi pour certains �tablissements d�termin�s par d�cret en raison des</w:t>
-      </w:r>
-    </w:p>
-    <w:p>
-      <w:r>
-        <w:t>contraintes de la production, de l�activit� ou les besoins du public. Il en est de m�me dans les �tablissements dont l�activit�</w:t>
-      </w:r>
-    </w:p>
-    <w:p>
-      <w:r>
-        <w:t>exclusive ou principale est la vente de denr�es alimentaires au d�tail. La loi pr�cise que lorsque ces �tablissements ont une</w:t>
-      </w:r>
-    </w:p>
-    <w:p>
-      <w:r>
-        <w:t>surface de vente sup�rieure � 400 m2, les salari�s priv�s du repos dominical b�n�ficient d�une r�mun�ration major�e d�au</w:t>
-      </w:r>
-    </w:p>
-    <w:p>
-      <w:r>
-        <w:t>moins 30% par rapport � la r�mun�ration normalement due pour une dur�e �quivalente.</w:t>
-      </w:r>
-    </w:p>
-    <w:p>
-      <w:r>
-        <w:t>Autres d�rogations sur autorisation pr�fectorale</w:t>
-      </w:r>
-    </w:p>
-    <w:p>
-      <w:r>
-        <w:t>Lorsqu�il est �tabli que le repos simultan�, le dimanche, de tous les salari�s d�un �tablissement serait pr�judiciable au public</w:t>
-      </w:r>
-    </w:p>
-    <w:p>
-      <w:r>
-        <w:t>ou compromettrait le fonctionnement normal de cet �tablissement, le pr�fet peut autoriser pour une dur�e de trois ans le</w:t>
-      </w:r>
-    </w:p>
-    <w:p>
-      <w:r>
-        <w:t>repos des salari�s selon l�une des modalit�s pr�vues � l�article 3132-20 (un autre jour que le dimanche � tous les salari�s del��tablissement, du dimanche midi au lundi midi, le dimanche apr�s-midi avec un repos compensateur d�une journ�e par</w:t>
-      </w:r>
-    </w:p>
-    <w:p>
-      <w:r>
-        <w:t>roulement et par quinzaine, par roulement � tout ou partie des salari�s).</w:t>
-      </w:r>
-    </w:p>
-    <w:p>
-      <w:r>
-        <w:t>La mise en place (autorisation pr�fectorale accord�e au vu d�un accord collectif ou d�une d�cision unilat�rale de l�em-</w:t>
-      </w:r>
-    </w:p>
-    <w:p>
-      <w:r>
-        <w:t>ployeur), les droits des salari�s (r�mun�ration suppl�mentaire, repos compensateur�) et les modalit�s de son application</w:t>
-      </w:r>
-    </w:p>
-    <w:p>
-      <w:r>
-        <w:t>(prise en compte de la situation personnelle du salari�, priorit� d�emploi sur des postes ne n�cessitant pas un travail le</w:t>
-      </w:r>
-    </w:p>
-    <w:p>
-      <w:r>
-        <w:t>dimanche�) restent inchang�s.</w:t>
-      </w:r>
-    </w:p>
-    <w:p>
-      <w:r>
-        <w:t>Autres d�rogations sur un fondement g�ographique</w:t>
-      </w:r>
-    </w:p>
-    <w:p>
-      <w:r>
+        <w:rPr>
+          <w:b w:val="0"/>
+          <w:color w:val="000000"/>
+          <w:sz w:val="22"/>
+        </w:rPr>
+        <w:t>D'rogation de plein droit</w:t>
+      </w:r>
+    </w:p>
+    <w:p>
+      <w:r>
+        <w:rPr>
+          <w:b w:val="0"/>
+          <w:color w:val="000000"/>
+          <w:sz w:val="22"/>
+        </w:rPr>
+        <w:t>Comme auparavant, en certaines circonstances, il peut etre d'roge de plein droit c'est-e-dire sans autorisation adminis-</w:t>
+      </w:r>
+    </w:p>
+    <w:p>
+      <w:r>
+        <w:rPr>
+          <w:b w:val="0"/>
+          <w:color w:val="000000"/>
+          <w:sz w:val="22"/>
+        </w:rPr>
+        <w:t>trative, au repos dominical (art. 3132-12). Il en est ainsi pour certains etablissements d'termines par d'cret en raison des</w:t>
+      </w:r>
+    </w:p>
+    <w:p>
+      <w:r>
+        <w:rPr>
+          <w:b w:val="0"/>
+          <w:color w:val="000000"/>
+          <w:sz w:val="22"/>
+        </w:rPr>
+        <w:t>contraintes de la production, de l'activite ou les besoins du public. Il en est de m'me dans les etablissements dont l'activite</w:t>
+      </w:r>
+    </w:p>
+    <w:p>
+      <w:r>
+        <w:rPr>
+          <w:b w:val="0"/>
+          <w:color w:val="000000"/>
+          <w:sz w:val="22"/>
+        </w:rPr>
+        <w:t>exclusive ou principale est la vente de denrees alimentaires au d'tail. La loi precise que lorsque ces etablissements ont une</w:t>
+      </w:r>
+    </w:p>
+    <w:p>
+      <w:r>
+        <w:rPr>
+          <w:b w:val="0"/>
+          <w:color w:val="000000"/>
+          <w:sz w:val="22"/>
+        </w:rPr>
+        <w:t>surface de vente superieure e 400 m2, les salaries prives du repos dominical ben'ficient d'une remuneration majoree d'au</w:t>
+      </w:r>
+    </w:p>
+    <w:p>
+      <w:r>
+        <w:rPr>
+          <w:b w:val="0"/>
+          <w:color w:val="000000"/>
+          <w:sz w:val="22"/>
+        </w:rPr>
+        <w:t>moins 30% par rapport e la remuneration normalement due pour une duree equivalente.</w:t>
+      </w:r>
+    </w:p>
+    <w:p>
+      <w:r>
+        <w:rPr>
+          <w:b w:val="0"/>
+          <w:color w:val="000000"/>
+          <w:sz w:val="22"/>
+        </w:rPr>
+        <w:t>Autres d'rogations sur autorisation prefectorale</w:t>
+      </w:r>
+    </w:p>
+    <w:p>
+      <w:r>
+        <w:rPr>
+          <w:b w:val="0"/>
+          <w:color w:val="000000"/>
+          <w:sz w:val="22"/>
+        </w:rPr>
+        <w:t>Lorsqu'il est etabli que le repos simultane, le dimanche, de tous les salaries d'un etablissement serait prejudiciable au public</w:t>
+      </w:r>
+    </w:p>
+    <w:p>
+      <w:r>
+        <w:rPr>
+          <w:b w:val="0"/>
+          <w:color w:val="000000"/>
+          <w:sz w:val="22"/>
+        </w:rPr>
+        <w:t>ou compromettrait le fonctionnement normal de cet etablissement, le prefet peut autoriser pour une duree de trois ans le</w:t>
+      </w:r>
+    </w:p>
+    <w:p>
+      <w:r>
+        <w:rPr>
+          <w:b w:val="0"/>
+          <w:color w:val="000000"/>
+          <w:sz w:val="22"/>
+        </w:rPr>
+        <w:t>repos des salaries selon l'une des modalites prevues e l'article 3132-20 (un autre jour que le dimanche e tous les salaries deleetablissement, du dimanche midi au lundi midi, le dimanche apres-midi avec un repos compensateur d'une journee par</w:t>
+      </w:r>
+    </w:p>
+    <w:p>
+      <w:r>
+        <w:rPr>
+          <w:b w:val="0"/>
+          <w:color w:val="000000"/>
+          <w:sz w:val="22"/>
+        </w:rPr>
+        <w:t>roulement et par quinzaine, par roulement e tout ou partie des salaries).</w:t>
+      </w:r>
+    </w:p>
+    <w:p>
+      <w:r>
+        <w:rPr>
+          <w:b w:val="0"/>
+          <w:color w:val="000000"/>
+          <w:sz w:val="22"/>
+        </w:rPr>
+        <w:t>La mise en place (autorisation prefectorale accordee au vu d'un accord collectif ou d'une d'cision unilaterale de l'em-</w:t>
+      </w:r>
+    </w:p>
+    <w:p>
+      <w:r>
+        <w:rPr>
+          <w:b w:val="0"/>
+          <w:color w:val="000000"/>
+          <w:sz w:val="22"/>
+        </w:rPr>
+        <w:t>ployeur), les droits des salaries (remuneration supplementaire, repos compensateure) et les modalites de son application</w:t>
+      </w:r>
+    </w:p>
+    <w:p>
+      <w:r>
+        <w:rPr>
+          <w:b w:val="0"/>
+          <w:color w:val="000000"/>
+          <w:sz w:val="22"/>
+        </w:rPr>
+        <w:t>(prise en compte de la situation personnelle du salarie, priorite d'emploi sur des postes ne n'cessitant pas un travail le</w:t>
+      </w:r>
+    </w:p>
+    <w:p>
+      <w:r>
+        <w:rPr>
+          <w:b w:val="0"/>
+          <w:color w:val="000000"/>
+          <w:sz w:val="22"/>
+        </w:rPr>
+        <w:t>dimanchee) restent inchanges.</w:t>
+      </w:r>
+    </w:p>
+    <w:p>
+      <w:r>
+        <w:rPr>
+          <w:b w:val="0"/>
+          <w:color w:val="000000"/>
+          <w:sz w:val="22"/>
+        </w:rPr>
+        <w:t>Autres d'rogations sur un fondement geographique</w:t>
+      </w:r>
+    </w:p>
+    <w:p>
+      <w:r>
+        <w:rPr>
+          <w:b w:val="0"/>
+          <w:color w:val="000000"/>
+          <w:sz w:val="22"/>
+        </w:rPr>
         <w:t>? Principe</w:t>
       </w:r>
     </w:p>
     <w:p>
       <w:r>
-        <w:t>La loi cr�e une nouvelle rubrique de d�rogations sur un fondement g�ographique pour lesquelles il est possible de donner le</w:t>
-      </w:r>
-    </w:p>
-    <w:p>
-      <w:r>
-        <w:t>repos hebdomadaire par roulement pour tout ou partie du personnel (art 3132-24 � 3132-25-1). Sont concern�s les</w:t>
-      </w:r>
-    </w:p>
-    <w:p>
-      <w:r>
-        <w:t>�tablissements de vente au d�tail qui mettent � disposition des biens et des services et qui sont situ�s dans :</w:t>
+        <w:rPr>
+          <w:b w:val="0"/>
+          <w:color w:val="000000"/>
+          <w:sz w:val="22"/>
+        </w:rPr>
+        <w:t>La loi cree une nouvelle rubrique de d'rogations sur un fondement geographique pour lesquelles il est possible de donner le</w:t>
+      </w:r>
+    </w:p>
+    <w:p>
+      <w:r>
+        <w:rPr>
+          <w:b w:val="0"/>
+          <w:color w:val="000000"/>
+          <w:sz w:val="22"/>
+        </w:rPr>
+        <w:t>repos hebdomadaire par roulement pour tout ou partie du personnel (art 3132-24 e 3132-25-1). Sont concernes les</w:t>
+      </w:r>
+    </w:p>
+    <w:p>
+      <w:r>
+        <w:rPr>
+          <w:b w:val="0"/>
+          <w:color w:val="000000"/>
+          <w:sz w:val="22"/>
+        </w:rPr>
+        <w:t>etablissements de vente au d'tail qui mettent e disposition des biens et des services et qui sont situes dans :</w:t>
       </w:r>
     </w:p>
     <w:p>
@@ -1569,27 +2964,52 @@
         <w:pStyle w:val="ListBullet"/>
       </w:pPr>
       <w:r>
-        <w:t>les zones touristiques internationales (ces zones sont d�limit�es par les ministres charg�s du travail, du tourisme et du -</w:t>
-      </w:r>
-    </w:p>
-    <w:p>
-      <w:r>
+        <w:rPr>
+          <w:b w:val="0"/>
+          <w:color w:val="000000"/>
+          <w:sz w:val="22"/>
+        </w:rPr>
+        <w:t>les zones touristiques internationales (ces zones sont d'limitees par les ministres charges du travail, du tourisme et du</w:t>
+      </w:r>
+    </w:p>
+    <w:p>
+      <w:r>
+        <w:rPr>
+          <w:b w:val="0"/>
+          <w:color w:val="000000"/>
+          <w:sz w:val="22"/>
+        </w:rPr>
         <w:t>commerce) ;</w:t>
       </w:r>
     </w:p>
     <w:p>
       <w:r>
-        <w:t>les zones touristiques et certaines gares caract�ris�es par une affluence particuli�rement importante (ces zones int�--</w:t>
-      </w:r>
-    </w:p>
-    <w:p>
-      <w:r>
-        <w:t>grent de plein droit les anciennement � communes d�int�r�t touristique ou thermales � et les � zones touristiques d�af-</w:t>
-      </w:r>
-    </w:p>
-    <w:p>
-      <w:r>
-        <w:t>fluence exceptionnelle). La liste des gares sera fix�e par arr�t� minist�riel ;</w:t>
+        <w:rPr>
+          <w:b w:val="0"/>
+          <w:color w:val="000000"/>
+          <w:sz w:val="22"/>
+        </w:rPr>
+        <w:t>les zones touristiques et certaines gares caracterisees par une affluence particulierement importante (ces zones inte--</w:t>
+      </w:r>
+    </w:p>
+    <w:p>
+      <w:r>
+        <w:rPr>
+          <w:b w:val="0"/>
+          <w:color w:val="000000"/>
+          <w:sz w:val="22"/>
+        </w:rPr>
+        <w:t>grent de plein droit les anciennement e communes d'interet touristique ou thermales e et les e zones touristiques d'af-</w:t>
+      </w:r>
+    </w:p>
+    <w:p>
+      <w:r>
+        <w:rPr>
+          <w:b w:val="0"/>
+          <w:color w:val="000000"/>
+          <w:sz w:val="22"/>
+        </w:rPr>
+        <w:t>fluence exceptionnelle). La liste des gares sera fixee par arret' ministeriel ;</w:t>
       </w:r>
     </w:p>
     <w:p>
@@ -1597,86 +3017,171 @@
         <w:pStyle w:val="ListBullet"/>
       </w:pPr>
       <w:r>
-        <w:t>les zones commerciales caract�ris�es par une offre commerciale et une demande potentielle particuli�rement importantes, -</w:t>
-      </w:r>
-    </w:p>
-    <w:p>
-      <w:r>
-        <w:t>le cas �ch�ant en tenant compte de la proximit� imm�diate d�une zone frontali�re. Ces zones int�grent de plein droit les</w:t>
-      </w:r>
-    </w:p>
-    <w:p>
-      <w:r>
+        <w:rPr>
+          <w:b w:val="0"/>
+          <w:color w:val="000000"/>
+          <w:sz w:val="22"/>
+        </w:rPr>
+        <w:t>les zones commerciales caracterisees par une offre commerciale et une demande potentielle particulierement importantes,</w:t>
+      </w:r>
+    </w:p>
+    <w:p>
+      <w:r>
+        <w:rPr>
+          <w:b w:val="0"/>
+          <w:color w:val="000000"/>
+          <w:sz w:val="22"/>
+        </w:rPr>
+        <w:t>le cas echeant en tenant compte de la proximite immediate d'une zone frontaliere. Ces zones integrent de plein droit les</w:t>
+      </w:r>
+    </w:p>
+    <w:p>
+      <w:r>
+        <w:rPr>
+          <w:b w:val="0"/>
+          <w:color w:val="000000"/>
+          <w:sz w:val="22"/>
+        </w:rPr>
         <w:t>anciens PUCE.</w:t>
       </w:r>
     </w:p>
     <w:p>
       <w:r>
-        <w:t>? D�limitation des zones et mise en place du travail le dimanche</w:t>
-      </w:r>
-    </w:p>
-    <w:p>
-      <w:r>
-        <w:t>La d�limitation des zones touristiques internationales a �t� fix�e par douze arr�t�s du 25 septembre 2015. En ce qui concerne</w:t>
-      </w:r>
-    </w:p>
-    <w:p>
-      <w:r>
-        <w:t>les zones touristiques et commerciales, celles-ci sont fix�es par arr�t� du pr�fet de r�gion sur demande du maire concern� ou</w:t>
-      </w:r>
-    </w:p>
-    <w:p>
-      <w:r>
-        <w:t>apr�s consultations des maires concern�s.</w:t>
-      </w:r>
-    </w:p>
-    <w:p>
-      <w:r>
-        <w:t>D�autre part, la mise en place du travail le dimanche au sein de ces zones ne peut intervenir que s�il existe un accord de</w:t>
-      </w:r>
-    </w:p>
-    <w:p>
-      <w:r>
-        <w:t>branche, de groupe, d�entreprise ou d��tablissement couvrant les entreprises concern�es. Ces accords doivent pr�ciser les</w:t>
-      </w:r>
-    </w:p>
-    <w:p>
-      <w:r>
-        <w:t>contreparties accord�es aux salari�s, les dispositifs permettant de concilier le travail le dimanche et la vie personnelle ainsi</w:t>
-      </w:r>
-    </w:p>
-    <w:p>
-      <w:r>
-        <w:t>que les conditions dans lesquelles sera pris en compte le changement d�avis du salari� priv� du repos dominical.</w:t>
-      </w:r>
-    </w:p>
-    <w:p>
-      <w:r>
-        <w:t>Autres d�rogations sur d�cision du maire</w:t>
-      </w:r>
-    </w:p>
-    <w:p>
-      <w:r>
-        <w:t>La loi �tend le nombre de dimanches auxquels il peut �tre d�rog� par d�cision du maire � compter de 2016 (art.3132-26).</w:t>
-      </w:r>
-    </w:p>
-    <w:p>
-      <w:r>
-        <w:t>Ainsi, dans les commerces de d�tail, le repos dominical peut �tre supprim� dans la limite de douze dimanches par an, par</w:t>
-      </w:r>
-    </w:p>
-    <w:p>
-      <w:r>
-        <w:t>d�cision du maire prise apr�s avis du conseil municipal. Les salari�s concern�s per�oivent une r�mun�ration au moins �gale</w:t>
-      </w:r>
-    </w:p>
-    <w:p>
-      <w:r>
-        <w:t>au double de la r�mun�ration normalement due pour une dur�e �quivalente, ainsi qu�un repos compensateur �quivalent en</w:t>
-      </w:r>
-    </w:p>
-    <w:p>
-      <w:r>
+        <w:rPr>
+          <w:b w:val="0"/>
+          <w:color w:val="000000"/>
+          <w:sz w:val="22"/>
+        </w:rPr>
+        <w:t>? D'limitation des zones et mise en place du travail le dimanche</w:t>
+      </w:r>
+    </w:p>
+    <w:p>
+      <w:r>
+        <w:rPr>
+          <w:b w:val="0"/>
+          <w:color w:val="000000"/>
+          <w:sz w:val="22"/>
+        </w:rPr>
+        <w:t>La d'limitation des zones touristiques internationales a et' fixee par douze arret's du 25 septembre 2015. En ce qui concerne</w:t>
+      </w:r>
+    </w:p>
+    <w:p>
+      <w:r>
+        <w:rPr>
+          <w:b w:val="0"/>
+          <w:color w:val="000000"/>
+          <w:sz w:val="22"/>
+        </w:rPr>
+        <w:t>les zones touristiques et commerciales, celles-ci sont fixees par arret' du prefet de region sur demande du maire concerne ou</w:t>
+      </w:r>
+    </w:p>
+    <w:p>
+      <w:r>
+        <w:rPr>
+          <w:b w:val="0"/>
+          <w:color w:val="000000"/>
+          <w:sz w:val="22"/>
+        </w:rPr>
+        <w:t>apres consultations des maires concernes.</w:t>
+      </w:r>
+    </w:p>
+    <w:p>
+      <w:r>
+        <w:rPr>
+          <w:b w:val="0"/>
+          <w:color w:val="000000"/>
+          <w:sz w:val="22"/>
+        </w:rPr>
+        <w:t>D'autre part, la mise en place du travail le dimanche au sein de ces zones ne peut intervenir que s'il existe un accord de</w:t>
+      </w:r>
+    </w:p>
+    <w:p>
+      <w:r>
+        <w:rPr>
+          <w:b w:val="0"/>
+          <w:color w:val="000000"/>
+          <w:sz w:val="22"/>
+        </w:rPr>
+        <w:t>branche, de groupe, d'entreprise ou d'etablissement couvrant les entreprises concernees. Ces accords doivent preciser les</w:t>
+      </w:r>
+    </w:p>
+    <w:p>
+      <w:r>
+        <w:rPr>
+          <w:b w:val="0"/>
+          <w:color w:val="000000"/>
+          <w:sz w:val="22"/>
+        </w:rPr>
+        <w:t>contreparties accordees aux salaries, les dispositifs permettant de concilier le travail le dimanche et la vie personnelle ainsi</w:t>
+      </w:r>
+    </w:p>
+    <w:p>
+      <w:r>
+        <w:rPr>
+          <w:b w:val="0"/>
+          <w:color w:val="000000"/>
+          <w:sz w:val="22"/>
+        </w:rPr>
+        <w:t>que les conditions dans lesquelles sera pris en compte le changement d'avis du salarie prive du repos dominical.</w:t>
+      </w:r>
+    </w:p>
+    <w:p>
+      <w:r>
+        <w:rPr>
+          <w:b w:val="0"/>
+          <w:color w:val="000000"/>
+          <w:sz w:val="22"/>
+        </w:rPr>
+        <w:t>Autres d'rogations sur d'cision du maire</w:t>
+      </w:r>
+    </w:p>
+    <w:p>
+      <w:r>
+        <w:rPr>
+          <w:b w:val="0"/>
+          <w:color w:val="000000"/>
+          <w:sz w:val="22"/>
+        </w:rPr>
+        <w:t>La loi etend le nombre de dimanches auxquels il peut etre d'roge par d'cision du maire e compter de 2016 (art.3132-26).</w:t>
+      </w:r>
+    </w:p>
+    <w:p>
+      <w:r>
+        <w:rPr>
+          <w:b w:val="0"/>
+          <w:color w:val="000000"/>
+          <w:sz w:val="22"/>
+        </w:rPr>
+        <w:t>Ainsi, dans les commerces de d'tail, le repos dominical peut etre supprime dans la limite de douze dimanches par an, par</w:t>
+      </w:r>
+    </w:p>
+    <w:p>
+      <w:r>
+        <w:rPr>
+          <w:b w:val="0"/>
+          <w:color w:val="000000"/>
+          <w:sz w:val="22"/>
+        </w:rPr>
+        <w:t>d'cision du maire prise apres avis du conseil municipal. Les salaries concernes pereoivent une remuneration au moins egale</w:t>
+      </w:r>
+    </w:p>
+    <w:p>
+      <w:r>
+        <w:rPr>
+          <w:b w:val="0"/>
+          <w:color w:val="000000"/>
+          <w:sz w:val="22"/>
+        </w:rPr>
+        <w:t>au double de la remuneration normalement due pour une duree equivalente, ainsi qu'un repos compensateur equivalent en</w:t>
+      </w:r>
+    </w:p>
+    <w:p>
+      <w:r>
+        <w:rPr>
+          <w:b w:val="0"/>
+          <w:color w:val="000000"/>
+          <w:sz w:val="22"/>
+        </w:rPr>
         <w:t>temps.</w:t>
       </w:r>
     </w:p>
@@ -1685,7 +3190,12 @@
         <w:pStyle w:val="Heading2"/>
       </w:pPr>
       <w:r>
-        <w:t>LES PONTS ET JOURS F�RI�S B �</w:t>
+        <w:rPr>
+          <w:b/>
+          <w:color w:val="2F5496"/>
+          <w:sz w:val="24"/>
+        </w:rPr>
+        <w:t>LES PONTS ET JOURS FeRIeS B e</w:t>
       </w:r>
     </w:p>
     <w:p>
@@ -1693,121 +3203,241 @@
         <w:pStyle w:val="Heading2"/>
       </w:pPr>
       <w:r>
-        <w:t>LES JOURS F�RI�S</w:t>
-      </w:r>
-    </w:p>
-    <w:p>
-      <w:r>
+        <w:rPr>
+          <w:b/>
+          <w:color w:val="2F5496"/>
+          <w:sz w:val="24"/>
+        </w:rPr>
+        <w:t>LES JOURS FeRIeS</w:t>
+      </w:r>
+    </w:p>
+    <w:p>
+      <w:r>
+        <w:rPr>
+          <w:b w:val="0"/>
+          <w:color w:val="000000"/>
+          <w:sz w:val="22"/>
+        </w:rPr>
         <w:t>?</w:t>
       </w:r>
     </w:p>
     <w:p>
       <w:r>
-        <w:t>Le code du travail pr�voit 11 jours f�ri�s : 1</w:t>
-      </w:r>
-    </w:p>
-    <w:p>
-      <w:r>
+        <w:rPr>
+          <w:b w:val="0"/>
+          <w:color w:val="000000"/>
+          <w:sz w:val="22"/>
+        </w:rPr>
+        <w:t>Le code du travail prevoit 11 jours feries : 1</w:t>
+      </w:r>
+    </w:p>
+    <w:p>
+      <w:r>
+        <w:rPr>
+          <w:b w:val="0"/>
+          <w:color w:val="000000"/>
+          <w:sz w:val="22"/>
+        </w:rPr>
         <w:t>er</w:t>
       </w:r>
     </w:p>
     <w:p>
       <w:r>
-        <w:t>janvier, Lundi de P�ques, 1</w:t>
-      </w:r>
-    </w:p>
-    <w:p>
-      <w:r>
+        <w:rPr>
+          <w:b w:val="0"/>
+          <w:color w:val="000000"/>
+          <w:sz w:val="22"/>
+        </w:rPr>
+        <w:t>janvier, Lundi de Peques, 1</w:t>
+      </w:r>
+    </w:p>
+    <w:p>
+      <w:r>
+        <w:rPr>
+          <w:b w:val="0"/>
+          <w:color w:val="000000"/>
+          <w:sz w:val="22"/>
+        </w:rPr>
         <w:t>er</w:t>
       </w:r>
     </w:p>
     <w:p>
       <w:r>
-        <w:t>mai, 8 mai, Ascension, Lundi de Pentec�te, 14</w:t>
-      </w:r>
-    </w:p>
-    <w:p>
-      <w:r>
-        <w:t>juillet, Assomption, Toussaint, 11 novembre, 25 d�cembre.</w:t>
-      </w:r>
-    </w:p>
-    <w:p>
-      <w:r>
-        <w:t>Le code du travail impose le ch�mage uniquement le 1</w:t>
-      </w:r>
-    </w:p>
-    <w:p>
-      <w:r>
+        <w:rPr>
+          <w:b w:val="0"/>
+          <w:color w:val="000000"/>
+          <w:sz w:val="22"/>
+        </w:rPr>
+        <w:t>mai, 8 mai, Ascension, Lundi de Pentecete, 14</w:t>
+      </w:r>
+    </w:p>
+    <w:p>
+      <w:r>
+        <w:rPr>
+          <w:b w:val="0"/>
+          <w:color w:val="000000"/>
+          <w:sz w:val="22"/>
+        </w:rPr>
+        <w:t>juillet, Assomption, Toussaint, 11 novembre, 25 d'cembre.</w:t>
+      </w:r>
+    </w:p>
+    <w:p>
+      <w:r>
+        <w:rPr>
+          <w:b w:val="0"/>
+          <w:color w:val="000000"/>
+          <w:sz w:val="22"/>
+        </w:rPr>
+        <w:t>Le code du travail impose le chemage uniquement le 1</w:t>
+      </w:r>
+    </w:p>
+    <w:p>
+      <w:r>
+        <w:rPr>
+          <w:b w:val="0"/>
+          <w:color w:val="000000"/>
+          <w:sz w:val="22"/>
+        </w:rPr>
         <w:t>er</w:t>
       </w:r>
     </w:p>
     <w:p>
       <w:r>
+        <w:rPr>
+          <w:b w:val="0"/>
+          <w:color w:val="000000"/>
+          <w:sz w:val="22"/>
+        </w:rPr>
         <w:t>mai (sauf exceptions pour les entreprises de service qui ne</w:t>
       </w:r>
     </w:p>
     <w:p>
       <w:r>
-        <w:t>peuvent interrompre leur activit� comme les h�pitaux ou le transport. Dans ce cas, les salari�s b�n�ficient d�une</w:t>
-      </w:r>
-    </w:p>
-    <w:p>
-      <w:r>
-        <w:t>indemnit� �gale au montant du salaire). L�employeur peut donc solliciter le travail des salari�s tous les autres jours</w:t>
-      </w:r>
-    </w:p>
-    <w:p>
-      <w:r>
-        <w:t>f�ri�s, sauf si des dispositions conventionnelles en conviennent autrement.</w:t>
-      </w:r>
-    </w:p>
-    <w:p>
-      <w:r>
-        <w:t>Lorsqu�ils sont travaill�s, les jours f�ri�s sont r�mun�r�s normalement. En effet, la loi ne contient aucune disposition</w:t>
-      </w:r>
-    </w:p>
-    <w:p>
-      <w:r>
-        <w:t>particuli�re. Il revient donc � la n�gociation collective d�en pr�voir l�indemnisation �ventuelle. Par contre si le jour f�ri�</w:t>
-      </w:r>
-    </w:p>
-    <w:p>
-      <w:r>
-        <w:t>est ch�m� alors qu�il tombe un jour normalement travaill�, le salari� sera r�mun�r� s�il justifie d�au moins trois mois</w:t>
-      </w:r>
-    </w:p>
-    <w:p>
-      <w:r>
-        <w:t>d�anciennet� dans l�entreprise ou l��tablissement.</w:t>
-      </w:r>
-    </w:p>
-    <w:p>
-      <w:r>
-        <w:t>Enfin la loi institue une journ�e de solidarit� en vue de financer des actions en faveur de l�autonomie des personnes</w:t>
-      </w:r>
-    </w:p>
-    <w:p>
-      <w:r>
-        <w:t>�g�es ou handicap�es. Ce jour de travail suppl�mentaire et non r�mun�r� est fix� par accord de branche ou d�entreprise</w:t>
-      </w:r>
-    </w:p>
-    <w:p>
-      <w:r>
-        <w:t>et � d�faut par l�employeur apr�s consultation du comit� d�entreprise ou en son absence des d�l�gu�s du personnel. Le</w:t>
-      </w:r>
-    </w:p>
-    <w:p>
-      <w:r>
-        <w:t>jour travaill� peut �tre un jour f�ri� autre que le 1</w:t>
-      </w:r>
-    </w:p>
-    <w:p>
-      <w:r>
+        <w:rPr>
+          <w:b w:val="0"/>
+          <w:color w:val="000000"/>
+          <w:sz w:val="22"/>
+        </w:rPr>
+        <w:t>peuvent interrompre leur activite comme les hepitaux ou le transport. Dans ce cas, les salaries ben'ficient d'une</w:t>
+      </w:r>
+    </w:p>
+    <w:p>
+      <w:r>
+        <w:rPr>
+          <w:b w:val="0"/>
+          <w:color w:val="000000"/>
+          <w:sz w:val="22"/>
+        </w:rPr>
+        <w:t>indemnite egale au montant du salaire). L'employeur peut donc solliciter le travail des salaries tous les autres jours</w:t>
+      </w:r>
+    </w:p>
+    <w:p>
+      <w:r>
+        <w:rPr>
+          <w:b w:val="0"/>
+          <w:color w:val="000000"/>
+          <w:sz w:val="22"/>
+        </w:rPr>
+        <w:t>feries, sauf si des dispositions conventionnelles en conviennent autrement.</w:t>
+      </w:r>
+    </w:p>
+    <w:p>
+      <w:r>
+        <w:rPr>
+          <w:b w:val="0"/>
+          <w:color w:val="000000"/>
+          <w:sz w:val="22"/>
+        </w:rPr>
+        <w:t>Lorsqu'ils sont travailles, les jours feries sont remuneres normalement. En effet, la loi ne contient aucune disposition</w:t>
+      </w:r>
+    </w:p>
+    <w:p>
+      <w:r>
+        <w:rPr>
+          <w:b w:val="0"/>
+          <w:color w:val="000000"/>
+          <w:sz w:val="22"/>
+        </w:rPr>
+        <w:t>particuliere. Il revient donc e la n'gociation collective d'en prevoir l'indemnisation eventuelle. Par contre si le jour ferie</w:t>
+      </w:r>
+    </w:p>
+    <w:p>
+      <w:r>
+        <w:rPr>
+          <w:b w:val="0"/>
+          <w:color w:val="000000"/>
+          <w:sz w:val="22"/>
+        </w:rPr>
+        <w:t>est chem' alors qu'il tombe un jour normalement travaille, le salarie sera remunere s'il justifie d'au moins trois mois</w:t>
+      </w:r>
+    </w:p>
+    <w:p>
+      <w:r>
+        <w:rPr>
+          <w:b w:val="0"/>
+          <w:color w:val="000000"/>
+          <w:sz w:val="22"/>
+        </w:rPr>
+        <w:t>d'anciennete dans l'entreprise ou l'etablissement.</w:t>
+      </w:r>
+    </w:p>
+    <w:p>
+      <w:r>
+        <w:rPr>
+          <w:b w:val="0"/>
+          <w:color w:val="000000"/>
+          <w:sz w:val="22"/>
+        </w:rPr>
+        <w:t>Enfin la loi institue une journee de solidarite en vue de financer des actions en faveur de l'autonomie des personnes</w:t>
+      </w:r>
+    </w:p>
+    <w:p>
+      <w:r>
+        <w:rPr>
+          <w:b w:val="0"/>
+          <w:color w:val="000000"/>
+          <w:sz w:val="22"/>
+        </w:rPr>
+        <w:t>egees ou handicapees. Ce jour de travail supplementaire et non remunere est fixe par accord de branche ou d'entreprise</w:t>
+      </w:r>
+    </w:p>
+    <w:p>
+      <w:r>
+        <w:rPr>
+          <w:b w:val="0"/>
+          <w:color w:val="000000"/>
+          <w:sz w:val="22"/>
+        </w:rPr>
+        <w:t>et e d'faut par l'employeur apres consultation du comite d'entreprise ou en son absence des d'l'gues du personnel. Le</w:t>
+      </w:r>
+    </w:p>
+    <w:p>
+      <w:r>
+        <w:rPr>
+          <w:b w:val="0"/>
+          <w:color w:val="000000"/>
+          <w:sz w:val="22"/>
+        </w:rPr>
+        <w:t>jour travaille peut etre un jour ferie autre que le 1</w:t>
+      </w:r>
+    </w:p>
+    <w:p>
+      <w:r>
+        <w:rPr>
+          <w:b w:val="0"/>
+          <w:color w:val="000000"/>
+          <w:sz w:val="22"/>
+        </w:rPr>
         <w:t>er</w:t>
       </w:r>
     </w:p>
     <w:p>
       <w:r>
+        <w:rPr>
+          <w:b w:val="0"/>
+          <w:color w:val="000000"/>
+          <w:sz w:val="22"/>
+        </w:rPr>
         <w:t>mai ou tout autre jour totalisant 7 heures de travail.</w:t>
       </w:r>
     </w:p>
@@ -1816,51 +3446,94 @@
         <w:pStyle w:val="Heading2"/>
       </w:pPr>
       <w:r>
+        <w:rPr>
+          <w:b/>
+          <w:color w:val="2F5496"/>
+          <w:sz w:val="24"/>
+        </w:rPr>
         <w:t>LES PONTS</w:t>
       </w:r>
     </w:p>
     <w:p>
       <w:r>
+        <w:rPr>
+          <w:b w:val="0"/>
+          <w:color w:val="000000"/>
+          <w:sz w:val="22"/>
+        </w:rPr>
         <w:t>?</w:t>
       </w:r>
     </w:p>
     <w:p>
       <w:r>
-        <w:t>Il s�agit de un ou deux jours ouvrables pris entre un jour f�ri� et une journ�e de repos hebdomadaire ou le jour pr�c�dant</w:t>
-      </w:r>
-    </w:p>
-    <w:p>
-      <w:r>
-        <w:t>les cong�s annuels.</w:t>
-      </w:r>
-    </w:p>
-    <w:p>
-      <w:r>
-        <w:t>L�employeur n�est pas tenu de donner le pont. S�il d�cide de le faire, il doit pr�alablement consulter le comit� d�entre-</w:t>
-      </w:r>
-    </w:p>
-    <w:p>
-      <w:r>
-        <w:t>prise, informer l�inspection du travail et afficher la date du jour pr�vu.</w:t>
-      </w:r>
-    </w:p>
-    <w:p>
-      <w:r>
-        <w:t>L�galement le paiement de la journ�e de pont n�est pas obligatoire. Par contre cette obligation peut r�sulter de la</w:t>
-      </w:r>
-    </w:p>
-    <w:p>
-      <w:r>
-        <w:t>convention collective ou d�un usage professionnel ou d�entreprise. Enfin, les ponts peuvent �tre r�cup�rables au profit</w:t>
-      </w:r>
-    </w:p>
-    <w:p>
-      <w:r>
-        <w:t>de l�entreprise. La r�cup�ration consiste � effectuer un autre jour de l�ann�e les heures de travail perdues.</w:t>
-      </w:r>
-    </w:p>
-    <w:p/>
-    <w:p/>
+        <w:rPr>
+          <w:b w:val="0"/>
+          <w:color w:val="000000"/>
+          <w:sz w:val="22"/>
+        </w:rPr>
+        <w:t>Il s'agit de un ou deux jours ouvrables pris entre un jour ferie et une journee de repos hebdomadaire ou le jour prec'dant</w:t>
+      </w:r>
+    </w:p>
+    <w:p>
+      <w:r>
+        <w:rPr>
+          <w:b w:val="0"/>
+          <w:color w:val="000000"/>
+          <w:sz w:val="22"/>
+        </w:rPr>
+        <w:t>les conges annuels.</w:t>
+      </w:r>
+    </w:p>
+    <w:p>
+      <w:r>
+        <w:rPr>
+          <w:b w:val="0"/>
+          <w:color w:val="000000"/>
+          <w:sz w:val="22"/>
+        </w:rPr>
+        <w:t>L'employeur n'est pas tenu de donner le pont. S'il d'cide de le faire, il doit prealablement consulter le comite d'entre-</w:t>
+      </w:r>
+    </w:p>
+    <w:p>
+      <w:r>
+        <w:rPr>
+          <w:b w:val="0"/>
+          <w:color w:val="000000"/>
+          <w:sz w:val="22"/>
+        </w:rPr>
+        <w:t>prise, informer l'inspection du travail et afficher la date du jour prevu.</w:t>
+      </w:r>
+    </w:p>
+    <w:p>
+      <w:r>
+        <w:rPr>
+          <w:b w:val="0"/>
+          <w:color w:val="000000"/>
+          <w:sz w:val="22"/>
+        </w:rPr>
+        <w:t>L'galement le paiement de la journee de pont n'est pas obligatoire. Par contre cette obligation peut resulter de la</w:t>
+      </w:r>
+    </w:p>
+    <w:p>
+      <w:r>
+        <w:rPr>
+          <w:b w:val="0"/>
+          <w:color w:val="000000"/>
+          <w:sz w:val="22"/>
+        </w:rPr>
+        <w:t>convention collective ou d'un usage professionnel ou d'entreprise. Enfin, les ponts peuvent etre recuperables au profit</w:t>
+      </w:r>
+    </w:p>
+    <w:p>
+      <w:r>
+        <w:rPr>
+          <w:b w:val="0"/>
+          <w:color w:val="000000"/>
+          <w:sz w:val="22"/>
+        </w:rPr>
+        <w:t>de l'entreprise. La recuperation consiste e effectuer un autre jour de l'annee les heures de travail perdues.</w:t>
+      </w:r>
+    </w:p>
     <w:p/>
     <w:sectPr>
       <w:pgSz w:w="12240" w:h="15840"/>

--- a/droit social dcg/9- cong s et repos.docx
+++ b/droit social dcg/9- cong s et repos.docx
@@ -13,7 +13,7 @@
           <w:color w:val="1F4E79"/>
           <w:sz w:val="34"/>
         </w:rPr>
-        <w:t>FICHE 9 : LES CONGeS ET REPOS</w:t>
+        <w:t>FICHE 9 : LES CONGÉS ET REPOS</w:t>
       </w:r>
     </w:p>
     <w:p/>
@@ -27,7 +27,7 @@
           <w:color w:val="2F5496"/>
           <w:sz w:val="24"/>
         </w:rPr>
-        <w:t>LES CONGeS PAYeS I e</w:t>
+        <w:t>LES CONGÉS PAYÉS I •</w:t>
       </w:r>
     </w:p>
     <w:p>
@@ -40,7 +40,7 @@
           <w:color w:val="2F5496"/>
           <w:sz w:val="24"/>
         </w:rPr>
-        <w:t>LE CALCUL DU DROIT AUX CONGeS PAYeS A e</w:t>
+        <w:t>LE CALCUL DU DROIT AUX CONGÉS PAYÉS A •</w:t>
       </w:r>
     </w:p>
     <w:p>
@@ -73,7 +73,7 @@
           <w:color w:val="006100"/>
           <w:sz w:val="22"/>
         </w:rPr>
-        <w:t>Tout salarie a droit chaque annee e un conge paye e la charge de l'employeur. Le conge est de 2 jours et demi ouvrables par</w:t>
+        <w:t>Tout salarié a droit chaque année à un congo payé à la charge de l'employeur. Le congo est de 2 jours et demi ouvrables par</w:t>
       </w:r>
     </w:p>
     <w:p>
@@ -83,7 +83,7 @@
           <w:color w:val="006100"/>
           <w:sz w:val="22"/>
         </w:rPr>
-        <w:t>mois de travail effectif ou assimile (sont assimilees e 1 mois de travail effectif les periodes equivalentes e 4 semaines ou</w:t>
+        <w:t>mois de travail effectif ou assimilé (sont assimilées à 1 mois de travail effectif les périodes équivalentes à 4 semaines ou</w:t>
       </w:r>
     </w:p>
     <w:p>
@@ -93,7 +93,7 @@
           <w:color w:val="006100"/>
           <w:sz w:val="22"/>
         </w:rPr>
-        <w:t>24 jours) chez le m'me employeur. C'est-e-dire 30 jours ouvrables maximum (tous les jours de la semaine e l'exception</w:t>
+        <w:t>24 jours) chez le même employeur. C'est-à-dire 30 jours ouvrables maximum (tous les jours de la semaine à l'exception</w:t>
       </w:r>
     </w:p>
     <w:p>
@@ -103,7 +103,7 @@
           <w:color w:val="006100"/>
           <w:sz w:val="22"/>
         </w:rPr>
-        <w:t>du jour de repos hebdomadaire l'gal et des jours reconnus feries par la loi et habituellement non travailles dans l'entre-</w:t>
+        <w:t>du jour de repos hebdomadaire légal et des jours reconnus fériés par la loi et habituellement non travailles dans l'entre-</w:t>
       </w:r>
     </w:p>
     <w:p>
@@ -113,7 +113,7 @@
           <w:color w:val="006100"/>
           <w:sz w:val="22"/>
         </w:rPr>
-        <w:t>prise) de conges payes pour une annee complete de travail sur la periode de reference. Cette periode est fixee par accord</w:t>
+        <w:t>prise) de congés payés pour une année complète de travail sur la période de référence. Cette période est fixée par accord</w:t>
       </w:r>
     </w:p>
     <w:p>
@@ -123,7 +123,7 @@
           <w:color w:val="006100"/>
           <w:sz w:val="22"/>
         </w:rPr>
-        <w:t>collectif, e d'faut, par d'cret (1</w:t>
+        <w:t>collectif, à défaut, par décret (1</w:t>
       </w:r>
     </w:p>
     <w:p>
@@ -143,7 +143,7 @@
           <w:color w:val="006100"/>
           <w:sz w:val="22"/>
         </w:rPr>
-        <w:t>juin N-1 au 31 mai N). Le nombre de jours de conges payes peut etre majore par accord</w:t>
+        <w:t>juin N-1 au 31 mai N). Le nombre de jours de congés payés peut être majoré par accord</w:t>
       </w:r>
     </w:p>
     <w:p>
@@ -153,7 +153,7 @@
           <w:color w:val="006100"/>
           <w:sz w:val="22"/>
         </w:rPr>
-        <w:t>collectif en raison de l'ege ou de l'anciennete. La majoration est de droit pour les salaries de plus ou moins 21 ans (dans le</w:t>
+        <w:t>collectif en raison de l'âge ou de l'ancienneté. La majoration est de droit pour les salariés de plus ou moins 21 ans (dans le</w:t>
       </w:r>
     </w:p>
     <w:p>
@@ -163,7 +163,7 @@
           <w:color w:val="006100"/>
           <w:sz w:val="22"/>
         </w:rPr>
-        <w:t>cas gen'ral) qui acquierent 2 jours de conges supplementaires par enfant e charge dans la limite de 30 jours ouvrables.</w:t>
+        <w:t>cas général) qui acquièrent 2 jours de congés supplémentaires par enfant à charge dans la limite de 30 jours ouvrables.</w:t>
       </w:r>
     </w:p>
     <w:p>
@@ -176,7 +176,7 @@
           <w:color w:val="2F5496"/>
           <w:sz w:val="24"/>
         </w:rPr>
-        <w:t>D'COMPTE</w:t>
+        <w:t>DÉCOMPTE</w:t>
       </w:r>
     </w:p>
     <w:p>
@@ -196,7 +196,7 @@
           <w:color w:val="000000"/>
           <w:sz w:val="22"/>
         </w:rPr>
-        <w:t>Par principe le salarie absent n'acquiert pas de droit. Dans ce cas, la reduction de ses droits e conge ne peut etre plus que</w:t>
+        <w:t>Par principe le salarié absent n'acquiert pas de droit. Dans ce cas, la réduction de ses droits à congo ne peut être plus que</w:t>
       </w:r>
     </w:p>
     <w:p>
@@ -206,7 +206,7 @@
           <w:color w:val="000000"/>
           <w:sz w:val="22"/>
         </w:rPr>
-        <w:t>proportionnelle e la duree de cette absence (C. trav. L3141-6). N'anmoins, sont prises en compte dans le calcul des</w:t>
+        <w:t>proportionnelle à la durée de cette absence (C. trav. L3141-6). Néanmoins, sont prises en compte dans le calcul des</w:t>
       </w:r>
     </w:p>
     <w:p>
@@ -216,7 +216,7 @@
           <w:color w:val="000000"/>
           <w:sz w:val="22"/>
         </w:rPr>
-        <w:t>droits certaines absences (c'est-e-dire assimilees e du travail effectif), comme les periodes de conges payes, les</w:t>
+        <w:t>droits certaines absences (c'est-à-dire assimilées à du travail effectif), comme les périodes de congés payés, les</w:t>
       </w:r>
     </w:p>
     <w:p>
@@ -226,7 +226,7 @@
           <w:color w:val="000000"/>
           <w:sz w:val="22"/>
         </w:rPr>
-        <w:t>contreparties obligatoires en repos, les periodes de conges de maternite et d'adoption, les periodes d'arret de travail</w:t>
+        <w:t>contreparties obligatoires en repos, les périodes de congés de maternité et d'adoption, les périodes d'arrêt de travail</w:t>
       </w:r>
     </w:p>
     <w:p>
@@ -236,7 +236,7 @@
           <w:color w:val="000000"/>
           <w:sz w:val="22"/>
         </w:rPr>
-        <w:t>pour maladie professionnelle ou accident du travail (dans la limite d'une duree ininterrompue d'un an), la journee</w:t>
+        <w:t>pour maladie professionnelle ou accident du travail (dans la limite d'une durée ininterrompue d'un an), la journée</w:t>
       </w:r>
     </w:p>
     <w:p>
@@ -246,7 +246,7 @@
           <w:color w:val="000000"/>
           <w:sz w:val="22"/>
         </w:rPr>
-        <w:t>d'appel de preparation e la d'fense, les periodes de conge de formation, les periodes assimilees conventionnellement</w:t>
+        <w:t>d'appel de préparation à la défense, les périodes de congo de formation, les périodes assimilées conventionnellement</w:t>
       </w:r>
     </w:p>
     <w:p>
@@ -256,7 +256,7 @@
           <w:color w:val="000000"/>
           <w:sz w:val="22"/>
         </w:rPr>
-        <w:t>e ces situations (art. L3141-5 du Code du travail) ou encore les periodes de suspension du contrat de travail en raison</w:t>
+        <w:t>à ces situations (art. L3141-5 du Code du travail) ou encore les périodes de suspension du contrat de travail en raison</w:t>
       </w:r>
     </w:p>
     <w:p>
@@ -266,7 +266,7 @@
           <w:color w:val="000000"/>
           <w:sz w:val="22"/>
         </w:rPr>
-        <w:t>d'une maladie ou d'un accident non professionnels (Loi du 22 avril 2024). Dans ce dernier cas, la duree du conge auquel</w:t>
+        <w:t>d'une maladie ou d'un accident non professionnels (Loi du 22 avril 2024). Dans ce dernier cas, la durée du congo auquel</w:t>
       </w:r>
     </w:p>
     <w:p>
@@ -276,7 +276,7 @@
           <w:color w:val="000000"/>
           <w:sz w:val="22"/>
         </w:rPr>
-        <w:t>le salarie a droit est de deux jours ouvrables par mois dans la limite, e ce titre, de vingt-quatre jours ouvrables par periode</w:t>
+        <w:t>le salarié a droit est de deux jours ouvrables par mois dans la limite, à ce titre, de vingt-quatre jours ouvrables par période</w:t>
       </w:r>
     </w:p>
     <w:p>
@@ -286,7 +286,7 @@
           <w:color w:val="000000"/>
           <w:sz w:val="22"/>
         </w:rPr>
-        <w:t>de reference. e noter que l'employeur doit informer le salarie, dans le mois de sa reprise, des conges payes acquis.</w:t>
+        <w:t>de référence. à noter que l'employeur doit informer le salarié, dans le mois de sa reprise, des congés payés acquis.</w:t>
       </w:r>
     </w:p>
     <w:p>
@@ -296,7 +296,7 @@
           <w:color w:val="000000"/>
           <w:sz w:val="22"/>
         </w:rPr>
-        <w:t>D'autres absences ne sont pas prises en compte (les jours de greve par exemple).</w:t>
+        <w:t>D'autres absences ne sont pas prises en compte (les jours de grave par exemple).</w:t>
       </w:r>
     </w:p>
     <w:p>
@@ -306,7 +306,7 @@
           <w:color w:val="000000"/>
           <w:sz w:val="22"/>
         </w:rPr>
-        <w:t>D's lors le d'compte en jours ouvrables des conges s'effectue suivant la regle la plus favorable au salarie (art.3141-4),</w:t>
+        <w:t>Des lors le décompte en jours ouvrables des congés s'effectue suivant la règle la plus favorable au salarié (art.3141-4),</w:t>
       </w:r>
     </w:p>
     <w:p>
@@ -329,7 +329,7 @@
           <w:color w:val="000000"/>
           <w:sz w:val="22"/>
         </w:rPr>
-        <w:t>d'compte par mois de travail effectif : 2 jours 1/2 de conges ;</w:t>
+        <w:t>décompte par mois de travail effectif : 2 jours 1/2 de congés ;</w:t>
       </w:r>
     </w:p>
     <w:p>
@@ -342,7 +342,7 @@
           <w:color w:val="000000"/>
           <w:sz w:val="22"/>
         </w:rPr>
-        <w:t>d'compte en semaines : 4 semaines de travail ouvrent droit e 2 jours 1/2 de conges ;</w:t>
+        <w:t>décompte en semaines : 4 semaines de travail ouvrent droit à 2 jours 1/2 de congés ;</w:t>
       </w:r>
     </w:p>
     <w:p>
@@ -355,7 +355,7 @@
           <w:color w:val="000000"/>
           <w:sz w:val="22"/>
         </w:rPr>
-        <w:t>d'compte en jours : octroi de 2 jours 1/2 de conges pour une periode de 24 jours de travail (horaire sur 6 jours) ou 22</w:t>
+        <w:t>décompte en jours : octroi de 2 jours 1/2 de congés pour une période de 24 jours de travail (horaire sur 6 jours) ou 22</w:t>
       </w:r>
     </w:p>
     <w:p>
@@ -378,7 +378,7 @@
           <w:color w:val="2F5496"/>
           <w:sz w:val="24"/>
         </w:rPr>
-        <w:t>LA PRISE DES CONGeS PAYeS B e</w:t>
+        <w:t>LA PRISE DES CONGÉS PAYÉS B •</w:t>
       </w:r>
     </w:p>
     <w:p>
@@ -388,7 +388,7 @@
           <w:color w:val="000000"/>
           <w:sz w:val="22"/>
         </w:rPr>
-        <w:t>Tout salarie peut pretendre e la prise de ses conges payes acquis, sans periode minimum d'anciennete requise d's</w:t>
+        <w:t>Tout salarié peut prétendre à la prise de ses congés payés acquis, sans période minimum d'ancienneté requise des</w:t>
       </w:r>
     </w:p>
     <w:p>
@@ -408,7 +408,7 @@
           <w:color w:val="000000"/>
           <w:sz w:val="22"/>
         </w:rPr>
-        <w:t>En l'absence de dispositions conventionnelles ou d'usage, l'ordre des d'parts en conge est fixe par l'employeur apres</w:t>
+        <w:t>En l'absence de dispositions conventionnelles ou d'usage, l'ordre des départs en congo est fixe par l'employeur après</w:t>
       </w:r>
     </w:p>
     <w:p>
@@ -418,7 +418,7 @@
           <w:color w:val="000000"/>
           <w:sz w:val="22"/>
         </w:rPr>
-        <w:t>avis du comite social et economique (C. trav. L3141-16). Il doit etre communique par l'employeur au personnel deux</w:t>
+        <w:t>avis du comité social et économique (C. trav. L3141-16). Il doit être communiqué par l'employeur au personnel deux</w:t>
       </w:r>
     </w:p>
     <w:p>
@@ -428,7 +428,7 @@
           <w:color w:val="000000"/>
           <w:sz w:val="22"/>
         </w:rPr>
-        <w:t>mois avant l'ouverture de cette periode (C. trav. D3141-5) et l'ordre des d'parts est communique e chaque salarie 1 mois</w:t>
+        <w:t>mois avant l'ouverture de cette période (C. trav. D3141-5) et l'ordre des départs est communiqué à chaque salarié 1 mois</w:t>
       </w:r>
     </w:p>
     <w:p>
@@ -438,7 +438,7 @@
           <w:color w:val="000000"/>
           <w:sz w:val="22"/>
         </w:rPr>
-        <w:t>avant son d'part et affiche dans l'entreprise. Une fois posee, la date s'impose et ne peut etre modifiee unilateralement ni</w:t>
+        <w:t>avant son départ et affiche dans l'entreprise. Une fois posée, la date s'impose et ne peut être modifiée unilatéralement ni</w:t>
       </w:r>
     </w:p>
     <w:p>
@@ -448,7 +448,7 @@
           <w:color w:val="000000"/>
           <w:sz w:val="22"/>
         </w:rPr>
-        <w:t>par l'employeur ni par le salarie sauf circonstances exceptionnelles. L'employeur peut etre amene e justifier qu'il a</w:t>
+        <w:t>par l'employeur ni par le salarié sauf circonstances exceptionnelles. L'employeur peut être amené à justifier qu'il a</w:t>
       </w:r>
     </w:p>
     <w:p>
@@ -458,7 +458,7 @@
           <w:color w:val="000000"/>
           <w:sz w:val="22"/>
         </w:rPr>
-        <w:t>d'ment accompli ces obligations si le salarie estime qu'il n'a pu prendre ses conges payes du fait de l'employeur (Cass.</w:t>
+        <w:t>dément accompli ces obligations si le salarié estime qu'il n'a pu prendre ses congés payés du fait de l'employeur (Cass.</w:t>
       </w:r>
     </w:p>
     <w:p>
@@ -478,7 +478,7 @@
           <w:color w:val="000000"/>
           <w:sz w:val="22"/>
         </w:rPr>
-        <w:t>L'employeur doit prendre en compte la situation de famille des salaries. Ainsi les conjoints et les personnes liees par un</w:t>
+        <w:t>L'employeur doit prendre en compte la situation de famille des salariés. Ainsi les conjoints et les personnes liées par un</w:t>
       </w:r>
     </w:p>
     <w:p>
@@ -488,7 +488,7 @@
           <w:color w:val="000000"/>
           <w:sz w:val="22"/>
         </w:rPr>
-        <w:t>pacte civil de solidarite (PACS) qui travaillent dans la m'me entreprise ont droit e un conge simultane.</w:t>
+        <w:t>pacte civil de solidarité (PACS) qui travaillent dans la même entreprise ont droit à un congo simultané.</w:t>
       </w:r>
     </w:p>
     <w:p>
@@ -498,7 +498,7 @@
           <w:color w:val="000000"/>
           <w:sz w:val="22"/>
         </w:rPr>
-        <w:t>e d'faut de directive de l'employeur, le salarie n'est pas admis e se substituer e celui-ci et ne peut unilateralement</w:t>
+        <w:t>à défaut de directive de l'employeur, le salarié n'est pas admis à se substituer à celui-ci et ne peut unilatéralement</w:t>
       </w:r>
     </w:p>
     <w:p>
@@ -508,7 +508,7 @@
           <w:color w:val="000000"/>
           <w:sz w:val="22"/>
         </w:rPr>
-        <w:t>disposer des dates de conges le concernant. Un tel comportement peut etre qualifie de fautif justifiant un licenciement.</w:t>
+        <w:t>disposer des dates de congés le concernant. Un tel comportement peut être qualifié de fautif justifiant un licenciement.</w:t>
       </w:r>
     </w:p>
     <w:p>
@@ -518,7 +518,7 @@
           <w:color w:val="000000"/>
           <w:sz w:val="22"/>
         </w:rPr>
-        <w:t>N'anmoins la faute grave ne peut etre retenu d's lors que les fautes sont partagees.</w:t>
+        <w:t>Néanmoins la faute grave ne peut être retenu des lors que les fautes sont partagées.</w:t>
       </w:r>
     </w:p>
     <w:p>
@@ -528,7 +528,7 @@
           <w:color w:val="000000"/>
           <w:sz w:val="22"/>
         </w:rPr>
-        <w:t>Enfin, les conges non pris du fait du salarie doivent etres consideres comme perdus sauf amenagement</w:t>
+        <w:t>Enfin, les congés non pris du fait du salarié doivent êtres considérés comme perdus sauf aménagement</w:t>
       </w:r>
     </w:p>
     <w:p>
@@ -538,7 +538,7 @@
           <w:color w:val="000000"/>
           <w:sz w:val="22"/>
         </w:rPr>
-        <w:t>conventionnel ou contractuels contraires ou encore pour alimenter un compte epargne temps. A contrario les</w:t>
+        <w:t>conventionnel ou contractuels contraires ou encore pour alimenter un compte épargne temps. A contrario les</w:t>
       </w:r>
     </w:p>
     <w:p>
@@ -548,7 +548,7 @@
           <w:color w:val="000000"/>
           <w:sz w:val="22"/>
         </w:rPr>
-        <w:t>conges non pris du fait de l'employeur doivent etres indemnises.</w:t>
+        <w:t>congés non pris du fait de l'employeur doivent êtres indemnisés.</w:t>
       </w:r>
     </w:p>
     <w:p>
@@ -558,7 +558,7 @@
           <w:color w:val="000000"/>
           <w:sz w:val="22"/>
         </w:rPr>
-        <w:t>Pour les effets de la maladie sur les conges payes, voir la Fiche 11.</w:t>
+        <w:t>Pour les effets de la maladie sur les congés payés, voir la Fiche 11.</w:t>
       </w:r>
     </w:p>
     <w:p>
@@ -571,7 +571,7 @@
           <w:color w:val="2F5496"/>
           <w:sz w:val="24"/>
         </w:rPr>
-        <w:t>LE FRACTIONNEMENT DES CONGeS PAYeS C e</w:t>
+        <w:t>LE FRACTIONNEMENT DES CONGÉS PAYÉS C •</w:t>
       </w:r>
     </w:p>
     <w:p>
@@ -584,7 +584,7 @@
           <w:color w:val="2F5496"/>
           <w:sz w:val="24"/>
         </w:rPr>
-        <w:t>LA RePARTITION DES CONGeS</w:t>
+        <w:t>LA RÉPARTITION DES CONGÉS</w:t>
       </w:r>
     </w:p>
     <w:p>
@@ -604,7 +604,7 @@
           <w:color w:val="000000"/>
           <w:sz w:val="22"/>
         </w:rPr>
-        <w:t>Elle doit respecter les regles suivantes :</w:t>
+        <w:t>Elle doit respecter les règles suivantes :</w:t>
       </w:r>
     </w:p>
     <w:p>
@@ -614,7 +614,7 @@
           <w:color w:val="000000"/>
           <w:sz w:val="22"/>
         </w:rPr>
-        <w:t>Un maximum de 24 jours ouvrables peut etre pris d'affilee (la 5</w:t>
+        <w:t>Un maximum de 24 jours ouvrables peut être pris d'affilée (la 5</w:t>
       </w:r>
     </w:p>
     <w:p>
@@ -634,7 +634,7 @@
           <w:color w:val="000000"/>
           <w:sz w:val="22"/>
         </w:rPr>
-        <w:t>semaine doit etre donnee e part, sauf dans certaines e</w:t>
+        <w:t>semaine doit être donnée à part, sauf dans certaines à</w:t>
       </w:r>
     </w:p>
     <w:p>
@@ -644,7 +644,7 @@
           <w:color w:val="000000"/>
           <w:sz w:val="22"/>
         </w:rPr>
-        <w:t>hypotheses, par exemple pour les salaries justifiant de contraintes geographiques particulieres).</w:t>
+        <w:t>hypothèses, par exemple pour les salariés justifiant de contraintes géographiques particulières).</w:t>
       </w:r>
     </w:p>
     <w:p>
@@ -654,7 +654,7 @@
           <w:color w:val="000000"/>
           <w:sz w:val="22"/>
         </w:rPr>
-        <w:t>Un conge de 12 jours ouvrables doit etre pris en continu dans la periode du 1</w:t>
+        <w:t>Un congo de 12 jours ouvrables doit être pris en continu dans la période du 1</w:t>
       </w:r>
     </w:p>
     <w:p>
@@ -674,7 +674,7 @@
           <w:color w:val="000000"/>
           <w:sz w:val="22"/>
         </w:rPr>
-        <w:t>mai au 31 octobre. Un accord collectif e</w:t>
+        <w:t>mai au 31 octobre. Un accord collectif à</w:t>
       </w:r>
     </w:p>
     <w:p>
@@ -684,7 +684,7 @@
           <w:color w:val="000000"/>
           <w:sz w:val="22"/>
         </w:rPr>
-        <w:t>peut prevoir une periode differente, mais qui en toute hypothese doit comprendre la periode ci-dessus.</w:t>
+        <w:t>peut prévoir une période différente, mais qui en toute hypothèse doit comprendre la période ci-dessus.</w:t>
       </w:r>
     </w:p>
     <w:p>
@@ -694,7 +694,7 @@
           <w:color w:val="000000"/>
           <w:sz w:val="22"/>
         </w:rPr>
-        <w:t>Un conge de plus de 12 jours ouvrables peut etre fractionne par l'employeur avec l'accord du salarie (sans son e</w:t>
+        <w:t>Un congo de plus de 12 jours ouvrables peut être fractionné par l'employeur avec l'accord du salarié (sans son à</w:t>
       </w:r>
     </w:p>
     <w:p>
@@ -704,7 +704,7 @@
           <w:color w:val="000000"/>
           <w:sz w:val="22"/>
         </w:rPr>
-        <w:t>accord s'il s'agit d'une fermeture de l'entreprise). Dans ce cas, 12 jours de conges doivent etre pris en continu entre</w:t>
+        <w:t>accord s'il s'agit d'une fermeture de l'entreprise). Dans ce cas, 12 jours de congés doivent être pris en continu entre</w:t>
       </w:r>
     </w:p>
     <w:p>
@@ -744,7 +744,7 @@
           <w:color w:val="000000"/>
           <w:sz w:val="22"/>
         </w:rPr>
-        <w:t>de ces 12 jours en dehors de cette periode.</w:t>
+        <w:t>de ces 12 jours en dehors de cette période.</w:t>
       </w:r>
     </w:p>
     <w:p>
@@ -754,7 +754,7 @@
           <w:color w:val="000000"/>
           <w:sz w:val="22"/>
         </w:rPr>
-        <w:t>En cas de maladie du salarie ayant rendu impossible la prise de ses conges payes. e</w:t>
+        <w:t>En cas de maladie du salarié ayant rendu impossible la prise de ses congés payés. à</w:t>
       </w:r>
     </w:p>
     <w:p>
@@ -774,7 +774,7 @@
           <w:color w:val="000000"/>
           <w:sz w:val="22"/>
         </w:rPr>
-        <w:t>editions Corroy e 4 rue de Villars, 42000 Saint-etienne e 04 77 79 92 46 e infos@editions-corroy.fr</w:t>
+        <w:t>éditions Corroy à 4 rue de Villars, 42000 Saint-etienne à 04 77 79 92 46 à infos@editions-corroy.fr</w:t>
       </w:r>
     </w:p>
     <w:p>
@@ -784,7 +784,7 @@
           <w:color w:val="000000"/>
           <w:sz w:val="22"/>
         </w:rPr>
-        <w:t>COLLECTION DCG UE 3 e Droit social - Fiches de cours</w:t>
+        <w:t>COLLECTION DCG UE 3 à Droit social - Fiches de cours</w:t>
       </w:r>
     </w:p>
     <w:p>
@@ -827,7 +827,7 @@
           <w:color w:val="000000"/>
           <w:sz w:val="22"/>
         </w:rPr>
-        <w:t>Le fractionnement consiste e prendre une partie de ses conges (au-dele des 12 jours imperatifs) en dehors de la periode</w:t>
+        <w:t>Le fractionnement consiste à prendre une partie de ses congés (au-delà des 12 jours impératifs) en dehors de la période</w:t>
       </w:r>
     </w:p>
     <w:p>
@@ -857,7 +857,7 @@
           <w:color w:val="000000"/>
           <w:sz w:val="22"/>
         </w:rPr>
-        <w:t>mai au 31 octobre. Il ouvre droit e des jours de conges supplementaires.</w:t>
+        <w:t>mai au 31 octobre. Il ouvre droit à des jours de congés supplémentaires.</w:t>
       </w:r>
     </w:p>
     <w:p>
@@ -867,7 +867,7 @@
           <w:color w:val="000000"/>
           <w:sz w:val="22"/>
         </w:rPr>
-        <w:t>Un accord collectif (etablissement, entreprise, branche) peut fixer les modalites de fractionnement, e d'faut lorsqu'une</w:t>
+        <w:t>Un accord collectif (établissement, entreprise, branche) peut fixer les modalités de fractionnement, à défaut lorsqu'une</w:t>
       </w:r>
     </w:p>
     <w:p>
@@ -877,7 +877,7 @@
           <w:color w:val="000000"/>
           <w:sz w:val="22"/>
         </w:rPr>
-        <w:t>partie du conge (12 jours sur 24) est prise en dehors de la periode du 1</w:t>
+        <w:t>partie du congo (12 jours sur 24) est prise en dehors de la période du 1</w:t>
       </w:r>
     </w:p>
     <w:p>
@@ -910,7 +910,7 @@
           <w:color w:val="000000"/>
           <w:sz w:val="22"/>
         </w:rPr>
-        <w:t>si le salarie prend, en dehors de cette periode, entre 3 et 5 jours de conges, il lui est d' un jour ouvrable</w:t>
+        <w:t>si le salarié prend, en dehors de cette période, entre 3 et 5 jours de congés, il lui est de un jour ouvrable</w:t>
       </w:r>
     </w:p>
     <w:p>
@@ -920,7 +920,7 @@
           <w:color w:val="000000"/>
           <w:sz w:val="22"/>
         </w:rPr>
-        <w:t>supplementaire ;</w:t>
+        <w:t>supplémentaire ;</w:t>
       </w:r>
     </w:p>
     <w:p>
@@ -933,7 +933,7 @@
           <w:color w:val="000000"/>
           <w:sz w:val="22"/>
         </w:rPr>
-        <w:t>s'il prend 6 jours et plus, il lui est d' 2 jours ouvrables supplementaires.</w:t>
+        <w:t>s'il prend 6 jours et plus, il lui est de 2 jours ouvrables supplémentaires.</w:t>
       </w:r>
     </w:p>
     <w:p>
@@ -943,7 +943,7 @@
           <w:color w:val="000000"/>
           <w:sz w:val="22"/>
         </w:rPr>
-        <w:t>Employeurs et salaries peuvent toutefois d'roger e cette regle e soit apres accord individuel du salarie, soit par</w:t>
+        <w:t>Employeurs et salariés peuvent toutefois déroger à cette règle à soit après accord individuel du salarié, soit par</w:t>
       </w:r>
     </w:p>
     <w:p>
@@ -953,7 +953,7 @@
           <w:color w:val="000000"/>
           <w:sz w:val="22"/>
         </w:rPr>
-        <w:t>convention collective ou accord collectif d'entreprise e. L'employeur peut alors autoriser le fractionnement des conges</w:t>
+        <w:t>convention collective ou accord collectif d'entreprise à. L'employeur peut alors autoriser le fractionnement des congés</w:t>
       </w:r>
     </w:p>
     <w:p>
@@ -963,7 +963,7 @@
           <w:color w:val="000000"/>
           <w:sz w:val="22"/>
         </w:rPr>
-        <w:t>en le subordonnant e une renonciation du conge supplementaire. Il n'y a pas de jour supplementaire d' pour</w:t>
+        <w:t>en le subordonnant à une renonciation du congo supplémentaire. Il n'y a pas de jour supplémentaire de pour</w:t>
       </w:r>
     </w:p>
     <w:p>
@@ -993,7 +993,7 @@
           <w:color w:val="000000"/>
           <w:sz w:val="22"/>
         </w:rPr>
-        <w:t>semaine, ni m'me, bien s'r, lorsque les conges sont pris en dehors de la periode le justifiant</w:t>
+        <w:t>semaine, ni même, bien sur, lorsque les congés sont pris en dehors de la période le justifiant</w:t>
       </w:r>
     </w:p>
     <w:p>
@@ -1003,7 +1003,7 @@
           <w:color w:val="000000"/>
           <w:sz w:val="22"/>
         </w:rPr>
-        <w:t>(Cass. Soc 11 juillet 2007). Le droit e conge supplementaire est de droit, c'est-e-dire qu'il naet du seul fractionnement du</w:t>
+        <w:t>(Cass. Soc 11 juillet 2007). Le droit à congo supplémentaire est de droit, c'est-à-dire qu'il naît du seul fractionnement du</w:t>
       </w:r>
     </w:p>
     <w:p>
@@ -1013,7 +1013,7 @@
           <w:color w:val="000000"/>
           <w:sz w:val="22"/>
         </w:rPr>
-        <w:t>conge principal.</w:t>
+        <w:t>congo principal.</w:t>
       </w:r>
     </w:p>
     <w:p>
@@ -1023,7 +1023,7 @@
           <w:color w:val="000000"/>
           <w:sz w:val="22"/>
         </w:rPr>
-        <w:t>Par consequent son renoncement ne peut etre tacite, il doit resulter d'une manifestation explicite du salarie de renoncer</w:t>
+        <w:t>Par conséquent son renoncement ne peut être tacite, il doit résulter d'une manifestation explicite du salarié de renoncer</w:t>
       </w:r>
     </w:p>
     <w:p>
@@ -1033,7 +1033,7 @@
           <w:color w:val="000000"/>
           <w:sz w:val="22"/>
         </w:rPr>
-        <w:t>e son droit. De fait l'information de l'employeur tendant e considerer que tout conge pris en dehors de la periode</w:t>
+        <w:t>à son droit. De fait l'information de l'employeur tendant à considérer que tout congo pris en dehors de la période</w:t>
       </w:r>
     </w:p>
     <w:p>
@@ -1043,7 +1043,7 @@
           <w:color w:val="000000"/>
           <w:sz w:val="22"/>
         </w:rPr>
-        <w:t>emporte renonciation au ben'fice des jours supplementaires de fractionnement n'a pas de valeur au regard des droits</w:t>
+        <w:t>emporte renonciation au bénéfice des jours supplémentaires de fractionnement n'a pas de valeur au regard des droits</w:t>
       </w:r>
     </w:p>
     <w:p>
@@ -1053,7 +1053,7 @@
           <w:color w:val="000000"/>
           <w:sz w:val="22"/>
         </w:rPr>
-        <w:t>ouverts. N'anmoins, lorsque le salarie a demande le fractionnement de ses conges, un accord d'entreprise peut justifier</w:t>
+        <w:t>ouverts. Néanmoins, lorsque le salarié a demande le fractionnement de ses congés, un accord d'entreprise peut justifier</w:t>
       </w:r>
     </w:p>
     <w:p>
@@ -1063,7 +1063,7 @@
           <w:color w:val="000000"/>
           <w:sz w:val="22"/>
         </w:rPr>
-        <w:t>que l'employeur lui demande de renoncer automatiquement aux jours de conges supplementaires (Cass. soc. 23</w:t>
+        <w:t>que l'employeur lui demande de renoncer automatiquement aux jours de congés supplémentaires (Cass. soc. 23</w:t>
       </w:r>
     </w:p>
     <w:p>
@@ -1073,7 +1073,7 @@
           <w:color w:val="000000"/>
           <w:sz w:val="22"/>
         </w:rPr>
-        <w:t>novembre 2012). Le renoncement automatique ne peut cependant resulter d'une stipulation du contrat de travail</w:t>
+        <w:t>novembre 2012). Le renoncement automatique ne peut cependant résulter d'une stipulation du contrat de travail</w:t>
       </w:r>
     </w:p>
     <w:p>
@@ -1096,7 +1096,7 @@
           <w:color w:val="2F5496"/>
           <w:sz w:val="24"/>
         </w:rPr>
-        <w:t>REPORT DES CONGeS PAYeS D e</w:t>
+        <w:t>REPORT DES CONGÉS PAYÉS D •</w:t>
       </w:r>
     </w:p>
     <w:p>
@@ -1109,7 +1109,7 @@
           <w:color w:val="2F5496"/>
           <w:sz w:val="24"/>
         </w:rPr>
-        <w:t>REPORT AU TITRE DE DISPOSITIONS L'GALES (NON EXHAUSTIF)</w:t>
+        <w:t>REPORT AU TITRE DE DISPOSITIONS LÉGALES (NON EXHAUSTIF)</w:t>
       </w:r>
     </w:p>
     <w:p>
@@ -1129,7 +1129,7 @@
           <w:color w:val="000000"/>
           <w:sz w:val="22"/>
         </w:rPr>
-        <w:t>Dans le cadre d'un conge pour creation d'entreprise, les conges payes acquis en plus de 24 jours ouvrables peuvent etre</w:t>
+        <w:t>Dans le cadre d'un congo pour création d'entreprise, les congés payés acquis en plus de 24 jours ouvrables peuvent être</w:t>
       </w:r>
     </w:p>
     <w:p>
@@ -1139,7 +1139,7 @@
           <w:color w:val="000000"/>
           <w:sz w:val="22"/>
         </w:rPr>
-        <w:t>reportes dans des conditions fixees par accord collectif.</w:t>
+        <w:t>reportés dans des conditions fixées par accord collectif.</w:t>
       </w:r>
     </w:p>
     <w:p>
@@ -1149,7 +1149,7 @@
           <w:color w:val="000000"/>
           <w:sz w:val="22"/>
         </w:rPr>
-        <w:t>e d'faut, ils peuvent etre reportes e la demande du salarie sur six annees au maximum.</w:t>
+        <w:t>à défaut, ils peuvent être reportés à la demande du salarié sur six années au maximum.</w:t>
       </w:r>
     </w:p>
     <w:p>
@@ -1159,7 +1159,7 @@
           <w:color w:val="000000"/>
           <w:sz w:val="22"/>
         </w:rPr>
-        <w:t>D'autre part, pour les salaries dont le d'compte de la duree du travail est effectue e l'annee en application d'une</w:t>
+        <w:t>D'autre part, pour les salariés dont le décompte de la durée du travail est effectué à l'année en application d'une</w:t>
       </w:r>
     </w:p>
     <w:p>
@@ -1169,7 +1169,7 @@
           <w:color w:val="000000"/>
           <w:sz w:val="22"/>
         </w:rPr>
-        <w:t>disposition l'gale, il est possible, selon les modalites d'finies par accord collectif, de reporter les conges payes non pris.</w:t>
+        <w:t>disposition légale, il est possible, selon les modalités définies par accord collectif, de reporter les congés payés non pris.</w:t>
       </w:r>
     </w:p>
     <w:p>
@@ -1179,7 +1179,7 @@
           <w:color w:val="000000"/>
           <w:sz w:val="22"/>
         </w:rPr>
-        <w:t>Enfin, lorsqu'un salarie est dans l'impossibilite, pour cause de maladie ou d'accident, de prendre au cours de la periode</w:t>
+        <w:t>Enfin, lorsqu'un salarié est dans l'impossibilité, pour cause de maladie ou d'accident, de prendre au cours de la période</w:t>
       </w:r>
     </w:p>
     <w:p>
@@ -1189,7 +1189,7 @@
           <w:color w:val="000000"/>
           <w:sz w:val="22"/>
         </w:rPr>
-        <w:t>de prise de conges tout ou une partie des conges qu'il a acquis, il ben'ficie d'une periode de report de quinze mois afin de</w:t>
+        <w:t>de prise de congés tout ou une partie des congés qu'il a acquis, il bénéficie d'une période de report de quinze mois afin de</w:t>
       </w:r>
     </w:p>
     <w:p>
@@ -1209,7 +1209,7 @@
           <w:color w:val="000000"/>
           <w:sz w:val="22"/>
         </w:rPr>
-        <w:t>Enfin, sous certaines conditions, les conges non pris (la 5</w:t>
+        <w:t>Enfin, sous certaines conditions, les congés non pris (la 5</w:t>
       </w:r>
     </w:p>
     <w:p>
@@ -1229,7 +1229,7 @@
           <w:color w:val="000000"/>
           <w:sz w:val="22"/>
         </w:rPr>
-        <w:t>semaine) peuvent etre portes sur le compte epargne temps.</w:t>
+        <w:t>semaine) peuvent être portes sur le compte épargne temps.</w:t>
       </w:r>
     </w:p>
     <w:p>
@@ -1242,7 +1242,7 @@
           <w:color w:val="2F5496"/>
           <w:sz w:val="24"/>
         </w:rPr>
-        <w:t>REPORT HORS DISPOSITIONS L'GALES</w:t>
+        <w:t>REPORT HORS DISPOSITIONS LÉGALES</w:t>
       </w:r>
     </w:p>
     <w:p>
@@ -1262,7 +1262,7 @@
           <w:color w:val="000000"/>
           <w:sz w:val="22"/>
         </w:rPr>
-        <w:t>En dehors des hypotheses ci-dessus enumerees, le report peut s'effectuer par accord de l'employeur et du salarie.</w:t>
+        <w:t>En dehors des hypothèses ci-dessus énumérées, le report peut s'effectuer par accord de l'employeur et du salarié.</w:t>
       </w:r>
     </w:p>
     <w:p>
@@ -1272,7 +1272,7 @@
           <w:color w:val="000000"/>
           <w:sz w:val="22"/>
         </w:rPr>
-        <w:t>L'employeur n'est ainsi pas tenu de faire droit e la demande du salarie.</w:t>
+        <w:t>L'employeur n'est ainsi pas tenu de faire droit à la demande du salarié.</w:t>
       </w:r>
     </w:p>
     <w:p>
@@ -1282,7 +1282,7 @@
           <w:color w:val="000000"/>
           <w:sz w:val="22"/>
         </w:rPr>
-        <w:t>En revanche, si les conges n'ont pu etre pris du fait de l'employeur, ils doivent etre reportes si la relation de travail se</w:t>
+        <w:t>En revanche, si les congés n'ont pu être pris du fait de l'employeur, ils doivent être reportés si la relation de travail se</w:t>
       </w:r>
     </w:p>
     <w:p>
@@ -1292,7 +1292,7 @@
           <w:color w:val="000000"/>
           <w:sz w:val="22"/>
         </w:rPr>
-        <w:t>poursuit, ou indemnises en cas de rupture. Mais le manquement de l'employeur ne peut ouvrir d'office droit e indemnisation sans preuve d'un prejudice (Cass. soc. 11 mars 2025)e;</w:t>
+        <w:t>poursuit, ou indemnisés en cas de rupture. Mais le manquement de l'employeur ne peut ouvrir d'office droit à indemnisation sans preuve d'un préjudice (Cass. soc. 11 mars 2025)é;</w:t>
       </w:r>
     </w:p>
     <w:p>
@@ -1302,7 +1302,7 @@
           <w:color w:val="000000"/>
           <w:sz w:val="22"/>
         </w:rPr>
-        <w:t>II e Les autres conges</w:t>
+        <w:t>II à  Les autres congés</w:t>
       </w:r>
     </w:p>
     <w:p>
@@ -1315,7 +1315,7 @@
           <w:color w:val="2F5496"/>
           <w:sz w:val="24"/>
         </w:rPr>
-        <w:t>LES CONGeS POUR eVeNEMENTS FAMILIAUX A e</w:t>
+        <w:t>LES CONGÉS POUR ÉVÉNEMENTS FAMILIAUX A •</w:t>
       </w:r>
     </w:p>
     <w:p>
@@ -1325,7 +1325,7 @@
           <w:color w:val="000000"/>
           <w:sz w:val="22"/>
         </w:rPr>
-        <w:t>La survenance d'evenements familiaux ouvre droit au ben'fice de jours de conges, assimiles e du travail effectif (donc</w:t>
+        <w:t>La survenance d'événements familiaux ouvre droit au bénéfice de jours de congés, assimilés à du travail effectif (donc</w:t>
       </w:r>
     </w:p>
     <w:p>
@@ -1335,7 +1335,7 @@
           <w:color w:val="000000"/>
           <w:sz w:val="22"/>
         </w:rPr>
-        <w:t>pris en compte pour le calcul de l'anciennete du salarie et des conges payes). Ils sont comptes en jours e ouvrables e.</w:t>
+        <w:t>pris en compte pour le calcul de l'ancienneté du salarié et des congés payés). Ils sont comptes en jours à ouvrables à.</w:t>
       </w:r>
     </w:p>
     <w:p>
@@ -1345,7 +1345,7 @@
           <w:color w:val="000000"/>
           <w:sz w:val="22"/>
         </w:rPr>
-        <w:t>Le nombre de jours accordes est celui d'fini par la loi. Les conventions et accords collectifs peuvent prevoir des</w:t>
+        <w:t>Le nombre de jours accordés est celui défini par la loi. Les conventions et accords collectifs peuvent prévoir des</w:t>
       </w:r>
     </w:p>
     <w:p>
@@ -1355,7 +1355,7 @@
           <w:color w:val="000000"/>
           <w:sz w:val="22"/>
         </w:rPr>
-        <w:t>dispositions differentes qui ne peuvent etre inferieures e :</w:t>
+        <w:t>dispositions différentes qui ne peuvent être inférieures à :</w:t>
       </w:r>
     </w:p>
     <w:p>
@@ -1407,7 +1407,7 @@
           <w:color w:val="000000"/>
           <w:sz w:val="22"/>
         </w:rPr>
-        <w:t>12 jours ouvrables pour le d'c's d'un enfant ou 14 jours si l'enfant est ege de moins de vingt-cinq ans ;</w:t>
+        <w:t>12 jours ouvrables pour le décès d'un enfant ou 14 jours si l'enfant est âge de moins de vingt-cinq ans ;</w:t>
       </w:r>
     </w:p>
     <w:p>
@@ -1417,7 +1417,7 @@
           <w:color w:val="000000"/>
           <w:sz w:val="22"/>
         </w:rPr>
-        <w:t>3 jours pour le d'c's du conjoint, du partenaire pacse, du concubin, du pere, de la m're, du beau-pere ou de la belle--</w:t>
+        <w:t>3 jours pour le décès du conjoint, du partenaire pacsé, du concubin, du père, de la mère, du beau-père ou de la belle--</w:t>
       </w:r>
     </w:p>
     <w:p>
@@ -1427,7 +1427,7 @@
           <w:color w:val="000000"/>
           <w:sz w:val="22"/>
         </w:rPr>
-        <w:t>m're, d'un frere ou d'une s'ur ;</w:t>
+        <w:t>mère, d'un frère ou d'une s'ur ;</w:t>
       </w:r>
     </w:p>
     <w:p>
@@ -1440,7 +1440,7 @@
           <w:color w:val="000000"/>
           <w:sz w:val="22"/>
         </w:rPr>
-        <w:t>5 jours pour l'annonce de la survenue d'un handicap, d'une pathologie chronique n'cessitant un apprantissage</w:t>
+        <w:t>5 jours pour l'annonce de la survenue d'un handicap, d'une pathologie chronique nécessitant un apprantissage</w:t>
       </w:r>
     </w:p>
     <w:p>
@@ -1450,7 +1450,7 @@
           <w:color w:val="000000"/>
           <w:sz w:val="22"/>
         </w:rPr>
-        <w:t>therapeutique ou d'un cancer chez un enfant.</w:t>
+        <w:t>thérapeutique ou d'un cancer chez un enfant.</w:t>
       </w:r>
     </w:p>
     <w:p>
@@ -1463,7 +1463,7 @@
           <w:color w:val="2F5496"/>
           <w:sz w:val="24"/>
         </w:rPr>
-        <w:t>LE CONGe SABBATIQUE B e</w:t>
+        <w:t>LE CONGO SABBATIQUE B •</w:t>
       </w:r>
     </w:p>
     <w:p>
@@ -1496,7 +1496,7 @@
           <w:color w:val="006100"/>
           <w:sz w:val="22"/>
         </w:rPr>
-        <w:t>Peut en ben'ficier tout salarie ayant une anciennete minimale dans l'entreprise de 36 mois e d'faut de dispositions</w:t>
+        <w:t>Peut en bénéficier tout salarié ayant une ancienneté minimale dans l'entreprise de 36 mois à défaut de dispositions</w:t>
       </w:r>
     </w:p>
     <w:p>
@@ -1506,7 +1506,7 @@
           <w:color w:val="006100"/>
           <w:sz w:val="22"/>
         </w:rPr>
-        <w:t>collectives et qui justifie de 6 annees d'activite professionnelle. En outre il ne doit pas avoir ben'ficie, au cours des 6</w:t>
+        <w:t>collectives et qui justifie de 6 années d'activité professionnelle. En outre il ne doit pas avoir bénéficie, au cours des 6</w:t>
       </w:r>
     </w:p>
     <w:p>
@@ -1516,7 +1516,7 @@
           <w:color w:val="006100"/>
           <w:sz w:val="22"/>
         </w:rPr>
-        <w:t>annees prec'dentes dans l'entreprise, d'un conge sabbatique, d'un conge pour creation d'entreprise ou d'un conge de</w:t>
+        <w:t>années précédentes dans l'entreprise, d'un congo sabbatique, d'un congo pour création d'entreprise ou d'un congo de</w:t>
       </w:r>
     </w:p>
     <w:p>
@@ -1537,7 +1537,7 @@
           <w:color w:val="006100"/>
           <w:sz w:val="22"/>
         </w:rPr>
-        <w:t>LLa duree du conge sabbatique est fixee par accord collectif. En son absence ou dans son silence, sa duree est</w:t>
+        <w:t>LLa durée du congo sabbatique est fixée par accord collectif. En son absence ou dans son silence, sa durée est</w:t>
       </w:r>
     </w:p>
     <w:p>
@@ -1547,7 +1547,7 @@
           <w:color w:val="006100"/>
           <w:sz w:val="22"/>
         </w:rPr>
-        <w:t>comprise entre 6 et 11 mois. Pendant son conge, le salarie peut se livrer e toute activite de son choix, y compris travailler</w:t>
+        <w:t>comprise entre 6 et 11 mois. Pendant son congo, le salarié peut se livrer à toute activité de son choix, y compris travailler</w:t>
       </w:r>
     </w:p>
     <w:p>
@@ -1557,7 +1557,7 @@
           <w:color w:val="006100"/>
           <w:sz w:val="22"/>
         </w:rPr>
-        <w:t>dans une autre entreprise ou creer sa propre entreprise, dans le respect des regles relatives e la concurrence d'loyale.</w:t>
+        <w:t>dans une autre entreprise ou créer sa propre entreprise, dans le respect des règles relatives à la concurrence déloyale.</w:t>
       </w:r>
     </w:p>
     <w:p>
@@ -1570,7 +1570,7 @@
           <w:color w:val="2F5496"/>
           <w:sz w:val="24"/>
         </w:rPr>
-        <w:t>PROCeDURE</w:t>
+        <w:t>PROCÉDURE</w:t>
       </w:r>
     </w:p>
     <w:p>
@@ -1590,7 +1590,7 @@
           <w:color w:val="000000"/>
           <w:sz w:val="22"/>
         </w:rPr>
-        <w:t>Le salarie doit en informer son employeur, par lettre recommandee avec accuse de reception ou par lettre remise en</w:t>
+        <w:t>Le salarié doit en informer son employeur, par lettre recommandée avec accusé de réception ou par lettre remise en</w:t>
       </w:r>
     </w:p>
     <w:p>
@@ -1600,7 +1600,7 @@
           <w:color w:val="000000"/>
           <w:sz w:val="22"/>
         </w:rPr>
-        <w:t>main propre contre d'charge, dans un d'lai fixe par d'cret ou accord collectif, en indiquant la date de d'part et la</w:t>
+        <w:t>main propre contre décharge, dans un délai fixe par décret ou accord collectif, en indiquant la date de départ et la</w:t>
       </w:r>
     </w:p>
     <w:p>
@@ -1610,7 +1610,7 @@
           <w:color w:val="000000"/>
           <w:sz w:val="22"/>
         </w:rPr>
-        <w:t>duree du conge.</w:t>
+        <w:t>durée du congo.</w:t>
       </w:r>
     </w:p>
     <w:p>
@@ -1620,7 +1620,7 @@
           <w:color w:val="000000"/>
           <w:sz w:val="22"/>
         </w:rPr>
-        <w:t>L'employeur avise le salarie soit de son accord, soit de son refus motive, soit du report du conge. Dans cette derniere</w:t>
+        <w:t>L'employeur avise le salarié soit de son accord, soit de son refus motivé, soit du report du congo. Dans cette dernière</w:t>
       </w:r>
     </w:p>
     <w:p>
@@ -1630,7 +1630,7 @@
           <w:color w:val="000000"/>
           <w:sz w:val="22"/>
         </w:rPr>
-        <w:t>hypothese, l'employeur peut repousser la demande : dans la limite de 6 mois e partir de la date de la presentation de la</w:t>
+        <w:t>hypothèse, l'employeur peut repousser la demande : dans la limite de 6 mois à partir de la date de la présentation de la</w:t>
       </w:r>
     </w:p>
     <w:p>
@@ -1640,7 +1640,7 @@
           <w:color w:val="000000"/>
           <w:sz w:val="22"/>
         </w:rPr>
-        <w:t>lettre du salarie (ce report peut atteindre 9 mois dans les entreprises de moins de 300 salaries), en fonction de la</w:t>
+        <w:t>lettre du salarié (ce report peut atteindre 9 mois dans les entreprises de moins de 300 salariés), en fonction de la</w:t>
       </w:r>
     </w:p>
     <w:p>
@@ -1650,7 +1650,7 @@
           <w:color w:val="000000"/>
           <w:sz w:val="22"/>
         </w:rPr>
-        <w:t>proportion de salaries absents dans l'entreprise au titre du conge (1,5% de l'effectif de l'entreprise) ou en</w:t>
+        <w:t>proportion de salariés absents dans l'entreprise au titre du congo (1,5% de l'effectif de l'entreprise) ou en</w:t>
       </w:r>
     </w:p>
     <w:p>
@@ -1660,7 +1660,7 @@
           <w:color w:val="000000"/>
           <w:sz w:val="22"/>
         </w:rPr>
-        <w:t>fonction du nombre de jours d'absence prevus au titre du m'me conge.</w:t>
+        <w:t>fonction du nombre de jours d'absence prévus au titre du même congo.</w:t>
       </w:r>
     </w:p>
     <w:p>
@@ -1670,7 +1670,7 @@
           <w:color w:val="000000"/>
           <w:sz w:val="22"/>
         </w:rPr>
-        <w:t>Il peut enfin refuser la demande du salarie s'il ne remplit pas les conditions pour en ben'ficier. Dans les entre-</w:t>
+        <w:t>Il peut enfin refuser la demande du salarié s'il ne remplit pas les conditions pour en bénéficier. Dans les entre-</w:t>
       </w:r>
     </w:p>
     <w:p>
@@ -1680,7 +1680,7 @@
           <w:color w:val="000000"/>
           <w:sz w:val="22"/>
         </w:rPr>
-        <w:t>prises de moins de 300 salaries, le refus est aussi justifie, apres avis du comite social et economique, si le conge</w:t>
+        <w:t>prises de moins de 300 salariés, le refus est aussi justifie, après avis du comité social et économique, si le congo</w:t>
       </w:r>
     </w:p>
     <w:p>
@@ -1690,7 +1690,7 @@
           <w:color w:val="000000"/>
           <w:sz w:val="22"/>
         </w:rPr>
-        <w:t>pourrait avoir des consequences prejudiciables e la bonne marche de l'entreprise.</w:t>
+        <w:t>pourrait avoir des conséquences préjudiciables à la bonne marche de l'entreprise.</w:t>
       </w:r>
     </w:p>
     <w:p>
@@ -1703,7 +1703,7 @@
           <w:color w:val="2F5496"/>
           <w:sz w:val="24"/>
         </w:rPr>
-        <w:t>CONGe ET PeRIODE DE TRAVAIL e TEMPS PARTIEL POUR LA CReATION OU LA REPRISE D'ENTREPRISE C e</w:t>
+        <w:t>CONGO ET PÉRIODE DE TRAVAIL à TEMPS PARTIEL POUR LA CRÉATION OU LA REPRISE D'ENTREPRISE C •</w:t>
       </w:r>
     </w:p>
     <w:p>
@@ -1736,7 +1736,7 @@
           <w:color w:val="006100"/>
           <w:sz w:val="22"/>
         </w:rPr>
-        <w:t>Ce conge, ou l'exercice d'un travail e temps partiel, est destine e tout salarie justifiant d'une anciennete suffisante dans</w:t>
+        <w:t>Ce congo, ou l'exercice d'un travail à temps partiel, est destiné à tout salarié justifiant d'une ancienneté suffisante dans</w:t>
       </w:r>
     </w:p>
     <w:p>
@@ -1746,7 +1746,7 @@
           <w:color w:val="006100"/>
           <w:sz w:val="22"/>
         </w:rPr>
-        <w:t>l'entreprise (24 mois e d'faut de disposition collective) dont le projet est de creer ou reprendre une entreprise,</w:t>
+        <w:t>l'entreprise (24 mois à défaut de disposition collective) dont le projet est de créer ou reprendre une entreprise,</w:t>
       </w:r>
     </w:p>
     <w:p>
@@ -1756,7 +1756,7 @@
           <w:color w:val="006100"/>
           <w:sz w:val="22"/>
         </w:rPr>
-        <w:t>individuelle ou en societ', qu'elle soit industrielle, commerciale, artisanale ou agricole. Ces modalites sont aussi</w:t>
+        <w:t>individuelle ou en société, qu'elle soit industrielle, commerciale, artisanale ou agricole. Ces modalités sont aussi</w:t>
       </w:r>
     </w:p>
     <w:p>
@@ -1766,7 +1766,7 @@
           <w:color w:val="006100"/>
           <w:sz w:val="22"/>
         </w:rPr>
-        <w:t>ouvertes au salarie occupant des fonctions de direction au sein d'une jeune entreprise innovante. Un accord collectif</w:t>
+        <w:t>ouvertes au salarié occupant des fonctions de direction au sein d'une jeune entreprise innovante. Un accord collectif</w:t>
       </w:r>
     </w:p>
     <w:p>
@@ -1776,7 +1776,7 @@
           <w:color w:val="006100"/>
           <w:sz w:val="22"/>
         </w:rPr>
-        <w:t>d'termine sa duree et son renouvellement, dans le cas contraire sa duree est de 1 an renouvelable une fois.</w:t>
+        <w:t>détermine sa durée et son renouvellement, dans le cas contraire sa durée est de 1 an renouvelable une fois.</w:t>
       </w:r>
     </w:p>
     <w:p>
@@ -1789,7 +1789,7 @@
           <w:color w:val="2F5496"/>
           <w:sz w:val="24"/>
         </w:rPr>
-        <w:t>PROCeDURE</w:t>
+        <w:t>PROCÉDURE</w:t>
       </w:r>
     </w:p>
     <w:p>
@@ -1809,7 +1809,7 @@
           <w:color w:val="000000"/>
           <w:sz w:val="22"/>
         </w:rPr>
-        <w:t>Le salarie doit en faire la demande e l'employeur dans des conditions fixees par d'cret e d'faut de dispositions</w:t>
+        <w:t>Le salarié doit en faire la demande à l'employeur dans des conditions fixées par décret à défaut de dispositions</w:t>
       </w:r>
     </w:p>
     <w:p>
@@ -1819,7 +1819,7 @@
           <w:color w:val="000000"/>
           <w:sz w:val="22"/>
         </w:rPr>
-        <w:t>collectives. Elle doit preciser la date de d'part prevue, la duree du conge, et l'activite de l'entreprise. L'employeur peut :</w:t>
+        <w:t>collectives. Elle doit préciser la date de départ prévue, la durée du congo, et l'activité de l'entreprise. L'employeur peut :</w:t>
       </w:r>
     </w:p>
     <w:p>
@@ -1832,7 +1832,7 @@
           <w:color w:val="000000"/>
           <w:sz w:val="22"/>
         </w:rPr>
-        <w:t>soit refuser le conge ou la mise e temps partiel. Dans les entreprises de moins de 300 salaries, si l'absence du salarie</w:t>
+        <w:t>soit refuser le congo ou la mise à temps partiel. Dans les entreprises de moins de 300 salariés, si l'absence du salarié</w:t>
       </w:r>
     </w:p>
     <w:p>
@@ -1842,7 +1842,7 @@
           <w:color w:val="000000"/>
           <w:sz w:val="22"/>
         </w:rPr>
-        <w:t>peut avoir des consequences prejudiciables pour l'entreprise ou s'il a ben'ficie du m'me conge il y a moins de 3</w:t>
+        <w:t>peut avoir des conséquences préjudiciables pour l'entreprise ou s'il a bénéficie du même congo il y a moins de 3</w:t>
       </w:r>
     </w:p>
     <w:p>
@@ -1852,7 +1852,7 @@
           <w:color w:val="000000"/>
           <w:sz w:val="22"/>
         </w:rPr>
-        <w:t>ans, l'employeur, apres avis du comite social et economique, peut rejeter la demande du salarie ;</w:t>
+        <w:t>ans, l'employeur, après avis du comité social et économique, peut rejeter la demande du salarié ;</w:t>
       </w:r>
     </w:p>
     <w:p>
@@ -1865,7 +1865,7 @@
           <w:color w:val="000000"/>
           <w:sz w:val="22"/>
         </w:rPr>
-        <w:t>soit differer le conge s'il aurait pour effet de porter l'effectif de salaries simultanement absents ou le nombre</w:t>
+        <w:t>soit différer le congo s'il aurait pour effet de porter l'effectif de salariés simultanément absents ou le nombre</w:t>
       </w:r>
     </w:p>
     <w:p>
@@ -1875,7 +1875,7 @@
           <w:color w:val="000000"/>
           <w:sz w:val="22"/>
         </w:rPr>
-        <w:t>de jours d'absence au titre de ce conge et au titre du conge sabbatique e un niveau excessif au regard,</w:t>
+        <w:t>de jours d'absence au titre de ce congo et au titre du congo sabbatique à un niveau excessif au regard,</w:t>
       </w:r>
     </w:p>
     <w:p>
@@ -1885,7 +1885,7 @@
           <w:color w:val="000000"/>
           <w:sz w:val="22"/>
         </w:rPr>
-        <w:t>respectivement, de l'effectif total et du nombre de jours travailles dans l'entreprise (seuils fixes par d'cret e</w:t>
+        <w:t>respectivement, de l'effectif total et du nombre de jours travailles dans l'entreprise (seuils fixes par décret à</w:t>
       </w:r>
     </w:p>
     <w:p>
@@ -1895,7 +1895,7 @@
           <w:color w:val="000000"/>
           <w:sz w:val="22"/>
         </w:rPr>
-        <w:t>d'faut de dispositions collectives) ;</w:t>
+        <w:t>défaut de dispositions collectives) ;</w:t>
       </w:r>
     </w:p>
     <w:p>
@@ -1908,7 +1908,7 @@
           <w:color w:val="000000"/>
           <w:sz w:val="22"/>
         </w:rPr>
-        <w:t>soit differer le d'but du temps partiel dans les entreprises d'au moins trois cents salaries, lorsque celle-ci</w:t>
+        <w:t>soit différer le début du temps partiel dans les entreprises d'au moins trois cents salariés, lorsque celle-ci</w:t>
       </w:r>
     </w:p>
     <w:p>
@@ -1918,7 +1918,7 @@
           <w:color w:val="000000"/>
           <w:sz w:val="22"/>
         </w:rPr>
-        <w:t>aurait pour effet de porter l'effectif de salaries employes simultanement e temps partiel e un niveau excessif</w:t>
+        <w:t>aurait pour effet de porter l'effectif de salariés employés simultanément à temps partiel à un niveau excessif</w:t>
       </w:r>
     </w:p>
     <w:p>
@@ -1928,7 +1928,7 @@
           <w:color w:val="000000"/>
           <w:sz w:val="22"/>
         </w:rPr>
-        <w:t>au regard de l'effectif total de l'entreprise (seuils fixes par d'cret e d'faut de dispositions collectives).</w:t>
+        <w:t>au regard de l'effectif total de l'entreprise (seuils fixes par décret à défaut de dispositions collectives).</w:t>
       </w:r>
     </w:p>
     <w:p>
@@ -1941,7 +1941,7 @@
           <w:color w:val="2F5496"/>
           <w:sz w:val="24"/>
         </w:rPr>
-        <w:t>ISSUE DU CONGe</w:t>
+        <w:t>ISSUE DU CONGO</w:t>
       </w:r>
     </w:p>
     <w:p>
@@ -1961,7 +1961,7 @@
           <w:color w:val="000000"/>
           <w:sz w:val="22"/>
         </w:rPr>
-        <w:t>Avant le terme de son conge, le salarie doit informer l'employeur de son intention :</w:t>
+        <w:t>Avant le terme de son congo, le salarié doit informer l'employeur de son intention :</w:t>
       </w:r>
     </w:p>
     <w:p>
@@ -1974,7 +1974,7 @@
           <w:color w:val="000000"/>
           <w:sz w:val="22"/>
         </w:rPr>
-        <w:t>soit de reintegrer l'entreprise, auquel cas il retrouve son emploi ou un emploi identique et sa remuneration ;</w:t>
+        <w:t>soit de réintégrer l'entreprise, auquel cas il retrouve son emploi ou un emploi identique et sa rémunération ;</w:t>
       </w:r>
     </w:p>
     <w:p>
@@ -1987,7 +1987,7 @@
           <w:color w:val="000000"/>
           <w:sz w:val="22"/>
         </w:rPr>
-        <w:t>soit de quitter l'entreprise, auquel cas le preavis n'est pas e effectuer.</w:t>
+        <w:t>soit de quitter l'entreprise, auquel cas le préavis n'est pas à effectuer.</w:t>
       </w:r>
     </w:p>
     <w:p>
@@ -2000,7 +2000,7 @@
           <w:color w:val="2F5496"/>
           <w:sz w:val="24"/>
         </w:rPr>
-        <w:t>LE CONGe PARENTAL D'eDUCATION D e</w:t>
+        <w:t>LE CONGO PARENTAL D'ÉDUCATION D •</w:t>
       </w:r>
     </w:p>
     <w:p>
@@ -2010,7 +2010,7 @@
           <w:color w:val="000000"/>
           <w:sz w:val="22"/>
         </w:rPr>
-        <w:t>Tout salarie peut en ben'ficier e la condition de justifier d'un an d'anciennete dans l'entreprise e la date de naissance de</w:t>
+        <w:t>Tout salarié peut en bénéficier à la condition de justifier d'un an d'ancienneté dans l'entreprise à la date de naissance de</w:t>
       </w:r>
     </w:p>
     <w:p>
@@ -2020,7 +2020,7 @@
           <w:color w:val="000000"/>
           <w:sz w:val="22"/>
         </w:rPr>
-        <w:t>l'enfant ou e l'arrivee de ce dernier au foyer en cas d'adoption.</w:t>
+        <w:t>l'enfant ou à l'arrivée de ce dernier au foyer en cas d'adoption.</w:t>
       </w:r>
     </w:p>
     <w:p>
@@ -2030,7 +2030,7 @@
           <w:color w:val="000000"/>
           <w:sz w:val="22"/>
         </w:rPr>
-        <w:t>Accorde de droit pour une duree de 1 an, il peut etre proroge 2 fois sans exceder le troisieme anniversaire de l'enfant.</w:t>
+        <w:t>Accorde de droit pour une durée de 1 an, il peut être prorogé 2 fois sans excéder le troisième anniversaire de l'enfant.</w:t>
       </w:r>
     </w:p>
     <w:p>
@@ -2040,7 +2040,7 @@
           <w:color w:val="000000"/>
           <w:sz w:val="22"/>
         </w:rPr>
-        <w:t>Il peut etre pris selon les deux modalites suivantes :</w:t>
+        <w:t>Il peut être pris selon les deux modalités suivantes :</w:t>
       </w:r>
     </w:p>
     <w:p>
@@ -2053,7 +2053,7 @@
           <w:color w:val="000000"/>
           <w:sz w:val="22"/>
         </w:rPr>
-        <w:t>soit le conge est total ;</w:t>
+        <w:t>soit le congo est total ;</w:t>
       </w:r>
     </w:p>
     <w:p>
@@ -2066,7 +2066,7 @@
           <w:color w:val="000000"/>
           <w:sz w:val="22"/>
         </w:rPr>
-        <w:t>soit le conge est partiel. Dans ce cas, la duree du travail doit etre comprise entre 16 heures et 35 heures par semaine.</w:t>
+        <w:t>soit le congo est partiel. Dans ce cas, la durée du travail doit être comprise entre 16 heures et 35 heures par semaine.</w:t>
       </w:r>
     </w:p>
     <w:p>
@@ -2079,7 +2079,7 @@
           <w:color w:val="2F5496"/>
           <w:sz w:val="24"/>
         </w:rPr>
-        <w:t>LE CONGe PATERNITe E e</w:t>
+        <w:t>LE CONGO PATERNITÉ E •</w:t>
       </w:r>
     </w:p>
     <w:p>
@@ -2089,7 +2089,7 @@
           <w:color w:val="000000"/>
           <w:sz w:val="22"/>
         </w:rPr>
-        <w:t>Accorde de droit e tous les peres, salaries notamment, la duree du conge de paternite est de 25 jours calendaires (tous les</w:t>
+        <w:t>Accorde de droit à tous les pires, salariés notamment, la durée du congo de paternité est de 25 jours calendaires (tous les</w:t>
       </w:r>
     </w:p>
     <w:p>
@@ -2109,7 +2109,7 @@
           <w:color w:val="000000"/>
           <w:sz w:val="22"/>
         </w:rPr>
-        <w:t>Cumulable avec le conge naissance (25 + 3 jours = 28 jours), il doit etre pris (sauf exceptions) dans les 6 mois de la</w:t>
+        <w:t>Cumulable avec le congo naissance (25 + 3 jours = 28 jours), il doit être pris (sauf exceptions) dans les 6 mois de la</w:t>
       </w:r>
     </w:p>
     <w:p>
@@ -2119,7 +2119,7 @@
           <w:color w:val="000000"/>
           <w:sz w:val="22"/>
         </w:rPr>
-        <w:t>naissance de l'enfant dont 4 jours obligatoirement pris e la suite du conge naissance.</w:t>
+        <w:t>naissance de l'enfant dont 4 jours obligatoirement pris à la suite du congo naissance.</w:t>
       </w:r>
     </w:p>
     <w:p>
@@ -2132,7 +2132,7 @@
           <w:color w:val="2F5496"/>
           <w:sz w:val="24"/>
         </w:rPr>
-        <w:t>LES CONGeS LIeS e LA MALADIE F e</w:t>
+        <w:t>LES CONGÉS LIÉS à LA MALADIE F •</w:t>
       </w:r>
     </w:p>
     <w:p>
@@ -2165,7 +2165,7 @@
           <w:color w:val="000000"/>
           <w:sz w:val="22"/>
         </w:rPr>
-        <w:t>Tout salarie peut ben'ficier d'un conge non remunere pour s'occuper d'un enfant malade ou accidente sur justification</w:t>
+        <w:t>Tout salarié peut bénéficier d'un congo non rémunéré pour s'occuper d'un enfant malade ou accidenté sur justification</w:t>
       </w:r>
     </w:p>
     <w:p>
@@ -2175,7 +2175,7 @@
           <w:color w:val="000000"/>
           <w:sz w:val="22"/>
         </w:rPr>
-        <w:t>d'un certificat m'dical.</w:t>
+        <w:t>d'un certificat médical.</w:t>
       </w:r>
     </w:p>
     <w:p>
@@ -2185,7 +2185,7 @@
           <w:color w:val="000000"/>
           <w:sz w:val="22"/>
         </w:rPr>
-        <w:t>Sa duree est de 3 jours par an, ou 5 jours par an si l'enfant a moins d'un an ou si le salarie a la charge d'au moins 3 enfants</w:t>
+        <w:t>Sa durée est de 3 jours par an, ou 5 jours par an si l'enfant a moins d'un an ou si le salarié a la charge d'au moins 3 enfants</w:t>
       </w:r>
     </w:p>
     <w:p>
@@ -2195,7 +2195,7 @@
           <w:color w:val="000000"/>
           <w:sz w:val="22"/>
         </w:rPr>
-        <w:t>de moins de 16 ans. Les conventions et accords collectifs peuvent prevoir des dispositions plus favorables</w:t>
+        <w:t>de moins de 16 ans. Les conventions et accords collectifs peuvent prévoir des dispositions plus favorables</w:t>
       </w:r>
     </w:p>
     <w:p>
@@ -2205,7 +2205,7 @@
           <w:color w:val="000000"/>
           <w:sz w:val="22"/>
         </w:rPr>
-        <w:t>(remuneration, octroi de jours supplementairese).</w:t>
+        <w:t>(rémunération, octroi de jours supplémentairesé).</w:t>
       </w:r>
     </w:p>
     <w:p/>
@@ -2219,7 +2219,7 @@
           <w:color w:val="2F5496"/>
           <w:sz w:val="24"/>
         </w:rPr>
-        <w:t>LE CONGe DE PReSENCE PARENTALE</w:t>
+        <w:t>LE CONGO DE PRÉSENCE PARENTALE</w:t>
       </w:r>
     </w:p>
     <w:p>
@@ -2239,7 +2239,7 @@
           <w:color w:val="000000"/>
           <w:sz w:val="22"/>
         </w:rPr>
-        <w:t>Ce conge est accorde aux parents dont l'enfant est victime d'une maladie, d'un accident ou d'un handicap, graves</w:t>
+        <w:t>Ce congo est accorde aux parents dont l'enfant est victime d'une maladie, d'un accident ou d'un handicap, graves</w:t>
       </w:r>
     </w:p>
     <w:p>
@@ -2249,7 +2249,7 @@
           <w:color w:val="000000"/>
           <w:sz w:val="22"/>
         </w:rPr>
-        <w:t>n'cessitant la presence permanente du pere ou de la m're e ses c't's. Le conge est d'une duree maximale de 310 jours</w:t>
+        <w:t>nécessitant la présence permanente du père ou de la mère à ses côtés. Le congo est d'une durée maximale de 310 jours</w:t>
       </w:r>
     </w:p>
     <w:p>
@@ -2259,7 +2259,7 @@
           <w:color w:val="000000"/>
           <w:sz w:val="22"/>
         </w:rPr>
-        <w:t>ouvres sur 3 ans. e l'issue de cette duree initiale, le conge peut etre renouvele dans les m'mes conditions en cas de</w:t>
+        <w:t>ouvres sur 3 ans. à l'issue de cette durée initiale, le congo peut être renouvelé dans les mêmes conditions en cas de</w:t>
       </w:r>
     </w:p>
     <w:p>
@@ -2269,7 +2269,7 @@
           <w:color w:val="000000"/>
           <w:sz w:val="22"/>
         </w:rPr>
-        <w:t>recidive ou de rechute de la pathologie.</w:t>
+        <w:t>récidive ou de rechute de la pathologie.</w:t>
       </w:r>
     </w:p>
     <w:p>
@@ -2282,7 +2282,7 @@
           <w:color w:val="2F5496"/>
           <w:sz w:val="24"/>
         </w:rPr>
-        <w:t>LE CONGe DE SOLIDARITe FAMILIALE</w:t>
+        <w:t>LE CONGO DE SOLIDARITÉ FAMILIALE</w:t>
       </w:r>
     </w:p>
     <w:p>
@@ -2302,7 +2302,7 @@
           <w:color w:val="000000"/>
           <w:sz w:val="22"/>
         </w:rPr>
-        <w:t>Ce conge est destine e tout salarie dont un ascendant, un descendant, un frere une s'ur ou une personne partageant le</w:t>
+        <w:t>Ce congo est destiné à tout salarié dont un ascendant, un descendant, un frère une s'ur ou une personne partageant le</w:t>
       </w:r>
     </w:p>
     <w:p>
@@ -2312,7 +2312,7 @@
           <w:color w:val="000000"/>
           <w:sz w:val="22"/>
         </w:rPr>
-        <w:t>domicile conjugal, est atteint d'une pathologie engageant le diagnostic vital. Un accord collectif peut en d'finir les</w:t>
+        <w:t>domicile conjugal, est atteint d'une pathologie engageant le diagnostic vital. Un accord collectif peut en définir les</w:t>
       </w:r>
     </w:p>
     <w:p>
@@ -2322,7 +2322,7 @@
           <w:color w:val="000000"/>
           <w:sz w:val="22"/>
         </w:rPr>
-        <w:t>modalites, e d'faut, il est d'une duree de 3 mois renouvelable, et peut etre e temps plein ou e temps partiel. Le salarie</w:t>
+        <w:t>modalités, à défaut, il est d'une durée de 3 mois renouvelable, et peut être à temps plein ou à temps partiel. Le salarié</w:t>
       </w:r>
     </w:p>
     <w:p>
@@ -2332,7 +2332,7 @@
           <w:color w:val="000000"/>
           <w:sz w:val="22"/>
         </w:rPr>
-        <w:t>ben'ficie d'une allocation journaliere d'accompagnement.</w:t>
+        <w:t>bénéficie d'une allocation journalière d'accompagnement.</w:t>
       </w:r>
     </w:p>
     <w:p>
@@ -2345,7 +2345,7 @@
           <w:color w:val="2F5496"/>
           <w:sz w:val="24"/>
         </w:rPr>
-        <w:t>LE CONGe POUR EXAMEN G e</w:t>
+        <w:t>LE CONGO POUR EXAMEN G •</w:t>
       </w:r>
     </w:p>
     <w:p>
@@ -2355,7 +2355,7 @@
           <w:color w:val="000000"/>
           <w:sz w:val="22"/>
         </w:rPr>
-        <w:t>Tout salarie ben'ficiant d'une anciennete de 24 mois d'activite salariee, dont 12 mois dans l'entreprise, peut solliciter ce</w:t>
+        <w:t>Tout salarié bénéficiant d'une ancienneté de 24 mois d'activité salariée, dont 12 mois dans l'entreprise, peut solliciter ce</w:t>
       </w:r>
     </w:p>
     <w:p>
@@ -2365,7 +2365,7 @@
           <w:color w:val="000000"/>
           <w:sz w:val="22"/>
         </w:rPr>
-        <w:t>conge en vue de preparer et passer un examen aux fins d'obtention d'un titre ou d'un dipleme de l'enseignement</w:t>
+        <w:t>congo en vue de préparer et passer un examen aux fins d'obtention d'un titre ou d'un diplôme de l'enseignement</w:t>
       </w:r>
     </w:p>
     <w:p>
@@ -2375,7 +2375,7 @@
           <w:color w:val="000000"/>
           <w:sz w:val="22"/>
         </w:rPr>
-        <w:t>technologique homologue. Sa duree est de 24 heures de temps de travail par annee civile (chaque heure est d'comptee).</w:t>
+        <w:t>technologique homologue. Sa durée est de 24 heures de temps de travail par année civile (chaque heure est décomptée).</w:t>
       </w:r>
     </w:p>
     <w:p>
@@ -2388,7 +2388,7 @@
           <w:color w:val="2F5496"/>
           <w:sz w:val="24"/>
         </w:rPr>
-        <w:t>LE CONGe SANS SOLDE H e</w:t>
+        <w:t>LE CONGO SANS SOLDE H •</w:t>
       </w:r>
     </w:p>
     <w:p>
@@ -2398,7 +2398,7 @@
           <w:color w:val="000000"/>
           <w:sz w:val="22"/>
         </w:rPr>
-        <w:t>Appele aussi conge pour convenance personnelle, il n'est pas reglemente par la loi tant sur le fond que sur la forme.</w:t>
+        <w:t>Appelé aussi congo pour convenance personnelle, il n'est pas réglementé par la loi tant sur le fond que sur la forme.</w:t>
       </w:r>
     </w:p>
     <w:p>
@@ -2408,7 +2408,7 @@
           <w:color w:val="000000"/>
           <w:sz w:val="22"/>
         </w:rPr>
-        <w:t>Salarie et employeur sont donc libres d'en prevoir les modalites e duree de l'absence, motifs, remuneration,</w:t>
+        <w:t>Salarié et employeur sont donc libres d'en prévoir les modalités à durée de l'absence, motifs, rémunération,</w:t>
       </w:r>
     </w:p>
     <w:p>
@@ -2418,7 +2418,7 @@
           <w:color w:val="000000"/>
           <w:sz w:val="22"/>
         </w:rPr>
-        <w:t>formalisme... L' encore les conventions ou accords collectifs peuvent organiser ce type de conge et le soumettre e des</w:t>
+        <w:t>formalisme... LA encore les conventions ou accords collectifs peuvent organiser ce type de congo et le soumettre à des</w:t>
       </w:r>
     </w:p>
     <w:p>
@@ -2428,7 +2428,7 @@
           <w:color w:val="000000"/>
           <w:sz w:val="22"/>
         </w:rPr>
-        <w:t>conditions qu'il sera n'cessaire d'observer.</w:t>
+        <w:t>conditions qu'il sera nécessaire d'observer.</w:t>
       </w:r>
     </w:p>
     <w:p>
@@ -2438,7 +2438,7 @@
           <w:color w:val="000000"/>
           <w:sz w:val="22"/>
         </w:rPr>
-        <w:t>e titre conclusif, la loi du 8 aoet 2016 cree de nouveaux conges qui ne seront pas d'veloppes ici, tels que :</w:t>
+        <w:t>à titre conclusif, la loi du 8 août 2016 crée de nouveaux congés qui ne seront pas développés ici, tels que :</w:t>
       </w:r>
     </w:p>
     <w:p>
@@ -2451,7 +2451,7 @@
           <w:color w:val="000000"/>
           <w:sz w:val="22"/>
         </w:rPr>
-        <w:t>Le conge pour catastrophe naturelle ;</w:t>
+        <w:t>Le congo pour catastrophe naturelle ;</w:t>
       </w:r>
     </w:p>
     <w:p>
@@ -2464,7 +2464,7 @@
           <w:color w:val="000000"/>
           <w:sz w:val="22"/>
         </w:rPr>
-        <w:t>Le conge pour engagement associatif, politique ou militant ;</w:t>
+        <w:t>Le congo pour engagement associatif, politique ou militant ;</w:t>
       </w:r>
     </w:p>
     <w:p>
@@ -2477,7 +2477,7 @@
           <w:color w:val="000000"/>
           <w:sz w:val="22"/>
         </w:rPr>
-        <w:t>Le conge de proche aidant ;</w:t>
+        <w:t>Le congo de proche aidant ;</w:t>
       </w:r>
     </w:p>
     <w:p>
@@ -2490,7 +2490,7 @@
           <w:color w:val="000000"/>
           <w:sz w:val="22"/>
         </w:rPr>
-        <w:t>Le conge de participation aux instances d'emploi et de formation professionnelle ou e un jury d'examen ;</w:t>
+        <w:t>Le congo de participation aux instances d'emploi et de formation professionnelle ou à un jury d'examen ;</w:t>
       </w:r>
     </w:p>
     <w:p>
@@ -2503,7 +2503,7 @@
           <w:color w:val="000000"/>
           <w:sz w:val="22"/>
         </w:rPr>
-        <w:t>Le conge de formation de cadres et d'animateurs pour la jeunesse ;</w:t>
+        <w:t>Le congo de formation de cadres et d'animateurs pour la jeunesse ;</w:t>
       </w:r>
     </w:p>
     <w:p>
@@ -2513,7 +2513,7 @@
           <w:color w:val="000000"/>
           <w:sz w:val="22"/>
         </w:rPr>
-        <w:t>Le conge pour acquisition de la nationalite</w:t>
+        <w:t>Le congo pour acquisition de la nationalité</w:t>
       </w:r>
     </w:p>
     <w:p/>
@@ -2540,7 +2540,7 @@
           <w:color w:val="2F5496"/>
           <w:sz w:val="24"/>
         </w:rPr>
-        <w:t>LE REPOS QUOTIDIEN ET HEBDOMADAIRE A e</w:t>
+        <w:t>LE REPOS QUOTIDIEN ET HEBDOMADAIRE A •</w:t>
       </w:r>
     </w:p>
     <w:p>
@@ -2573,7 +2573,7 @@
           <w:color w:val="000000"/>
           <w:sz w:val="22"/>
         </w:rPr>
-        <w:t>Principe. La duree maximale quotidienne de travail est de 10 heures et les salaries ben'ficient d'un repos quotidien</w:t>
+        <w:t>Principe. La durée maximale quotidienne de travail est de 10 heures et les salariés bénéficient d'un repos quotidien</w:t>
       </w:r>
     </w:p>
     <w:p>
@@ -2583,7 +2583,7 @@
           <w:color w:val="000000"/>
           <w:sz w:val="22"/>
         </w:rPr>
-        <w:t>d'une duree minimale de onze heures consecutives.</w:t>
+        <w:t>d'une durée minimale de onze heures consécutives.</w:t>
       </w:r>
     </w:p>
     <w:p>
@@ -2593,7 +2593,7 @@
           <w:color w:val="000000"/>
           <w:sz w:val="22"/>
         </w:rPr>
-        <w:t>Cette duree s'ajoute e un repos hebdomadaire de vingt-quatre heures consecutives minimum, ce qui fait 35 heures de</w:t>
+        <w:t>Cette durée s'ajoute à un repos hebdomadaire de vingt-quatre heures consécutives minimum, ce qui fait 35 heures de</w:t>
       </w:r>
     </w:p>
     <w:p>
@@ -2613,7 +2613,7 @@
           <w:color w:val="000000"/>
           <w:sz w:val="22"/>
         </w:rPr>
-        <w:t>Exceptions. Des d'rogations peuvent etre prevues, selon l'activite, par convention ou accords collectif, e condition</w:t>
+        <w:t>Exceptions. Des dérogations peuvent être prévues, selon l'activité, par convention ou accords collectif, à condition</w:t>
       </w:r>
     </w:p>
     <w:p>
@@ -2623,7 +2623,7 @@
           <w:color w:val="000000"/>
           <w:sz w:val="22"/>
         </w:rPr>
-        <w:t>d'accorder au minimum 9 heures de repos consecutives. La d'rogation peut etre justifiee par la n'cessite d'assurer la</w:t>
+        <w:t>d'accorder au minimum 9 heures de repos consécutives. La dérogation peut être justifiée par la nécessité d'assurer la</w:t>
       </w:r>
     </w:p>
     <w:p>
@@ -2633,7 +2633,7 @@
           <w:color w:val="000000"/>
           <w:sz w:val="22"/>
         </w:rPr>
-        <w:t>continuite du service ou de la production de l'entreprise, par exemple en cas de surcroet exceptionnel d'activite.</w:t>
+        <w:t>continuité du service ou de la production de l'entreprise, par exemple en cas de surcroît exceptionnel d'activité.</w:t>
       </w:r>
     </w:p>
     <w:p>
@@ -2643,7 +2643,7 @@
           <w:color w:val="000000"/>
           <w:sz w:val="22"/>
         </w:rPr>
-        <w:t>En l'absence de n'gociation collective, l'employeur peut y d'roger sous sa responsabilite notamment pour prevenir des</w:t>
+        <w:t>En l'absence de négociation collective, l'employeur peut y déroger sous sa responsabilité notamment pour prévenir des</w:t>
       </w:r>
     </w:p>
     <w:p>
@@ -2653,7 +2653,7 @@
           <w:color w:val="000000"/>
           <w:sz w:val="22"/>
         </w:rPr>
-        <w:t>accidents imminents apres information de l'inspecteur du travail (art. R 3131-1 C. trav.).</w:t>
+        <w:t>accidents imminents après information de l'inspecteur du travail (art. R 3131-1 C. trav.).</w:t>
       </w:r>
     </w:p>
     <w:p>
@@ -2663,7 +2663,7 @@
           <w:color w:val="000000"/>
           <w:sz w:val="22"/>
         </w:rPr>
-        <w:t>Dans tous les cas une contrepartie de repos equivalente doit etre accordee aux salaries.</w:t>
+        <w:t>Dans tous les cas une contrepartie de repos équivalente doit être accordée aux salariés.</w:t>
       </w:r>
     </w:p>
     <w:p>
@@ -2696,7 +2696,7 @@
           <w:color w:val="000000"/>
           <w:sz w:val="22"/>
         </w:rPr>
-        <w:t>Principe. Un employeur ne peut occuper un salarie plus de six jours par semaine. Le Code du travail precise qu'un jour de</w:t>
+        <w:t>Principe. Un employeur ne peut occuper un salarié plus de six jours par semaine. Le Code du travail précise qu'un jour de</w:t>
       </w:r>
     </w:p>
     <w:p>
@@ -2706,7 +2706,7 @@
           <w:color w:val="000000"/>
           <w:sz w:val="22"/>
         </w:rPr>
-        <w:t>repos hebdomadaire d'une duree minimale de 24 heures doit etre respecte et donne le dimanche dans l'interet des salaries.</w:t>
+        <w:t>repos hebdomadaire d'une durée minimale de 24 heures doit être respecte et donne le dimanche dans l'intérêt des salariés.</w:t>
       </w:r>
     </w:p>
     <w:p>
@@ -2736,7 +2736,7 @@
           <w:color w:val="000000"/>
           <w:sz w:val="22"/>
         </w:rPr>
-        <w:t>La loi Macron modifie le champ des d'rogations au repos dominical, la duree des autorisations prefectorales et les eventuelles</w:t>
+        <w:t>La loi Macron modifie le champ des dérogations au repos dominical, la durée des autorisations préfectorales et les éventuelles</w:t>
       </w:r>
     </w:p>
     <w:p>
@@ -2756,7 +2756,7 @@
           <w:color w:val="000000"/>
           <w:sz w:val="22"/>
         </w:rPr>
-        <w:t>D'rogation de plein droit</w:t>
+        <w:t>Dérogation de plein droit</w:t>
       </w:r>
     </w:p>
     <w:p>
@@ -2766,7 +2766,7 @@
           <w:color w:val="000000"/>
           <w:sz w:val="22"/>
         </w:rPr>
-        <w:t>Comme auparavant, en certaines circonstances, il peut etre d'roge de plein droit c'est-e-dire sans autorisation adminis-</w:t>
+        <w:t>Comme auparavant, en certaines circonstances, il peut être déroge de plein droit c'est-à-dire sans autorisation adminis-</w:t>
       </w:r>
     </w:p>
     <w:p>
@@ -2776,7 +2776,7 @@
           <w:color w:val="000000"/>
           <w:sz w:val="22"/>
         </w:rPr>
-        <w:t>trative, au repos dominical (art. 3132-12). Il en est ainsi pour certains etablissements d'termines par d'cret en raison des</w:t>
+        <w:t>trative, au repos dominical (art. 3132-12). Il en est ainsi pour certains établissements déterminés par décret en raison des</w:t>
       </w:r>
     </w:p>
     <w:p>
@@ -2786,7 +2786,7 @@
           <w:color w:val="000000"/>
           <w:sz w:val="22"/>
         </w:rPr>
-        <w:t>contraintes de la production, de l'activite ou les besoins du public. Il en est de m'me dans les etablissements dont l'activite</w:t>
+        <w:t>contraintes de la production, de l'activité ou les besoins du public. Il en est de même dans les établissements dont l'activité</w:t>
       </w:r>
     </w:p>
     <w:p>
@@ -2796,7 +2796,7 @@
           <w:color w:val="000000"/>
           <w:sz w:val="22"/>
         </w:rPr>
-        <w:t>exclusive ou principale est la vente de denrees alimentaires au d'tail. La loi precise que lorsque ces etablissements ont une</w:t>
+        <w:t>exclusive ou principale est la vente de denrées alimentaires au détail. La loi précise que lorsque ces établissements ont une</w:t>
       </w:r>
     </w:p>
     <w:p>
@@ -2806,7 +2806,7 @@
           <w:color w:val="000000"/>
           <w:sz w:val="22"/>
         </w:rPr>
-        <w:t>surface de vente superieure e 400 m2, les salaries prives du repos dominical ben'ficient d'une remuneration majoree d'au</w:t>
+        <w:t>surface de vente supérieure à 400 m2, les salariés privés du repos dominical bénéficient d'une rémunération majorée d'au</w:t>
       </w:r>
     </w:p>
     <w:p>
@@ -2816,7 +2816,7 @@
           <w:color w:val="000000"/>
           <w:sz w:val="22"/>
         </w:rPr>
-        <w:t>moins 30% par rapport e la remuneration normalement due pour une duree equivalente.</w:t>
+        <w:t>moins 30% par rapport à la rémunération normalement due pour une durée équivalente.</w:t>
       </w:r>
     </w:p>
     <w:p>
@@ -2826,7 +2826,7 @@
           <w:color w:val="000000"/>
           <w:sz w:val="22"/>
         </w:rPr>
-        <w:t>Autres d'rogations sur autorisation prefectorale</w:t>
+        <w:t>Autres dérogations sur autorisation préfectorale</w:t>
       </w:r>
     </w:p>
     <w:p>
@@ -2836,7 +2836,7 @@
           <w:color w:val="000000"/>
           <w:sz w:val="22"/>
         </w:rPr>
-        <w:t>Lorsqu'il est etabli que le repos simultane, le dimanche, de tous les salaries d'un etablissement serait prejudiciable au public</w:t>
+        <w:t>Lorsqu'il est établi que le repos simultané, le dimanche, de tous les salariés d'un établissement serait préjudiciable au public</w:t>
       </w:r>
     </w:p>
     <w:p>
@@ -2846,7 +2846,7 @@
           <w:color w:val="000000"/>
           <w:sz w:val="22"/>
         </w:rPr>
-        <w:t>ou compromettrait le fonctionnement normal de cet etablissement, le prefet peut autoriser pour une duree de trois ans le</w:t>
+        <w:t>ou compromettrait le fonctionnement normal de cet établissement, le préfet peut autoriser pour une durée de trois ans le</w:t>
       </w:r>
     </w:p>
     <w:p>
@@ -2856,7 +2856,7 @@
           <w:color w:val="000000"/>
           <w:sz w:val="22"/>
         </w:rPr>
-        <w:t>repos des salaries selon l'une des modalites prevues e l'article 3132-20 (un autre jour que le dimanche e tous les salaries deleetablissement, du dimanche midi au lundi midi, le dimanche apres-midi avec un repos compensateur d'une journee par</w:t>
+        <w:t>repos des salariés selon l'une des modalités prévues à l'article 3132-20 (un autre jour que le dimanche à tous les salariés deléétablissement, du dimanche midi au lundi midi, le dimanche après-midi avec un repos compensateur d'une journée par</w:t>
       </w:r>
     </w:p>
     <w:p>
@@ -2866,7 +2866,7 @@
           <w:color w:val="000000"/>
           <w:sz w:val="22"/>
         </w:rPr>
-        <w:t>roulement et par quinzaine, par roulement e tout ou partie des salaries).</w:t>
+        <w:t>roulement et par quinzaine, par roulement à tout ou partie des salariés).</w:t>
       </w:r>
     </w:p>
     <w:p>
@@ -2876,7 +2876,7 @@
           <w:color w:val="000000"/>
           <w:sz w:val="22"/>
         </w:rPr>
-        <w:t>La mise en place (autorisation prefectorale accordee au vu d'un accord collectif ou d'une d'cision unilaterale de l'em-</w:t>
+        <w:t>La mise en place (autorisation préfectorale accordée au vu d'un accord collectif ou d'une décision unilatérale de l'em-</w:t>
       </w:r>
     </w:p>
     <w:p>
@@ -2886,7 +2886,7 @@
           <w:color w:val="000000"/>
           <w:sz w:val="22"/>
         </w:rPr>
-        <w:t>ployeur), les droits des salaries (remuneration supplementaire, repos compensateure) et les modalites de son application</w:t>
+        <w:t>ployeur), les droits des salariés (rémunération supplémentaire, repos compensateuré) et les modalités de son application</w:t>
       </w:r>
     </w:p>
     <w:p>
@@ -2896,7 +2896,7 @@
           <w:color w:val="000000"/>
           <w:sz w:val="22"/>
         </w:rPr>
-        <w:t>(prise en compte de la situation personnelle du salarie, priorite d'emploi sur des postes ne n'cessitant pas un travail le</w:t>
+        <w:t>(prise en compte de la situation personnelle du salarié, priorité d'emploi sur des postes ne nécessitant pas un travail le</w:t>
       </w:r>
     </w:p>
     <w:p>
@@ -2906,7 +2906,7 @@
           <w:color w:val="000000"/>
           <w:sz w:val="22"/>
         </w:rPr>
-        <w:t>dimanchee) restent inchanges.</w:t>
+        <w:t>dimancheé) restent inchangés.</w:t>
       </w:r>
     </w:p>
     <w:p>
@@ -2916,7 +2916,7 @@
           <w:color w:val="000000"/>
           <w:sz w:val="22"/>
         </w:rPr>
-        <w:t>Autres d'rogations sur un fondement geographique</w:t>
+        <w:t>Autres dérogations sur un fondement géographique</w:t>
       </w:r>
     </w:p>
     <w:p>
@@ -2936,7 +2936,7 @@
           <w:color w:val="000000"/>
           <w:sz w:val="22"/>
         </w:rPr>
-        <w:t>La loi cree une nouvelle rubrique de d'rogations sur un fondement geographique pour lesquelles il est possible de donner le</w:t>
+        <w:t>La loi crée une nouvelle rubrique de dérogations sur un fondement géographique pour lesquelles il est possible de donner le</w:t>
       </w:r>
     </w:p>
     <w:p>
@@ -2946,7 +2946,7 @@
           <w:color w:val="000000"/>
           <w:sz w:val="22"/>
         </w:rPr>
-        <w:t>repos hebdomadaire par roulement pour tout ou partie du personnel (art 3132-24 e 3132-25-1). Sont concernes les</w:t>
+        <w:t>repos hebdomadaire par roulement pour tout ou partie du personnel (art 3132-24 à 3132-25-1). Sont concernés les</w:t>
       </w:r>
     </w:p>
     <w:p>
@@ -2956,7 +2956,7 @@
           <w:color w:val="000000"/>
           <w:sz w:val="22"/>
         </w:rPr>
-        <w:t>etablissements de vente au d'tail qui mettent e disposition des biens et des services et qui sont situes dans :</w:t>
+        <w:t>établissements de vente au détail qui mettent à disposition des biens et des services et qui sont situés dans :</w:t>
       </w:r>
     </w:p>
     <w:p>
@@ -2969,7 +2969,7 @@
           <w:color w:val="000000"/>
           <w:sz w:val="22"/>
         </w:rPr>
-        <w:t>les zones touristiques internationales (ces zones sont d'limitees par les ministres charges du travail, du tourisme et du</w:t>
+        <w:t>les zones touristiques internationales (ces zones sont délimitées par les ministres charges du travail, du tourisme et du</w:t>
       </w:r>
     </w:p>
     <w:p>
@@ -2989,7 +2989,7 @@
           <w:color w:val="000000"/>
           <w:sz w:val="22"/>
         </w:rPr>
-        <w:t>les zones touristiques et certaines gares caracterisees par une affluence particulierement importante (ces zones inte--</w:t>
+        <w:t>les zones touristiques et certaines gares caractérisées par une affluence particulièrement importante (ces zones into--</w:t>
       </w:r>
     </w:p>
     <w:p>
@@ -2999,7 +2999,7 @@
           <w:color w:val="000000"/>
           <w:sz w:val="22"/>
         </w:rPr>
-        <w:t>grent de plein droit les anciennement e communes d'interet touristique ou thermales e et les e zones touristiques d'af-</w:t>
+        <w:t>grent de plein droit les anciennement à communes d'intérêt touristique ou thermales à et les à zones touristiques d'af-</w:t>
       </w:r>
     </w:p>
     <w:p>
@@ -3009,7 +3009,7 @@
           <w:color w:val="000000"/>
           <w:sz w:val="22"/>
         </w:rPr>
-        <w:t>fluence exceptionnelle). La liste des gares sera fixee par arret' ministeriel ;</w:t>
+        <w:t>fluence exceptionnelle). La liste des gares sera fixée par arrête ministériel ;</w:t>
       </w:r>
     </w:p>
     <w:p>
@@ -3022,7 +3022,7 @@
           <w:color w:val="000000"/>
           <w:sz w:val="22"/>
         </w:rPr>
-        <w:t>les zones commerciales caracterisees par une offre commerciale et une demande potentielle particulierement importantes,</w:t>
+        <w:t>les zones commerciales caractérisées par une offre commerciale et une demande potentielle particulièrement importantes,</w:t>
       </w:r>
     </w:p>
     <w:p>
@@ -3032,7 +3032,7 @@
           <w:color w:val="000000"/>
           <w:sz w:val="22"/>
         </w:rPr>
-        <w:t>le cas echeant en tenant compte de la proximite immediate d'une zone frontaliere. Ces zones integrent de plein droit les</w:t>
+        <w:t>le cas échéant en tenant compte de la proximité immédiate d'une zone frontalière. Ces zones intègrent de plein droit les</w:t>
       </w:r>
     </w:p>
     <w:p>
@@ -3052,7 +3052,7 @@
           <w:color w:val="000000"/>
           <w:sz w:val="22"/>
         </w:rPr>
-        <w:t>? D'limitation des zones et mise en place du travail le dimanche</w:t>
+        <w:t>? Délimitation des zones et mise en place du travail le dimanche</w:t>
       </w:r>
     </w:p>
     <w:p>
@@ -3062,7 +3062,7 @@
           <w:color w:val="000000"/>
           <w:sz w:val="22"/>
         </w:rPr>
-        <w:t>La d'limitation des zones touristiques internationales a et' fixee par douze arret's du 25 septembre 2015. En ce qui concerne</w:t>
+        <w:t>La délimitation des zones touristiques internationales a été fixée par douze arrêtés du 25 septembre 2015. En ce qui concerne</w:t>
       </w:r>
     </w:p>
     <w:p>
@@ -3072,7 +3072,7 @@
           <w:color w:val="000000"/>
           <w:sz w:val="22"/>
         </w:rPr>
-        <w:t>les zones touristiques et commerciales, celles-ci sont fixees par arret' du prefet de region sur demande du maire concerne ou</w:t>
+        <w:t>les zones touristiques et commerciales, celles-ci sont fixées par arrête du préfet de région sur demande du maire concerne ou</w:t>
       </w:r>
     </w:p>
     <w:p>
@@ -3082,7 +3082,7 @@
           <w:color w:val="000000"/>
           <w:sz w:val="22"/>
         </w:rPr>
-        <w:t>apres consultations des maires concernes.</w:t>
+        <w:t>après consultations des maires concernés.</w:t>
       </w:r>
     </w:p>
     <w:p>
@@ -3102,7 +3102,7 @@
           <w:color w:val="000000"/>
           <w:sz w:val="22"/>
         </w:rPr>
-        <w:t>branche, de groupe, d'entreprise ou d'etablissement couvrant les entreprises concernees. Ces accords doivent preciser les</w:t>
+        <w:t>branche, de groupe, d'entreprise ou d'établissement couvrant les entreprises concernées. Ces accords doivent préciser les</w:t>
       </w:r>
     </w:p>
     <w:p>
@@ -3112,7 +3112,7 @@
           <w:color w:val="000000"/>
           <w:sz w:val="22"/>
         </w:rPr>
-        <w:t>contreparties accordees aux salaries, les dispositifs permettant de concilier le travail le dimanche et la vie personnelle ainsi</w:t>
+        <w:t>contreparties accordées aux salariés, les dispositifs permettant de concilier le travail le dimanche et la vie personnelle ainsi</w:t>
       </w:r>
     </w:p>
     <w:p>
@@ -3122,7 +3122,7 @@
           <w:color w:val="000000"/>
           <w:sz w:val="22"/>
         </w:rPr>
-        <w:t>que les conditions dans lesquelles sera pris en compte le changement d'avis du salarie prive du repos dominical.</w:t>
+        <w:t>que les conditions dans lesquelles sera pris en compte le changement d'avis du salarié privé du repos dominical.</w:t>
       </w:r>
     </w:p>
     <w:p>
@@ -3132,7 +3132,7 @@
           <w:color w:val="000000"/>
           <w:sz w:val="22"/>
         </w:rPr>
-        <w:t>Autres d'rogations sur d'cision du maire</w:t>
+        <w:t>Autres dérogations sur décision du maire</w:t>
       </w:r>
     </w:p>
     <w:p>
@@ -3142,7 +3142,7 @@
           <w:color w:val="000000"/>
           <w:sz w:val="22"/>
         </w:rPr>
-        <w:t>La loi etend le nombre de dimanches auxquels il peut etre d'roge par d'cision du maire e compter de 2016 (art.3132-26).</w:t>
+        <w:t>La loi étend le nombre de dimanches auxquels il peut être déroge par décision du maire à compter de 2016 (art.3132-26).</w:t>
       </w:r>
     </w:p>
     <w:p>
@@ -3152,7 +3152,7 @@
           <w:color w:val="000000"/>
           <w:sz w:val="22"/>
         </w:rPr>
-        <w:t>Ainsi, dans les commerces de d'tail, le repos dominical peut etre supprime dans la limite de douze dimanches par an, par</w:t>
+        <w:t>Ainsi, dans les commerces de détail, le repos dominical peut être supprimé dans la limite de douze dimanches par an, par</w:t>
       </w:r>
     </w:p>
     <w:p>
@@ -3162,7 +3162,7 @@
           <w:color w:val="000000"/>
           <w:sz w:val="22"/>
         </w:rPr>
-        <w:t>d'cision du maire prise apres avis du conseil municipal. Les salaries concernes pereoivent une remuneration au moins egale</w:t>
+        <w:t>décision du maire prise après avis du conseil municipal. Les salariés concernés perçoivent une rémunération au moins égale</w:t>
       </w:r>
     </w:p>
     <w:p>
@@ -3172,7 +3172,7 @@
           <w:color w:val="000000"/>
           <w:sz w:val="22"/>
         </w:rPr>
-        <w:t>au double de la remuneration normalement due pour une duree equivalente, ainsi qu'un repos compensateur equivalent en</w:t>
+        <w:t>au double de la rémunération normalement due pour une durée équivalente, ainsi qu'un repos compensateur équivalent en</w:t>
       </w:r>
     </w:p>
     <w:p>
@@ -3195,7 +3195,7 @@
           <w:color w:val="2F5496"/>
           <w:sz w:val="24"/>
         </w:rPr>
-        <w:t>LES PONTS ET JOURS FeRIeS B e</w:t>
+        <w:t>LES PONTS ET JOURS FÉRIÉS B •</w:t>
       </w:r>
     </w:p>
     <w:p>
@@ -3208,7 +3208,7 @@
           <w:color w:val="2F5496"/>
           <w:sz w:val="24"/>
         </w:rPr>
-        <w:t>LES JOURS FeRIeS</w:t>
+        <w:t>LES JOURS FÉRIÉS</w:t>
       </w:r>
     </w:p>
     <w:p>
@@ -3228,7 +3228,7 @@
           <w:color w:val="000000"/>
           <w:sz w:val="22"/>
         </w:rPr>
-        <w:t>Le code du travail prevoit 11 jours feries : 1</w:t>
+        <w:t>Le code du travail prévoit 11 jours fériés : 1</w:t>
       </w:r>
     </w:p>
     <w:p>
@@ -3248,7 +3248,7 @@
           <w:color w:val="000000"/>
           <w:sz w:val="22"/>
         </w:rPr>
-        <w:t>janvier, Lundi de Peques, 1</w:t>
+        <w:t>janvier, Lundi de Pâques, 1</w:t>
       </w:r>
     </w:p>
     <w:p>
@@ -3268,7 +3268,7 @@
           <w:color w:val="000000"/>
           <w:sz w:val="22"/>
         </w:rPr>
-        <w:t>mai, 8 mai, Ascension, Lundi de Pentecete, 14</w:t>
+        <w:t>mai, 8 mai, Ascension, Lundi de Pentecôte, 14</w:t>
       </w:r>
     </w:p>
     <w:p>
@@ -3278,7 +3278,7 @@
           <w:color w:val="000000"/>
           <w:sz w:val="22"/>
         </w:rPr>
-        <w:t>juillet, Assomption, Toussaint, 11 novembre, 25 d'cembre.</w:t>
+        <w:t>juillet, Assomption, Toussaint, 11 novembre, 25 décembre.</w:t>
       </w:r>
     </w:p>
     <w:p>
@@ -3288,7 +3288,7 @@
           <w:color w:val="000000"/>
           <w:sz w:val="22"/>
         </w:rPr>
-        <w:t>Le code du travail impose le chemage uniquement le 1</w:t>
+        <w:t>Le code du travail impose le chômage uniquement le 1</w:t>
       </w:r>
     </w:p>
     <w:p>
@@ -3318,7 +3318,7 @@
           <w:color w:val="000000"/>
           <w:sz w:val="22"/>
         </w:rPr>
-        <w:t>peuvent interrompre leur activite comme les hepitaux ou le transport. Dans ce cas, les salaries ben'ficient d'une</w:t>
+        <w:t>peuvent interrompre leur activité comme les hôpitaux ou le transport. Dans ce cas, les salariés bénéficient d'une</w:t>
       </w:r>
     </w:p>
     <w:p>
@@ -3328,7 +3328,7 @@
           <w:color w:val="000000"/>
           <w:sz w:val="22"/>
         </w:rPr>
-        <w:t>indemnite egale au montant du salaire). L'employeur peut donc solliciter le travail des salaries tous les autres jours</w:t>
+        <w:t>indemnité égale au montant du salaire). L'employeur peut donc solliciter le travail des salariés tous les autres jours</w:t>
       </w:r>
     </w:p>
     <w:p>
@@ -3338,7 +3338,7 @@
           <w:color w:val="000000"/>
           <w:sz w:val="22"/>
         </w:rPr>
-        <w:t>feries, sauf si des dispositions conventionnelles en conviennent autrement.</w:t>
+        <w:t>fériés, sauf si des dispositions conventionnelles en conviennent autrement.</w:t>
       </w:r>
     </w:p>
     <w:p>
@@ -3348,7 +3348,7 @@
           <w:color w:val="000000"/>
           <w:sz w:val="22"/>
         </w:rPr>
-        <w:t>Lorsqu'ils sont travailles, les jours feries sont remuneres normalement. En effet, la loi ne contient aucune disposition</w:t>
+        <w:t>Lorsqu'ils sont travailles, les jours fériés sont rémunérés normalement. En effet, la loi ne contient aucune disposition</w:t>
       </w:r>
     </w:p>
     <w:p>
@@ -3358,7 +3358,7 @@
           <w:color w:val="000000"/>
           <w:sz w:val="22"/>
         </w:rPr>
-        <w:t>particuliere. Il revient donc e la n'gociation collective d'en prevoir l'indemnisation eventuelle. Par contre si le jour ferie</w:t>
+        <w:t>particulière. Il revient donc à la négociation collective d'en prévoir l'indemnisation éventuelle. Par contre si le jour férié</w:t>
       </w:r>
     </w:p>
     <w:p>
@@ -3368,7 +3368,7 @@
           <w:color w:val="000000"/>
           <w:sz w:val="22"/>
         </w:rPr>
-        <w:t>est chem' alors qu'il tombe un jour normalement travaille, le salarie sera remunere s'il justifie d'au moins trois mois</w:t>
+        <w:t>est chômé alors qu'il tombe un jour normalement travaille, le salarié sera rémunéré s'il justifie d'au moins trois mois</w:t>
       </w:r>
     </w:p>
     <w:p>
@@ -3378,7 +3378,7 @@
           <w:color w:val="000000"/>
           <w:sz w:val="22"/>
         </w:rPr>
-        <w:t>d'anciennete dans l'entreprise ou l'etablissement.</w:t>
+        <w:t>d'ancienneté dans l'entreprise ou l'établissement.</w:t>
       </w:r>
     </w:p>
     <w:p>
@@ -3388,7 +3388,7 @@
           <w:color w:val="000000"/>
           <w:sz w:val="22"/>
         </w:rPr>
-        <w:t>Enfin la loi institue une journee de solidarite en vue de financer des actions en faveur de l'autonomie des personnes</w:t>
+        <w:t>Enfin la loi institue une journée de solidarité en vue de financer des actions en faveur de l'autonomie des personnes</w:t>
       </w:r>
     </w:p>
     <w:p>
@@ -3398,7 +3398,7 @@
           <w:color w:val="000000"/>
           <w:sz w:val="22"/>
         </w:rPr>
-        <w:t>egees ou handicapees. Ce jour de travail supplementaire et non remunere est fixe par accord de branche ou d'entreprise</w:t>
+        <w:t>âgées ou handicapées. Ce jour de travail supplémentaire et non rémunéré est fixe par accord de branche ou d'entreprise</w:t>
       </w:r>
     </w:p>
     <w:p>
@@ -3408,7 +3408,7 @@
           <w:color w:val="000000"/>
           <w:sz w:val="22"/>
         </w:rPr>
-        <w:t>et e d'faut par l'employeur apres consultation du comite d'entreprise ou en son absence des d'l'gues du personnel. Le</w:t>
+        <w:t>et à défaut par l'employeur après consultation du comité d'entreprise ou en son absence des délégués du personnel. Le</w:t>
       </w:r>
     </w:p>
     <w:p>
@@ -3418,7 +3418,7 @@
           <w:color w:val="000000"/>
           <w:sz w:val="22"/>
         </w:rPr>
-        <w:t>jour travaille peut etre un jour ferie autre que le 1</w:t>
+        <w:t>jour travaille peut être un jour férié autre que le 1</w:t>
       </w:r>
     </w:p>
     <w:p>
@@ -3471,7 +3471,7 @@
           <w:color w:val="000000"/>
           <w:sz w:val="22"/>
         </w:rPr>
-        <w:t>Il s'agit de un ou deux jours ouvrables pris entre un jour ferie et une journee de repos hebdomadaire ou le jour prec'dant</w:t>
+        <w:t>Il s'agit de un ou deux jours ouvrables pris entre un jour férié et une journée de repos hebdomadaire ou le jour précédant</w:t>
       </w:r>
     </w:p>
     <w:p>
@@ -3481,7 +3481,7 @@
           <w:color w:val="000000"/>
           <w:sz w:val="22"/>
         </w:rPr>
-        <w:t>les conges annuels.</w:t>
+        <w:t>les congés annuels.</w:t>
       </w:r>
     </w:p>
     <w:p>
@@ -3491,7 +3491,7 @@
           <w:color w:val="000000"/>
           <w:sz w:val="22"/>
         </w:rPr>
-        <w:t>L'employeur n'est pas tenu de donner le pont. S'il d'cide de le faire, il doit prealablement consulter le comite d'entre-</w:t>
+        <w:t>L'employeur n'est pas tenu de donner le pont. S'il décide de le faire, il doit préalablement consulter le comité d'entre-</w:t>
       </w:r>
     </w:p>
     <w:p>
@@ -3501,7 +3501,7 @@
           <w:color w:val="000000"/>
           <w:sz w:val="22"/>
         </w:rPr>
-        <w:t>prise, informer l'inspection du travail et afficher la date du jour prevu.</w:t>
+        <w:t>prise, informer l'inspection du travail et afficher la date du jour prévu.</w:t>
       </w:r>
     </w:p>
     <w:p>
@@ -3511,7 +3511,7 @@
           <w:color w:val="000000"/>
           <w:sz w:val="22"/>
         </w:rPr>
-        <w:t>L'galement le paiement de la journee de pont n'est pas obligatoire. Par contre cette obligation peut resulter de la</w:t>
+        <w:t>Légalement le paiement de la journée de pont n'est pas obligatoire. Par contre cette obligation peut résulter de la</w:t>
       </w:r>
     </w:p>
     <w:p>
@@ -3521,7 +3521,7 @@
           <w:color w:val="000000"/>
           <w:sz w:val="22"/>
         </w:rPr>
-        <w:t>convention collective ou d'un usage professionnel ou d'entreprise. Enfin, les ponts peuvent etre recuperables au profit</w:t>
+        <w:t>convention collective ou d'un usage professionnel ou d'entreprise. Enfin, les ponts peuvent être récupérables au profit</w:t>
       </w:r>
     </w:p>
     <w:p>
@@ -3531,9 +3531,10 @@
           <w:color w:val="000000"/>
           <w:sz w:val="22"/>
         </w:rPr>
-        <w:t>de l'entreprise. La recuperation consiste e effectuer un autre jour de l'annee les heures de travail perdues.</w:t>
-      </w:r>
-    </w:p>
+        <w:t>de l'entreprise. La récupération consiste à effectuer un autre jour de l'année les heures de travail perdues.</w:t>
+      </w:r>
+    </w:p>
+    <w:p/>
     <w:p/>
     <w:sectPr>
       <w:pgSz w:w="12240" w:h="15840"/>

--- a/droit social dcg/9- cong s et repos.docx
+++ b/droit social dcg/9- cong s et repos.docx
@@ -27,7 +27,7 @@
           <w:color w:val="2F5496"/>
           <w:sz w:val="24"/>
         </w:rPr>
-        <w:t>LES CONGÉS PAYÉS I •</w:t>
+        <w:t>I • LES CONGÉS PAYÉS</w:t>
       </w:r>
     </w:p>
     <w:p>
@@ -40,7 +40,7 @@
           <w:color w:val="2F5496"/>
           <w:sz w:val="24"/>
         </w:rPr>
-        <w:t>LE CALCUL DU DROIT AUX CONGÉS PAYÉS A •</w:t>
+        <w:t>A • LE CALCUL DU DROIT AUX CONGÉS PAYÉS</w:t>
       </w:r>
     </w:p>
     <w:p>
@@ -50,7 +50,7 @@
       <w:r>
         <w:rPr>
           <w:b/>
-          <w:color w:val="006100"/>
+          <w:color w:val="BF5700"/>
           <w:sz w:val="24"/>
         </w:rPr>
         <w:t>PRINCIPE</w:t>
@@ -60,7 +60,7 @@
       <w:r>
         <w:rPr>
           <w:b w:val="0"/>
-          <w:color w:val="006100"/>
+          <w:color w:val="BF5700"/>
           <w:sz w:val="22"/>
         </w:rPr>
         <w:t>?</w:t>
@@ -70,7 +70,7 @@
       <w:r>
         <w:rPr>
           <w:b w:val="0"/>
-          <w:color w:val="006100"/>
+          <w:color w:val="BF5700"/>
           <w:sz w:val="22"/>
         </w:rPr>
         <w:t>Tout salarié a droit chaque année à un congo payé à la charge de l'employeur. Le congo est de 2 jours et demi ouvrables par</w:t>
@@ -80,7 +80,7 @@
       <w:r>
         <w:rPr>
           <w:b w:val="0"/>
-          <w:color w:val="006100"/>
+          <w:color w:val="BF5700"/>
           <w:sz w:val="22"/>
         </w:rPr>
         <w:t>mois de travail effectif ou assimilé (sont assimilées à 1 mois de travail effectif les périodes équivalentes à 4 semaines ou</w:t>
@@ -90,7 +90,7 @@
       <w:r>
         <w:rPr>
           <w:b w:val="0"/>
-          <w:color w:val="006100"/>
+          <w:color w:val="C00000"/>
           <w:sz w:val="22"/>
         </w:rPr>
         <w:t>24 jours) chez le même employeur. C'est-à-dire 30 jours ouvrables maximum (tous les jours de la semaine à l'exception</w:t>
@@ -100,7 +100,7 @@
       <w:r>
         <w:rPr>
           <w:b w:val="0"/>
-          <w:color w:val="006100"/>
+          <w:color w:val="BF5700"/>
           <w:sz w:val="22"/>
         </w:rPr>
         <w:t>du jour de repos hebdomadaire légal et des jours reconnus fériés par la loi et habituellement non travailles dans l'entre-</w:t>
@@ -110,7 +110,7 @@
       <w:r>
         <w:rPr>
           <w:b w:val="0"/>
-          <w:color w:val="006100"/>
+          <w:color w:val="BF5700"/>
           <w:sz w:val="22"/>
         </w:rPr>
         <w:t>prise) de congés payés pour une année complète de travail sur la période de référence. Cette période est fixée par accord</w:t>
@@ -120,7 +120,7 @@
       <w:r>
         <w:rPr>
           <w:b w:val="0"/>
-          <w:color w:val="006100"/>
+          <w:color w:val="BF5700"/>
           <w:sz w:val="22"/>
         </w:rPr>
         <w:t>collectif, à défaut, par décret (1</w:t>
@@ -130,7 +130,7 @@
       <w:r>
         <w:rPr>
           <w:b w:val="0"/>
-          <w:color w:val="006100"/>
+          <w:color w:val="BF5700"/>
           <w:sz w:val="22"/>
         </w:rPr>
         <w:t>er</w:t>
@@ -140,7 +140,7 @@
       <w:r>
         <w:rPr>
           <w:b w:val="0"/>
-          <w:color w:val="006100"/>
+          <w:color w:val="BF5700"/>
           <w:sz w:val="22"/>
         </w:rPr>
         <w:t>juin N-1 au 31 mai N). Le nombre de jours de congés payés peut être majoré par accord</w:t>
@@ -150,7 +150,7 @@
       <w:r>
         <w:rPr>
           <w:b w:val="0"/>
-          <w:color w:val="006100"/>
+          <w:color w:val="BF5700"/>
           <w:sz w:val="22"/>
         </w:rPr>
         <w:t>collectif en raison de l'âge ou de l'ancienneté. La majoration est de droit pour les salariés de plus ou moins 21 ans (dans le</w:t>
@@ -160,7 +160,7 @@
       <w:r>
         <w:rPr>
           <w:b w:val="0"/>
-          <w:color w:val="006100"/>
+          <w:color w:val="BF5700"/>
           <w:sz w:val="22"/>
         </w:rPr>
         <w:t>cas général) qui acquièrent 2 jours de congés supplémentaires par enfant à charge dans la limite de 30 jours ouvrables.</w:t>
@@ -193,10 +193,20 @@
       <w:r>
         <w:rPr>
           <w:b w:val="0"/>
+          <w:color w:val="BF5700"/>
+          <w:sz w:val="22"/>
+        </w:rPr>
+        <w:t>Par principe le salarié absent n'acquiert pas de droit. Dans ce cas, la réduction de ses droits à congo ne peut être plus que</w:t>
+      </w:r>
+    </w:p>
+    <w:p>
+      <w:r>
+        <w:rPr>
+          <w:b w:val="0"/>
           <w:color w:val="000000"/>
           <w:sz w:val="22"/>
         </w:rPr>
-        <w:t>Par principe le salarié absent n'acquiert pas de droit. Dans ce cas, la réduction de ses droits à congo ne peut être plus que</w:t>
+        <w:t>proportionnelle à la durée de cette absence (C. trav. L3141-6). Néanmoins, sont prises en compte dans le calcul des</w:t>
       </w:r>
     </w:p>
     <w:p>
@@ -206,7 +216,17 @@
           <w:color w:val="000000"/>
           <w:sz w:val="22"/>
         </w:rPr>
-        <w:t>proportionnelle à la durée de cette absence (C. trav. L3141-6). Néanmoins, sont prises en compte dans le calcul des</w:t>
+        <w:t>droits certaines absences (c'est-à-dire assimilées à du travail effectif), comme les périodes de congés payés, les</w:t>
+      </w:r>
+    </w:p>
+    <w:p>
+      <w:r>
+        <w:rPr>
+          <w:b w:val="0"/>
+          <w:color w:val="BF5700"/>
+          <w:sz w:val="22"/>
+        </w:rPr>
+        <w:t>contreparties obligatoires en repos, les périodes de congés de maternité et d'adoption, les périodes d'arrêt de travail</w:t>
       </w:r>
     </w:p>
     <w:p>
@@ -216,7 +236,7 @@
           <w:color w:val="000000"/>
           <w:sz w:val="22"/>
         </w:rPr>
-        <w:t>droits certaines absences (c'est-à-dire assimilées à du travail effectif), comme les périodes de congés payés, les</w:t>
+        <w:t>pour maladie professionnelle ou accident du travail (dans la limite d'une durée ininterrompue d'un an), la journée</w:t>
       </w:r>
     </w:p>
     <w:p>
@@ -226,7 +246,7 @@
           <w:color w:val="000000"/>
           <w:sz w:val="22"/>
         </w:rPr>
-        <w:t>contreparties obligatoires en repos, les périodes de congés de maternité et d'adoption, les périodes d'arrêt de travail</w:t>
+        <w:t>d'appel de préparation à la défense, les périodes de congo de formation, les périodes assimilées conventionnellement</w:t>
       </w:r>
     </w:p>
     <w:p>
@@ -236,7 +256,7 @@
           <w:color w:val="000000"/>
           <w:sz w:val="22"/>
         </w:rPr>
-        <w:t>pour maladie professionnelle ou accident du travail (dans la limite d'une durée ininterrompue d'un an), la journée</w:t>
+        <w:t>à ces situations (art. L3141-5 du Code du travail) ou encore les périodes de suspension du contrat de travail en raison</w:t>
       </w:r>
     </w:p>
     <w:p>
@@ -246,7 +266,7 @@
           <w:color w:val="000000"/>
           <w:sz w:val="22"/>
         </w:rPr>
-        <w:t>d'appel de préparation à la défense, les périodes de congo de formation, les périodes assimilées conventionnellement</w:t>
+        <w:t>d'une maladie ou d'un accident non professionnels (Loi du 22 avril 2024). Dans ce dernier cas, la durée du congo auquel</w:t>
       </w:r>
     </w:p>
     <w:p>
@@ -256,26 +276,6 @@
           <w:color w:val="000000"/>
           <w:sz w:val="22"/>
         </w:rPr>
-        <w:t>à ces situations (art. L3141-5 du Code du travail) ou encore les périodes de suspension du contrat de travail en raison</w:t>
-      </w:r>
-    </w:p>
-    <w:p>
-      <w:r>
-        <w:rPr>
-          <w:b w:val="0"/>
-          <w:color w:val="000000"/>
-          <w:sz w:val="22"/>
-        </w:rPr>
-        <w:t>d'une maladie ou d'un accident non professionnels (Loi du 22 avril 2024). Dans ce dernier cas, la durée du congo auquel</w:t>
-      </w:r>
-    </w:p>
-    <w:p>
-      <w:r>
-        <w:rPr>
-          <w:b w:val="0"/>
-          <w:color w:val="000000"/>
-          <w:sz w:val="22"/>
-        </w:rPr>
         <w:t>le salarié a droit est de deux jours ouvrables par mois dans la limite, à ce titre, de vingt-quatre jours ouvrables par période</w:t>
       </w:r>
     </w:p>
@@ -283,7 +283,7 @@
       <w:r>
         <w:rPr>
           <w:b w:val="0"/>
-          <w:color w:val="000000"/>
+          <w:color w:val="BF5700"/>
           <w:sz w:val="22"/>
         </w:rPr>
         <w:t>de référence. à noter que l'employeur doit informer le salarié, dans le mois de sa reprise, des congés payés acquis.</w:t>
@@ -378,7 +378,7 @@
           <w:color w:val="2F5496"/>
           <w:sz w:val="24"/>
         </w:rPr>
-        <w:t>LA PRISE DES CONGÉS PAYÉS B •</w:t>
+        <w:t>B • LA PRISE DES CONGÉS PAYÉS</w:t>
       </w:r>
     </w:p>
     <w:p>
@@ -415,10 +415,20 @@
       <w:r>
         <w:rPr>
           <w:b w:val="0"/>
+          <w:color w:val="BF5700"/>
+          <w:sz w:val="22"/>
+        </w:rPr>
+        <w:t>avis du comité social et économique (C. trav. L3141-16). Il doit être communiqué par l'employeur au personnel deux</w:t>
+      </w:r>
+    </w:p>
+    <w:p>
+      <w:r>
+        <w:rPr>
+          <w:b w:val="0"/>
           <w:color w:val="000000"/>
           <w:sz w:val="22"/>
         </w:rPr>
-        <w:t>avis du comité social et économique (C. trav. L3141-16). Il doit être communiqué par l'employeur au personnel deux</w:t>
+        <w:t>mois avant l'ouverture de cette période (C. trav. D3141-5) et l'ordre des départs est communiqué à chaque salarié 1 mois</w:t>
       </w:r>
     </w:p>
     <w:p>
@@ -428,7 +438,27 @@
           <w:color w:val="000000"/>
           <w:sz w:val="22"/>
         </w:rPr>
-        <w:t>mois avant l'ouverture de cette période (C. trav. D3141-5) et l'ordre des départs est communiqué à chaque salarié 1 mois</w:t>
+        <w:t>avant son départ et affiche dans l'entreprise. Une fois posée, la date s'impose et ne peut être modifiée unilatéralement ni</w:t>
+      </w:r>
+    </w:p>
+    <w:p>
+      <w:r>
+        <w:rPr>
+          <w:b w:val="0"/>
+          <w:color w:val="C00000"/>
+          <w:sz w:val="22"/>
+        </w:rPr>
+        <w:t>par l'employeur ni par le salarié sauf circonstances exceptionnelles. L'employeur peut être amené à justifier qu'il a</w:t>
+      </w:r>
+    </w:p>
+    <w:p>
+      <w:r>
+        <w:rPr>
+          <w:b w:val="0"/>
+          <w:color w:val="BF5700"/>
+          <w:sz w:val="22"/>
+        </w:rPr>
+        <w:t>dément accompli ces obligations si le salarié estime qu'il n'a pu prendre ses congés payés du fait de l'employeur (Cass.</w:t>
       </w:r>
     </w:p>
     <w:p>
@@ -438,7 +468,17 @@
           <w:color w:val="000000"/>
           <w:sz w:val="22"/>
         </w:rPr>
-        <w:t>avant son départ et affiche dans l'entreprise. Une fois posée, la date s'impose et ne peut être modifiée unilatéralement ni</w:t>
+        <w:t>soc. 13 juin 2012).</w:t>
+      </w:r>
+    </w:p>
+    <w:p>
+      <w:r>
+        <w:rPr>
+          <w:b w:val="0"/>
+          <w:color w:val="BF5700"/>
+          <w:sz w:val="22"/>
+        </w:rPr>
+        <w:t>L'employeur doit prendre en compte la situation de famille des salariés. Ainsi les conjoints et les personnes liées par un</w:t>
       </w:r>
     </w:p>
     <w:p>
@@ -448,7 +488,7 @@
           <w:color w:val="000000"/>
           <w:sz w:val="22"/>
         </w:rPr>
-        <w:t>par l'employeur ni par le salarié sauf circonstances exceptionnelles. L'employeur peut être amené à justifier qu'il a</w:t>
+        <w:t>pacte civil de solidarité (PACS) qui travaillent dans la même entreprise ont droit à un congo simultané.</w:t>
       </w:r>
     </w:p>
     <w:p>
@@ -458,7 +498,7 @@
           <w:color w:val="000000"/>
           <w:sz w:val="22"/>
         </w:rPr>
-        <w:t>dément accompli ces obligations si le salarié estime qu'il n'a pu prendre ses congés payés du fait de l'employeur (Cass.</w:t>
+        <w:t>à défaut de directive de l'employeur, le salarié n'est pas admis à se substituer à celui-ci et ne peut unilatéralement</w:t>
       </w:r>
     </w:p>
     <w:p>
@@ -468,7 +508,7 @@
           <w:color w:val="000000"/>
           <w:sz w:val="22"/>
         </w:rPr>
-        <w:t>soc. 13 juin 2012).</w:t>
+        <w:t>disposer des dates de congés le concernant. Un tel comportement peut être qualifié de fautif justifiant un licenciement.</w:t>
       </w:r>
     </w:p>
     <w:p>
@@ -478,7 +518,17 @@
           <w:color w:val="000000"/>
           <w:sz w:val="22"/>
         </w:rPr>
-        <w:t>L'employeur doit prendre en compte la situation de famille des salariés. Ainsi les conjoints et les personnes liées par un</w:t>
+        <w:t>Néanmoins la faute grave ne peut être retenu des lors que les fautes sont partagées.</w:t>
+      </w:r>
+    </w:p>
+    <w:p>
+      <w:r>
+        <w:rPr>
+          <w:b w:val="0"/>
+          <w:color w:val="C00000"/>
+          <w:sz w:val="22"/>
+        </w:rPr>
+        <w:t>Enfin, les congés non pris du fait du salarié doivent êtres considérés comme perdus sauf aménagement</w:t>
       </w:r>
     </w:p>
     <w:p>
@@ -488,56 +538,6 @@
           <w:color w:val="000000"/>
           <w:sz w:val="22"/>
         </w:rPr>
-        <w:t>pacte civil de solidarité (PACS) qui travaillent dans la même entreprise ont droit à un congo simultané.</w:t>
-      </w:r>
-    </w:p>
-    <w:p>
-      <w:r>
-        <w:rPr>
-          <w:b w:val="0"/>
-          <w:color w:val="000000"/>
-          <w:sz w:val="22"/>
-        </w:rPr>
-        <w:t>à défaut de directive de l'employeur, le salarié n'est pas admis à se substituer à celui-ci et ne peut unilatéralement</w:t>
-      </w:r>
-    </w:p>
-    <w:p>
-      <w:r>
-        <w:rPr>
-          <w:b w:val="0"/>
-          <w:color w:val="000000"/>
-          <w:sz w:val="22"/>
-        </w:rPr>
-        <w:t>disposer des dates de congés le concernant. Un tel comportement peut être qualifié de fautif justifiant un licenciement.</w:t>
-      </w:r>
-    </w:p>
-    <w:p>
-      <w:r>
-        <w:rPr>
-          <w:b w:val="0"/>
-          <w:color w:val="000000"/>
-          <w:sz w:val="22"/>
-        </w:rPr>
-        <w:t>Néanmoins la faute grave ne peut être retenu des lors que les fautes sont partagées.</w:t>
-      </w:r>
-    </w:p>
-    <w:p>
-      <w:r>
-        <w:rPr>
-          <w:b w:val="0"/>
-          <w:color w:val="000000"/>
-          <w:sz w:val="22"/>
-        </w:rPr>
-        <w:t>Enfin, les congés non pris du fait du salarié doivent êtres considérés comme perdus sauf aménagement</w:t>
-      </w:r>
-    </w:p>
-    <w:p>
-      <w:r>
-        <w:rPr>
-          <w:b w:val="0"/>
-          <w:color w:val="000000"/>
-          <w:sz w:val="22"/>
-        </w:rPr>
         <w:t>conventionnel ou contractuels contraires ou encore pour alimenter un compte épargne temps. A contrario les</w:t>
       </w:r>
     </w:p>
@@ -545,7 +545,7 @@
       <w:r>
         <w:rPr>
           <w:b w:val="0"/>
-          <w:color w:val="000000"/>
+          <w:color w:val="BF5700"/>
           <w:sz w:val="22"/>
         </w:rPr>
         <w:t>congés non pris du fait de l'employeur doivent êtres indemnisés.</w:t>
@@ -571,7 +571,7 @@
           <w:color w:val="2F5496"/>
           <w:sz w:val="24"/>
         </w:rPr>
-        <w:t>LE FRACTIONNEMENT DES CONGÉS PAYÉS C •</w:t>
+        <w:t>C • LE FRACTIONNEMENT DES CONGÉS PAYÉS</w:t>
       </w:r>
     </w:p>
     <w:p>
@@ -601,10 +601,20 @@
       <w:r>
         <w:rPr>
           <w:b w:val="0"/>
+          <w:color w:val="BF5700"/>
+          <w:sz w:val="22"/>
+        </w:rPr>
+        <w:t>Elle doit respecter les règles suivantes :</w:t>
+      </w:r>
+    </w:p>
+    <w:p>
+      <w:r>
+        <w:rPr>
+          <w:b w:val="0"/>
           <w:color w:val="000000"/>
           <w:sz w:val="22"/>
         </w:rPr>
-        <w:t>Elle doit respecter les règles suivantes :</w:t>
+        <w:t>Un maximum de 24 jours ouvrables peut être pris d'affilée (la 5</w:t>
       </w:r>
     </w:p>
     <w:p>
@@ -614,7 +624,17 @@
           <w:color w:val="000000"/>
           <w:sz w:val="22"/>
         </w:rPr>
-        <w:t>Un maximum de 24 jours ouvrables peut être pris d'affilée (la 5</w:t>
+        <w:t>e</w:t>
+      </w:r>
+    </w:p>
+    <w:p>
+      <w:r>
+        <w:rPr>
+          <w:b w:val="0"/>
+          <w:color w:val="C00000"/>
+          <w:sz w:val="22"/>
+        </w:rPr>
+        <w:t>semaine doit être donnée à part, sauf dans certaines à</w:t>
       </w:r>
     </w:p>
     <w:p>
@@ -624,7 +644,17 @@
           <w:color w:val="000000"/>
           <w:sz w:val="22"/>
         </w:rPr>
-        <w:t>e</w:t>
+        <w:t>hypothèses, par exemple pour les salariés justifiant de contraintes géographiques particulières).</w:t>
+      </w:r>
+    </w:p>
+    <w:p>
+      <w:r>
+        <w:rPr>
+          <w:b w:val="0"/>
+          <w:color w:val="BF5700"/>
+          <w:sz w:val="22"/>
+        </w:rPr>
+        <w:t>Un congo de 12 jours ouvrables doit être pris en continu dans la période du 1</w:t>
       </w:r>
     </w:p>
     <w:p>
@@ -634,7 +664,7 @@
           <w:color w:val="000000"/>
           <w:sz w:val="22"/>
         </w:rPr>
-        <w:t>semaine doit être donnée à part, sauf dans certaines à</w:t>
+        <w:t>er</w:t>
       </w:r>
     </w:p>
     <w:p>
@@ -644,7 +674,17 @@
           <w:color w:val="000000"/>
           <w:sz w:val="22"/>
         </w:rPr>
-        <w:t>hypothèses, par exemple pour les salariés justifiant de contraintes géographiques particulières).</w:t>
+        <w:t>mai au 31 octobre. Un accord collectif à</w:t>
+      </w:r>
+    </w:p>
+    <w:p>
+      <w:r>
+        <w:rPr>
+          <w:b w:val="0"/>
+          <w:color w:val="BF5700"/>
+          <w:sz w:val="22"/>
+        </w:rPr>
+        <w:t>peut prévoir une période différente, mais qui en toute hypothèse doit comprendre la période ci-dessus.</w:t>
       </w:r>
     </w:p>
     <w:p>
@@ -654,7 +694,17 @@
           <w:color w:val="000000"/>
           <w:sz w:val="22"/>
         </w:rPr>
-        <w:t>Un congo de 12 jours ouvrables doit être pris en continu dans la période du 1</w:t>
+        <w:t>Un congo de plus de 12 jours ouvrables peut être fractionné par l'employeur avec l'accord du salarié (sans son à</w:t>
+      </w:r>
+    </w:p>
+    <w:p>
+      <w:r>
+        <w:rPr>
+          <w:b w:val="0"/>
+          <w:color w:val="BF5700"/>
+          <w:sz w:val="22"/>
+        </w:rPr>
+        <w:t>accord s'il s'agit d'une fermeture de l'entreprise). Dans ce cas, 12 jours de congés doivent être pris en continu entre</w:t>
       </w:r>
     </w:p>
     <w:p>
@@ -664,6 +714,16 @@
           <w:color w:val="000000"/>
           <w:sz w:val="22"/>
         </w:rPr>
+        <w:t>deux repos hebdomadaires entre le 1</w:t>
+      </w:r>
+    </w:p>
+    <w:p>
+      <w:r>
+        <w:rPr>
+          <w:b w:val="0"/>
+          <w:color w:val="000000"/>
+          <w:sz w:val="22"/>
+        </w:rPr>
         <w:t>er</w:t>
       </w:r>
     </w:p>
@@ -671,10 +731,20 @@
       <w:r>
         <w:rPr>
           <w:b w:val="0"/>
+          <w:color w:val="C00000"/>
+          <w:sz w:val="22"/>
+        </w:rPr>
+        <w:t>mai et le 31 octobre, sauf accord collectif permettant la prise de tout ou partie</w:t>
+      </w:r>
+    </w:p>
+    <w:p>
+      <w:r>
+        <w:rPr>
+          <w:b w:val="0"/>
           <w:color w:val="000000"/>
           <w:sz w:val="22"/>
         </w:rPr>
-        <w:t>mai au 31 octobre. Un accord collectif à</w:t>
+        <w:t>de ces 12 jours en dehors de cette période.</w:t>
       </w:r>
     </w:p>
     <w:p>
@@ -684,7 +754,7 @@
           <w:color w:val="000000"/>
           <w:sz w:val="22"/>
         </w:rPr>
-        <w:t>peut prévoir une période différente, mais qui en toute hypothèse doit comprendre la période ci-dessus.</w:t>
+        <w:t>En cas de maladie du salarié ayant rendu impossible la prise de ses congés payés. à</w:t>
       </w:r>
     </w:p>
     <w:p>
@@ -694,7 +764,7 @@
           <w:color w:val="000000"/>
           <w:sz w:val="22"/>
         </w:rPr>
-        <w:t>Un congo de plus de 12 jours ouvrables peut être fractionné par l'employeur avec l'accord du salarié (sans son à</w:t>
+        <w:t>42</w:t>
       </w:r>
     </w:p>
     <w:p>
@@ -704,7 +774,7 @@
           <w:color w:val="000000"/>
           <w:sz w:val="22"/>
         </w:rPr>
-        <w:t>accord s'il s'agit d'une fermeture de l'entreprise). Dans ce cas, 12 jours de congés doivent être pris en continu entre</w:t>
+        <w:t>éditions Corroy à 4 rue de Villars, 42000 Saint-etienne à 04 77 79 92 46 à infos@editions-corroy.fr</w:t>
       </w:r>
     </w:p>
     <w:p>
@@ -714,87 +784,7 @@
           <w:color w:val="000000"/>
           <w:sz w:val="22"/>
         </w:rPr>
-        <w:t>deux repos hebdomadaires entre le 1</w:t>
-      </w:r>
-    </w:p>
-    <w:p>
-      <w:r>
-        <w:rPr>
-          <w:b w:val="0"/>
-          <w:color w:val="000000"/>
-          <w:sz w:val="22"/>
-        </w:rPr>
-        <w:t>er</w:t>
-      </w:r>
-    </w:p>
-    <w:p>
-      <w:r>
-        <w:rPr>
-          <w:b w:val="0"/>
-          <w:color w:val="000000"/>
-          <w:sz w:val="22"/>
-        </w:rPr>
-        <w:t>mai et le 31 octobre, sauf accord collectif permettant la prise de tout ou partie</w:t>
-      </w:r>
-    </w:p>
-    <w:p>
-      <w:r>
-        <w:rPr>
-          <w:b w:val="0"/>
-          <w:color w:val="000000"/>
-          <w:sz w:val="22"/>
-        </w:rPr>
-        <w:t>de ces 12 jours en dehors de cette période.</w:t>
-      </w:r>
-    </w:p>
-    <w:p>
-      <w:r>
-        <w:rPr>
-          <w:b w:val="0"/>
-          <w:color w:val="000000"/>
-          <w:sz w:val="22"/>
-        </w:rPr>
-        <w:t>En cas de maladie du salarié ayant rendu impossible la prise de ses congés payés. à</w:t>
-      </w:r>
-    </w:p>
-    <w:p>
-      <w:r>
-        <w:rPr>
-          <w:b w:val="0"/>
-          <w:color w:val="000000"/>
-          <w:sz w:val="22"/>
-        </w:rPr>
-        <w:t>42</w:t>
-      </w:r>
-    </w:p>
-    <w:p>
-      <w:r>
-        <w:rPr>
-          <w:b w:val="0"/>
-          <w:color w:val="000000"/>
-          <w:sz w:val="22"/>
-        </w:rPr>
-        <w:t>éditions Corroy à 4 rue de Villars, 42000 Saint-etienne à 04 77 79 92 46 à infos@editions-corroy.fr</w:t>
-      </w:r>
-    </w:p>
-    <w:p>
-      <w:r>
-        <w:rPr>
-          <w:b w:val="0"/>
-          <w:color w:val="000000"/>
-          <w:sz w:val="22"/>
-        </w:rPr>
         <w:t>COLLECTION DCG UE 3 à Droit social - Fiches de cours</w:t>
-      </w:r>
-    </w:p>
-    <w:p>
-      <w:r>
-        <w:rPr>
-          <w:b w:val="0"/>
-          <w:color w:val="000000"/>
-          <w:sz w:val="22"/>
-        </w:rPr>
-        <w:t>DCGUE3F.qxp_DCGUE3F 24/07/2025 10:26 Page 42</w:t>
       </w:r>
     </w:p>
     <w:p>
@@ -807,6 +797,19 @@
           <w:color w:val="2F5496"/>
           <w:sz w:val="24"/>
         </w:rPr>
+        <w:t>DCGUE3F.qxp_DCGUE3F 24/07/2025 10:26 Page 42</w:t>
+      </w:r>
+    </w:p>
+    <w:p>
+      <w:pPr>
+        <w:pStyle w:val="Heading2"/>
+      </w:pPr>
+      <w:r>
+        <w:rPr>
+          <w:b/>
+          <w:color w:val="2F5496"/>
+          <w:sz w:val="24"/>
+        </w:rPr>
         <w:t>LE FRACTIONNEMENT</w:t>
       </w:r>
     </w:p>
@@ -824,7 +827,7 @@
       <w:r>
         <w:rPr>
           <w:b w:val="0"/>
-          <w:color w:val="000000"/>
+          <w:color w:val="00703C"/>
           <w:sz w:val="22"/>
         </w:rPr>
         <w:t>Le fractionnement consiste à prendre une partie de ses congés (au-delà des 12 jours impératifs) en dehors de la période</w:t>
@@ -940,10 +943,20 @@
       <w:r>
         <w:rPr>
           <w:b w:val="0"/>
+          <w:color w:val="C00000"/>
+          <w:sz w:val="22"/>
+        </w:rPr>
+        <w:t>Employeurs et salariés peuvent toutefois déroger à cette règle à soit après accord individuel du salarié, soit par</w:t>
+      </w:r>
+    </w:p>
+    <w:p>
+      <w:r>
+        <w:rPr>
+          <w:b w:val="0"/>
           <w:color w:val="000000"/>
           <w:sz w:val="22"/>
         </w:rPr>
-        <w:t>Employeurs et salariés peuvent toutefois déroger à cette règle à soit après accord individuel du salarié, soit par</w:t>
+        <w:t>convention collective ou accord collectif d'entreprise à. L'employeur peut alors autoriser le fractionnement des congés</w:t>
       </w:r>
     </w:p>
     <w:p>
@@ -953,7 +966,7 @@
           <w:color w:val="000000"/>
           <w:sz w:val="22"/>
         </w:rPr>
-        <w:t>convention collective ou accord collectif d'entreprise à. L'employeur peut alors autoriser le fractionnement des congés</w:t>
+        <w:t>en le subordonnant à une renonciation du congo supplémentaire. Il n'y a pas de jour supplémentaire de pour</w:t>
       </w:r>
     </w:p>
     <w:p>
@@ -963,7 +976,7 @@
           <w:color w:val="000000"/>
           <w:sz w:val="22"/>
         </w:rPr>
-        <w:t>en le subordonnant à une renonciation du congo supplémentaire. Il n'y a pas de jour supplémentaire de pour</w:t>
+        <w:t>fractionnement de la 5</w:t>
       </w:r>
     </w:p>
     <w:p>
@@ -973,7 +986,7 @@
           <w:color w:val="000000"/>
           <w:sz w:val="22"/>
         </w:rPr>
-        <w:t>fractionnement de la 5</w:t>
+        <w:t>e</w:t>
       </w:r>
     </w:p>
     <w:p>
@@ -983,7 +996,7 @@
           <w:color w:val="000000"/>
           <w:sz w:val="22"/>
         </w:rPr>
-        <w:t>e</w:t>
+        <w:t>semaine, ni même, bien sur, lorsque les congés sont pris en dehors de la période le justifiant</w:t>
       </w:r>
     </w:p>
     <w:p>
@@ -993,7 +1006,7 @@
           <w:color w:val="000000"/>
           <w:sz w:val="22"/>
         </w:rPr>
-        <w:t>semaine, ni même, bien sur, lorsque les congés sont pris en dehors de la période le justifiant</w:t>
+        <w:t>(Cass. Soc 11 juillet 2007). Le droit à congo supplémentaire est de droit, c'est-à-dire qu'il naît du seul fractionnement du</w:t>
       </w:r>
     </w:p>
     <w:p>
@@ -1003,16 +1016,6 @@
           <w:color w:val="000000"/>
           <w:sz w:val="22"/>
         </w:rPr>
-        <w:t>(Cass. Soc 11 juillet 2007). Le droit à congo supplémentaire est de droit, c'est-à-dire qu'il naît du seul fractionnement du</w:t>
-      </w:r>
-    </w:p>
-    <w:p>
-      <w:r>
-        <w:rPr>
-          <w:b w:val="0"/>
-          <w:color w:val="000000"/>
-          <w:sz w:val="22"/>
-        </w:rPr>
         <w:t>congo principal.</w:t>
       </w:r>
     </w:p>
@@ -1020,7 +1023,7 @@
       <w:r>
         <w:rPr>
           <w:b w:val="0"/>
-          <w:color w:val="000000"/>
+          <w:color w:val="BF5700"/>
           <w:sz w:val="22"/>
         </w:rPr>
         <w:t>Par conséquent son renoncement ne peut être tacite, il doit résulter d'une manifestation explicite du salarié de renoncer</w:t>
@@ -1096,7 +1099,7 @@
           <w:color w:val="2F5496"/>
           <w:sz w:val="24"/>
         </w:rPr>
-        <w:t>REPORT DES CONGÉS PAYÉS D •</w:t>
+        <w:t>D • REPORT DES CONGÉS PAYÉS</w:t>
       </w:r>
     </w:p>
     <w:p>
@@ -1136,10 +1139,20 @@
       <w:r>
         <w:rPr>
           <w:b w:val="0"/>
+          <w:color w:val="BF5700"/>
+          <w:sz w:val="22"/>
+        </w:rPr>
+        <w:t>reportés dans des conditions fixées par accord collectif.</w:t>
+      </w:r>
+    </w:p>
+    <w:p>
+      <w:r>
+        <w:rPr>
+          <w:b w:val="0"/>
           <w:color w:val="000000"/>
           <w:sz w:val="22"/>
         </w:rPr>
-        <w:t>reportés dans des conditions fixées par accord collectif.</w:t>
+        <w:t>à défaut, ils peuvent être reportés à la demande du salarié sur six années au maximum.</w:t>
       </w:r>
     </w:p>
     <w:p>
@@ -1149,7 +1162,7 @@
           <w:color w:val="000000"/>
           <w:sz w:val="22"/>
         </w:rPr>
-        <w:t>à défaut, ils peuvent être reportés à la demande du salarié sur six années au maximum.</w:t>
+        <w:t>D'autre part, pour les salariés dont le décompte de la durée du travail est effectué à l'année en application d'une</w:t>
       </w:r>
     </w:p>
     <w:p>
@@ -1159,7 +1172,7 @@
           <w:color w:val="000000"/>
           <w:sz w:val="22"/>
         </w:rPr>
-        <w:t>D'autre part, pour les salariés dont le décompte de la durée du travail est effectué à l'année en application d'une</w:t>
+        <w:t>disposition légale, il est possible, selon les modalités définies par accord collectif, de reporter les congés payés non pris.</w:t>
       </w:r>
     </w:p>
     <w:p>
@@ -1169,7 +1182,7 @@
           <w:color w:val="000000"/>
           <w:sz w:val="22"/>
         </w:rPr>
-        <w:t>disposition légale, il est possible, selon les modalités définies par accord collectif, de reporter les congés payés non pris.</w:t>
+        <w:t>Enfin, lorsqu'un salarié est dans l'impossibilité, pour cause de maladie ou d'accident, de prendre au cours de la période</w:t>
       </w:r>
     </w:p>
     <w:p>
@@ -1179,7 +1192,7 @@
           <w:color w:val="000000"/>
           <w:sz w:val="22"/>
         </w:rPr>
-        <w:t>Enfin, lorsqu'un salarié est dans l'impossibilité, pour cause de maladie ou d'accident, de prendre au cours de la période</w:t>
+        <w:t>de prise de congés tout ou une partie des congés qu'il a acquis, il bénéficie d'une période de report de quinze mois afin de</w:t>
       </w:r>
     </w:p>
     <w:p>
@@ -1189,16 +1202,6 @@
           <w:color w:val="000000"/>
           <w:sz w:val="22"/>
         </w:rPr>
-        <w:t>de prise de congés tout ou une partie des congés qu'il a acquis, il bénéficie d'une période de report de quinze mois afin de</w:t>
-      </w:r>
-    </w:p>
-    <w:p>
-      <w:r>
-        <w:rPr>
-          <w:b w:val="0"/>
-          <w:color w:val="000000"/>
-          <w:sz w:val="22"/>
-        </w:rPr>
         <w:t>pouvoir les utiliser.</w:t>
       </w:r>
     </w:p>
@@ -1206,7 +1209,7 @@
       <w:r>
         <w:rPr>
           <w:b w:val="0"/>
-          <w:color w:val="000000"/>
+          <w:color w:val="BF5700"/>
           <w:sz w:val="22"/>
         </w:rPr>
         <w:t>Enfin, sous certaines conditions, les congés non pris (la 5</w:t>
@@ -1279,7 +1282,7 @@
       <w:r>
         <w:rPr>
           <w:b w:val="0"/>
-          <w:color w:val="000000"/>
+          <w:color w:val="BF5700"/>
           <w:sz w:val="22"/>
         </w:rPr>
         <w:t>En revanche, si les congés n'ont pu être pris du fait de l'employeur, ils doivent être reportés si la relation de travail se</w:t>
@@ -1315,7 +1318,7 @@
           <w:color w:val="2F5496"/>
           <w:sz w:val="24"/>
         </w:rPr>
-        <w:t>LES CONGÉS POUR ÉVÉNEMENTS FAMILIAUX A •</w:t>
+        <w:t>A • LES CONGÉS POUR ÉVÉNEMENTS FAMILIAUX</w:t>
       </w:r>
     </w:p>
     <w:p>
@@ -1463,7 +1466,7 @@
           <w:color w:val="2F5496"/>
           <w:sz w:val="24"/>
         </w:rPr>
-        <w:t>LE CONGO SABBATIQUE B •</w:t>
+        <w:t>B • LE CONGO SABBATIQUE</w:t>
       </w:r>
     </w:p>
     <w:p>
@@ -1473,7 +1476,7 @@
       <w:r>
         <w:rPr>
           <w:b/>
-          <w:color w:val="006100"/>
+          <w:color w:val="BF5700"/>
           <w:sz w:val="24"/>
         </w:rPr>
         <w:t>PRINCIPE</w:t>
@@ -1483,7 +1486,7 @@
       <w:r>
         <w:rPr>
           <w:b w:val="0"/>
-          <w:color w:val="006100"/>
+          <w:color w:val="BF5700"/>
           <w:sz w:val="22"/>
         </w:rPr>
         <w:t>?</w:t>
@@ -1493,7 +1496,7 @@
       <w:r>
         <w:rPr>
           <w:b w:val="0"/>
-          <w:color w:val="006100"/>
+          <w:color w:val="BF5700"/>
           <w:sz w:val="22"/>
         </w:rPr>
         <w:t>Peut en bénéficier tout salarié ayant une ancienneté minimale dans l'entreprise de 36 mois à défaut de dispositions</w:t>
@@ -1503,7 +1506,7 @@
       <w:r>
         <w:rPr>
           <w:b w:val="0"/>
-          <w:color w:val="006100"/>
+          <w:color w:val="BF5700"/>
           <w:sz w:val="22"/>
         </w:rPr>
         <w:t>collectives et qui justifie de 6 années d'activité professionnelle. En outre il ne doit pas avoir bénéficie, au cours des 6</w:t>
@@ -1513,7 +1516,7 @@
       <w:r>
         <w:rPr>
           <w:b w:val="0"/>
-          <w:color w:val="006100"/>
+          <w:color w:val="BF5700"/>
           <w:sz w:val="22"/>
         </w:rPr>
         <w:t>années précédentes dans l'entreprise, d'un congo sabbatique, d'un congo pour création d'entreprise ou d'un congo de</w:t>
@@ -1523,7 +1526,7 @@
       <w:r>
         <w:rPr>
           <w:b w:val="0"/>
-          <w:color w:val="006100"/>
+          <w:color w:val="BF5700"/>
           <w:sz w:val="22"/>
         </w:rPr>
         <w:t>formation d'au moins 6 mois.</w:t>
@@ -1534,7 +1537,7 @@
       <w:r>
         <w:rPr>
           <w:b w:val="0"/>
-          <w:color w:val="006100"/>
+          <w:color w:val="BF5700"/>
           <w:sz w:val="22"/>
         </w:rPr>
         <w:t>LLa durée du congo sabbatique est fixée par accord collectif. En son absence ou dans son silence, sa durée est</w:t>
@@ -1544,7 +1547,7 @@
       <w:r>
         <w:rPr>
           <w:b w:val="0"/>
-          <w:color w:val="006100"/>
+          <w:color w:val="BF5700"/>
           <w:sz w:val="22"/>
         </w:rPr>
         <w:t>comprise entre 6 et 11 mois. Pendant son congo, le salarié peut se livrer à toute activité de son choix, y compris travailler</w:t>
@@ -1554,7 +1557,7 @@
       <w:r>
         <w:rPr>
           <w:b w:val="0"/>
-          <w:color w:val="006100"/>
+          <w:color w:val="BF5700"/>
           <w:sz w:val="22"/>
         </w:rPr>
         <w:t>dans une autre entreprise ou créer sa propre entreprise, dans le respect des règles relatives à la concurrence déloyale.</w:t>
@@ -1567,7 +1570,7 @@
       <w:r>
         <w:rPr>
           <w:b/>
-          <w:color w:val="2F5496"/>
+          <w:color w:val="BF5700"/>
           <w:sz w:val="24"/>
         </w:rPr>
         <w:t>PROCÉDURE</w:t>
@@ -1577,7 +1580,7 @@
       <w:r>
         <w:rPr>
           <w:b w:val="0"/>
-          <w:color w:val="000000"/>
+          <w:color w:val="BF5700"/>
           <w:sz w:val="22"/>
         </w:rPr>
         <w:t>?</w:t>
@@ -1587,7 +1590,7 @@
       <w:r>
         <w:rPr>
           <w:b w:val="0"/>
-          <w:color w:val="000000"/>
+          <w:color w:val="BF5700"/>
           <w:sz w:val="22"/>
         </w:rPr>
         <w:t>Le salarié doit en informer son employeur, par lettre recommandée avec accusé de réception ou par lettre remise en</w:t>
@@ -1597,7 +1600,7 @@
       <w:r>
         <w:rPr>
           <w:b w:val="0"/>
-          <w:color w:val="000000"/>
+          <w:color w:val="BF5700"/>
           <w:sz w:val="22"/>
         </w:rPr>
         <w:t>main propre contre décharge, dans un délai fixe par décret ou accord collectif, en indiquant la date de départ et la</w:t>
@@ -1607,7 +1610,7 @@
       <w:r>
         <w:rPr>
           <w:b w:val="0"/>
-          <w:color w:val="000000"/>
+          <w:color w:val="BF5700"/>
           <w:sz w:val="22"/>
         </w:rPr>
         <w:t>durée du congo.</w:t>
@@ -1617,7 +1620,7 @@
       <w:r>
         <w:rPr>
           <w:b w:val="0"/>
-          <w:color w:val="000000"/>
+          <w:color w:val="BF5700"/>
           <w:sz w:val="22"/>
         </w:rPr>
         <w:t>L'employeur avise le salarié soit de son accord, soit de son refus motivé, soit du report du congo. Dans cette dernière</w:t>
@@ -1627,7 +1630,7 @@
       <w:r>
         <w:rPr>
           <w:b w:val="0"/>
-          <w:color w:val="000000"/>
+          <w:color w:val="BF5700"/>
           <w:sz w:val="22"/>
         </w:rPr>
         <w:t>hypothèse, l'employeur peut repousser la demande : dans la limite de 6 mois à partir de la date de la présentation de la</w:t>
@@ -1637,7 +1640,7 @@
       <w:r>
         <w:rPr>
           <w:b w:val="0"/>
-          <w:color w:val="000000"/>
+          <w:color w:val="BF5700"/>
           <w:sz w:val="22"/>
         </w:rPr>
         <w:t>lettre du salarié (ce report peut atteindre 9 mois dans les entreprises de moins de 300 salariés), en fonction de la</w:t>
@@ -1647,7 +1650,7 @@
       <w:r>
         <w:rPr>
           <w:b w:val="0"/>
-          <w:color w:val="000000"/>
+          <w:color w:val="BF5700"/>
           <w:sz w:val="22"/>
         </w:rPr>
         <w:t>proportion de salariés absents dans l'entreprise au titre du congo (1,5% de l'effectif de l'entreprise) ou en</w:t>
@@ -1657,7 +1660,7 @@
       <w:r>
         <w:rPr>
           <w:b w:val="0"/>
-          <w:color w:val="000000"/>
+          <w:color w:val="BF5700"/>
           <w:sz w:val="22"/>
         </w:rPr>
         <w:t>fonction du nombre de jours d'absence prévus au titre du même congo.</w:t>
@@ -1667,7 +1670,7 @@
       <w:r>
         <w:rPr>
           <w:b w:val="0"/>
-          <w:color w:val="000000"/>
+          <w:color w:val="BF5700"/>
           <w:sz w:val="22"/>
         </w:rPr>
         <w:t>Il peut enfin refuser la demande du salarié s'il ne remplit pas les conditions pour en bénéficier. Dans les entre-</w:t>
@@ -1677,7 +1680,7 @@
       <w:r>
         <w:rPr>
           <w:b w:val="0"/>
-          <w:color w:val="000000"/>
+          <w:color w:val="BF5700"/>
           <w:sz w:val="22"/>
         </w:rPr>
         <w:t>prises de moins de 300 salariés, le refus est aussi justifie, après avis du comité social et économique, si le congo</w:t>
@@ -1687,7 +1690,7 @@
       <w:r>
         <w:rPr>
           <w:b w:val="0"/>
-          <w:color w:val="000000"/>
+          <w:color w:val="BF5700"/>
           <w:sz w:val="22"/>
         </w:rPr>
         <w:t>pourrait avoir des conséquences préjudiciables à la bonne marche de l'entreprise.</w:t>
@@ -1703,7 +1706,7 @@
           <w:color w:val="2F5496"/>
           <w:sz w:val="24"/>
         </w:rPr>
-        <w:t>CONGO ET PÉRIODE DE TRAVAIL à TEMPS PARTIEL POUR LA CRÉATION OU LA REPRISE D'ENTREPRISE C •</w:t>
+        <w:t>C • CONGO ET PÉRIODE DE TRAVAIL à TEMPS PARTIEL POUR LA CRÉATION OU LA REPRISE D'ENTREPRISE</w:t>
       </w:r>
     </w:p>
     <w:p>
@@ -1713,7 +1716,7 @@
       <w:r>
         <w:rPr>
           <w:b/>
-          <w:color w:val="006100"/>
+          <w:color w:val="BF5700"/>
           <w:sz w:val="24"/>
         </w:rPr>
         <w:t>PRINCIPE</w:t>
@@ -1723,7 +1726,7 @@
       <w:r>
         <w:rPr>
           <w:b w:val="0"/>
-          <w:color w:val="006100"/>
+          <w:color w:val="BF5700"/>
           <w:sz w:val="22"/>
         </w:rPr>
         <w:t>?</w:t>
@@ -1733,7 +1736,7 @@
       <w:r>
         <w:rPr>
           <w:b w:val="0"/>
-          <w:color w:val="006100"/>
+          <w:color w:val="BF5700"/>
           <w:sz w:val="22"/>
         </w:rPr>
         <w:t>Ce congo, ou l'exercice d'un travail à temps partiel, est destiné à tout salarié justifiant d'une ancienneté suffisante dans</w:t>
@@ -1743,7 +1746,7 @@
       <w:r>
         <w:rPr>
           <w:b w:val="0"/>
-          <w:color w:val="006100"/>
+          <w:color w:val="BF5700"/>
           <w:sz w:val="22"/>
         </w:rPr>
         <w:t>l'entreprise (24 mois à défaut de disposition collective) dont le projet est de créer ou reprendre une entreprise,</w:t>
@@ -1753,7 +1756,7 @@
       <w:r>
         <w:rPr>
           <w:b w:val="0"/>
-          <w:color w:val="006100"/>
+          <w:color w:val="BF5700"/>
           <w:sz w:val="22"/>
         </w:rPr>
         <w:t>individuelle ou en société, qu'elle soit industrielle, commerciale, artisanale ou agricole. Ces modalités sont aussi</w:t>
@@ -1763,7 +1766,7 @@
       <w:r>
         <w:rPr>
           <w:b w:val="0"/>
-          <w:color w:val="006100"/>
+          <w:color w:val="BF5700"/>
           <w:sz w:val="22"/>
         </w:rPr>
         <w:t>ouvertes au salarié occupant des fonctions de direction au sein d'une jeune entreprise innovante. Un accord collectif</w:t>
@@ -1773,7 +1776,7 @@
       <w:r>
         <w:rPr>
           <w:b w:val="0"/>
-          <w:color w:val="006100"/>
+          <w:color w:val="BF5700"/>
           <w:sz w:val="22"/>
         </w:rPr>
         <w:t>détermine sa durée et son renouvellement, dans le cas contraire sa durée est de 1 an renouvelable une fois.</w:t>
@@ -1786,7 +1789,7 @@
       <w:r>
         <w:rPr>
           <w:b/>
-          <w:color w:val="2F5496"/>
+          <w:color w:val="BF5700"/>
           <w:sz w:val="24"/>
         </w:rPr>
         <w:t>PROCÉDURE</w:t>
@@ -1796,7 +1799,7 @@
       <w:r>
         <w:rPr>
           <w:b w:val="0"/>
-          <w:color w:val="000000"/>
+          <w:color w:val="BF5700"/>
           <w:sz w:val="22"/>
         </w:rPr>
         <w:t>?</w:t>
@@ -1806,7 +1809,7 @@
       <w:r>
         <w:rPr>
           <w:b w:val="0"/>
-          <w:color w:val="000000"/>
+          <w:color w:val="BF5700"/>
           <w:sz w:val="22"/>
         </w:rPr>
         <w:t>Le salarié doit en faire la demande à l'employeur dans des conditions fixées par décret à défaut de dispositions</w:t>
@@ -1816,7 +1819,7 @@
       <w:r>
         <w:rPr>
           <w:b w:val="0"/>
-          <w:color w:val="000000"/>
+          <w:color w:val="BF5700"/>
           <w:sz w:val="22"/>
         </w:rPr>
         <w:t>collectives. Elle doit préciser la date de départ prévue, la durée du congo, et l'activité de l'entreprise. L'employeur peut :</w:t>
@@ -1829,7 +1832,7 @@
       <w:r>
         <w:rPr>
           <w:b w:val="0"/>
-          <w:color w:val="000000"/>
+          <w:color w:val="BF5700"/>
           <w:sz w:val="22"/>
         </w:rPr>
         <w:t>soit refuser le congo ou la mise à temps partiel. Dans les entreprises de moins de 300 salariés, si l'absence du salarié</w:t>
@@ -1839,7 +1842,7 @@
       <w:r>
         <w:rPr>
           <w:b w:val="0"/>
-          <w:color w:val="000000"/>
+          <w:color w:val="BF5700"/>
           <w:sz w:val="22"/>
         </w:rPr>
         <w:t>peut avoir des conséquences préjudiciables pour l'entreprise ou s'il a bénéficie du même congo il y a moins de 3</w:t>
@@ -1849,7 +1852,7 @@
       <w:r>
         <w:rPr>
           <w:b w:val="0"/>
-          <w:color w:val="000000"/>
+          <w:color w:val="BF5700"/>
           <w:sz w:val="22"/>
         </w:rPr>
         <w:t>ans, l'employeur, après avis du comité social et économique, peut rejeter la demande du salarié ;</w:t>
@@ -1862,7 +1865,7 @@
       <w:r>
         <w:rPr>
           <w:b w:val="0"/>
-          <w:color w:val="000000"/>
+          <w:color w:val="BF5700"/>
           <w:sz w:val="22"/>
         </w:rPr>
         <w:t>soit différer le congo s'il aurait pour effet de porter l'effectif de salariés simultanément absents ou le nombre</w:t>
@@ -1872,7 +1875,7 @@
       <w:r>
         <w:rPr>
           <w:b w:val="0"/>
-          <w:color w:val="000000"/>
+          <w:color w:val="BF5700"/>
           <w:sz w:val="22"/>
         </w:rPr>
         <w:t>de jours d'absence au titre de ce congo et au titre du congo sabbatique à un niveau excessif au regard,</w:t>
@@ -1882,7 +1885,7 @@
       <w:r>
         <w:rPr>
           <w:b w:val="0"/>
-          <w:color w:val="000000"/>
+          <w:color w:val="BF5700"/>
           <w:sz w:val="22"/>
         </w:rPr>
         <w:t>respectivement, de l'effectif total et du nombre de jours travailles dans l'entreprise (seuils fixes par décret à</w:t>
@@ -1892,7 +1895,7 @@
       <w:r>
         <w:rPr>
           <w:b w:val="0"/>
-          <w:color w:val="000000"/>
+          <w:color w:val="BF5700"/>
           <w:sz w:val="22"/>
         </w:rPr>
         <w:t>défaut de dispositions collectives) ;</w:t>
@@ -1905,7 +1908,7 @@
       <w:r>
         <w:rPr>
           <w:b w:val="0"/>
-          <w:color w:val="000000"/>
+          <w:color w:val="BF5700"/>
           <w:sz w:val="22"/>
         </w:rPr>
         <w:t>soit différer le début du temps partiel dans les entreprises d'au moins trois cents salariés, lorsque celle-ci</w:t>
@@ -1915,7 +1918,7 @@
       <w:r>
         <w:rPr>
           <w:b w:val="0"/>
-          <w:color w:val="000000"/>
+          <w:color w:val="BF5700"/>
           <w:sz w:val="22"/>
         </w:rPr>
         <w:t>aurait pour effet de porter l'effectif de salariés employés simultanément à temps partiel à un niveau excessif</w:t>
@@ -1925,7 +1928,7 @@
       <w:r>
         <w:rPr>
           <w:b w:val="0"/>
-          <w:color w:val="000000"/>
+          <w:color w:val="BF5700"/>
           <w:sz w:val="22"/>
         </w:rPr>
         <w:t>au regard de l'effectif total de l'entreprise (seuils fixes par décret à défaut de dispositions collectives).</w:t>
@@ -1958,7 +1961,7 @@
       <w:r>
         <w:rPr>
           <w:b w:val="0"/>
-          <w:color w:val="000000"/>
+          <w:color w:val="BF5700"/>
           <w:sz w:val="22"/>
         </w:rPr>
         <w:t>Avant le terme de son congo, le salarié doit informer l'employeur de son intention :</w:t>
@@ -2000,14 +2003,14 @@
           <w:color w:val="2F5496"/>
           <w:sz w:val="24"/>
         </w:rPr>
-        <w:t>LE CONGO PARENTAL D'ÉDUCATION D •</w:t>
-      </w:r>
-    </w:p>
-    <w:p>
-      <w:r>
-        <w:rPr>
-          <w:b w:val="0"/>
-          <w:color w:val="000000"/>
+        <w:t>D • LE CONGO PARENTAL D'ÉDUCATION</w:t>
+      </w:r>
+    </w:p>
+    <w:p>
+      <w:r>
+        <w:rPr>
+          <w:b w:val="0"/>
+          <w:color w:val="BF5700"/>
           <w:sz w:val="22"/>
         </w:rPr>
         <w:t>Tout salarié peut en bénéficier à la condition de justifier d'un an d'ancienneté dans l'entreprise à la date de naissance de</w:t>
@@ -2063,7 +2066,7 @@
       <w:r>
         <w:rPr>
           <w:b w:val="0"/>
-          <w:color w:val="000000"/>
+          <w:color w:val="BF5700"/>
           <w:sz w:val="22"/>
         </w:rPr>
         <w:t>soit le congo est partiel. Dans ce cas, la durée du travail doit être comprise entre 16 heures et 35 heures par semaine.</w:t>
@@ -2079,7 +2082,7 @@
           <w:color w:val="2F5496"/>
           <w:sz w:val="24"/>
         </w:rPr>
-        <w:t>LE CONGO PATERNITÉ E •</w:t>
+        <w:t>E • LE CONGO PATERNITÉ</w:t>
       </w:r>
     </w:p>
     <w:p>
@@ -2106,7 +2109,7 @@
       <w:r>
         <w:rPr>
           <w:b w:val="0"/>
-          <w:color w:val="000000"/>
+          <w:color w:val="C00000"/>
           <w:sz w:val="22"/>
         </w:rPr>
         <w:t>Cumulable avec le congo naissance (25 + 3 jours = 28 jours), il doit être pris (sauf exceptions) dans les 6 mois de la</w:t>
@@ -2116,7 +2119,7 @@
       <w:r>
         <w:rPr>
           <w:b w:val="0"/>
-          <w:color w:val="000000"/>
+          <w:color w:val="BF5700"/>
           <w:sz w:val="22"/>
         </w:rPr>
         <w:t>naissance de l'enfant dont 4 jours obligatoirement pris à la suite du congo naissance.</w:t>
@@ -2132,7 +2135,7 @@
           <w:color w:val="2F5496"/>
           <w:sz w:val="24"/>
         </w:rPr>
-        <w:t>LES CONGÉS LIÉS à LA MALADIE F •</w:t>
+        <w:t>F • LES CONGÉS LIÉS à LA MALADIE</w:t>
       </w:r>
     </w:p>
     <w:p>
@@ -2256,7 +2259,7 @@
       <w:r>
         <w:rPr>
           <w:b w:val="0"/>
-          <w:color w:val="000000"/>
+          <w:color w:val="BF5700"/>
           <w:sz w:val="22"/>
         </w:rPr>
         <w:t>ouvres sur 3 ans. à l'issue de cette durée initiale, le congo peut être renouvelé dans les mêmes conditions en cas de</w:t>
@@ -2345,7 +2348,7 @@
           <w:color w:val="2F5496"/>
           <w:sz w:val="24"/>
         </w:rPr>
-        <w:t>LE CONGO POUR EXAMEN G •</w:t>
+        <w:t>G • LE CONGO POUR EXAMEN</w:t>
       </w:r>
     </w:p>
     <w:p>
@@ -2388,7 +2391,7 @@
           <w:color w:val="2F5496"/>
           <w:sz w:val="24"/>
         </w:rPr>
-        <w:t>LE CONGO SANS SOLDE H •</w:t>
+        <w:t>H • LE CONGO SANS SOLDE</w:t>
       </w:r>
     </w:p>
     <w:p>
@@ -2425,7 +2428,7 @@
       <w:r>
         <w:rPr>
           <w:b w:val="0"/>
-          <w:color w:val="000000"/>
+          <w:color w:val="BF5700"/>
           <w:sz w:val="22"/>
         </w:rPr>
         <w:t>conditions qu'il sera nécessaire d'observer.</w:t>
@@ -2540,7 +2543,7 @@
           <w:color w:val="2F5496"/>
           <w:sz w:val="24"/>
         </w:rPr>
-        <w:t>LE REPOS QUOTIDIEN ET HEBDOMADAIRE A •</w:t>
+        <w:t>A • LE REPOS QUOTIDIEN ET HEBDOMADAIRE</w:t>
       </w:r>
     </w:p>
     <w:p>
@@ -2570,10 +2573,20 @@
       <w:r>
         <w:rPr>
           <w:b w:val="0"/>
+          <w:color w:val="BF5700"/>
+          <w:sz w:val="22"/>
+        </w:rPr>
+        <w:t>Principe. La durée maximale quotidienne de travail est de 10 heures et les salariés bénéficient d'un repos quotidien</w:t>
+      </w:r>
+    </w:p>
+    <w:p>
+      <w:r>
+        <w:rPr>
+          <w:b w:val="0"/>
           <w:color w:val="000000"/>
           <w:sz w:val="22"/>
         </w:rPr>
-        <w:t>Principe. La durée maximale quotidienne de travail est de 10 heures et les salariés bénéficient d'un repos quotidien</w:t>
+        <w:t>d'une durée minimale de onze heures consécutives.</w:t>
       </w:r>
     </w:p>
     <w:p>
@@ -2583,7 +2596,7 @@
           <w:color w:val="000000"/>
           <w:sz w:val="22"/>
         </w:rPr>
-        <w:t>d'une durée minimale de onze heures consécutives.</w:t>
+        <w:t>Cette durée s'ajoute à un repos hebdomadaire de vingt-quatre heures consécutives minimum, ce qui fait 35 heures de</w:t>
       </w:r>
     </w:p>
     <w:p>
@@ -2593,7 +2606,37 @@
           <w:color w:val="000000"/>
           <w:sz w:val="22"/>
         </w:rPr>
-        <w:t>Cette durée s'ajoute à un repos hebdomadaire de vingt-quatre heures consécutives minimum, ce qui fait 35 heures de</w:t>
+        <w:t>repos ininterrompu.</w:t>
+      </w:r>
+    </w:p>
+    <w:p>
+      <w:r>
+        <w:rPr>
+          <w:b w:val="0"/>
+          <w:color w:val="C00000"/>
+          <w:sz w:val="22"/>
+        </w:rPr>
+        <w:t>Exceptions. Des dérogations peuvent être prévues, selon l'activité, par convention ou accords collectif, à condition</w:t>
+      </w:r>
+    </w:p>
+    <w:p>
+      <w:r>
+        <w:rPr>
+          <w:b w:val="0"/>
+          <w:color w:val="C00000"/>
+          <w:sz w:val="22"/>
+        </w:rPr>
+        <w:t>d'accorder au minimum 9 heures de repos consécutives. La dérogation peut être justifiée par la nécessité d'assurer la</w:t>
+      </w:r>
+    </w:p>
+    <w:p>
+      <w:r>
+        <w:rPr>
+          <w:b w:val="0"/>
+          <w:color w:val="C00000"/>
+          <w:sz w:val="22"/>
+        </w:rPr>
+        <w:t>continuité du service ou de la production de l'entreprise, par exemple en cas de surcroît exceptionnel d'activité.</w:t>
       </w:r>
     </w:p>
     <w:p>
@@ -2603,7 +2646,7 @@
           <w:color w:val="000000"/>
           <w:sz w:val="22"/>
         </w:rPr>
-        <w:t>repos ininterrompu.</w:t>
+        <w:t>En l'absence de négociation collective, l'employeur peut y déroger sous sa responsabilité notamment pour prévenir des</w:t>
       </w:r>
     </w:p>
     <w:p>
@@ -2613,46 +2656,6 @@
           <w:color w:val="000000"/>
           <w:sz w:val="22"/>
         </w:rPr>
-        <w:t>Exceptions. Des dérogations peuvent être prévues, selon l'activité, par convention ou accords collectif, à condition</w:t>
-      </w:r>
-    </w:p>
-    <w:p>
-      <w:r>
-        <w:rPr>
-          <w:b w:val="0"/>
-          <w:color w:val="000000"/>
-          <w:sz w:val="22"/>
-        </w:rPr>
-        <w:t>d'accorder au minimum 9 heures de repos consécutives. La dérogation peut être justifiée par la nécessité d'assurer la</w:t>
-      </w:r>
-    </w:p>
-    <w:p>
-      <w:r>
-        <w:rPr>
-          <w:b w:val="0"/>
-          <w:color w:val="000000"/>
-          <w:sz w:val="22"/>
-        </w:rPr>
-        <w:t>continuité du service ou de la production de l'entreprise, par exemple en cas de surcroît exceptionnel d'activité.</w:t>
-      </w:r>
-    </w:p>
-    <w:p>
-      <w:r>
-        <w:rPr>
-          <w:b w:val="0"/>
-          <w:color w:val="000000"/>
-          <w:sz w:val="22"/>
-        </w:rPr>
-        <w:t>En l'absence de négociation collective, l'employeur peut y déroger sous sa responsabilité notamment pour prévenir des</w:t>
-      </w:r>
-    </w:p>
-    <w:p>
-      <w:r>
-        <w:rPr>
-          <w:b w:val="0"/>
-          <w:color w:val="000000"/>
-          <w:sz w:val="22"/>
-        </w:rPr>
         <w:t>accidents imminents après information de l'inspecteur du travail (art. R 3131-1 C. trav.).</w:t>
       </w:r>
     </w:p>
@@ -2660,7 +2663,7 @@
       <w:r>
         <w:rPr>
           <w:b w:val="0"/>
-          <w:color w:val="000000"/>
+          <w:color w:val="BF5700"/>
           <w:sz w:val="22"/>
         </w:rPr>
         <w:t>Dans tous les cas une contrepartie de repos équivalente doit être accordée aux salariés.</w:t>
@@ -2693,10 +2696,50 @@
       <w:r>
         <w:rPr>
           <w:b w:val="0"/>
+          <w:color w:val="BF5700"/>
+          <w:sz w:val="22"/>
+        </w:rPr>
+        <w:t>Principe. Un employeur ne peut occuper un salarié plus de six jours par semaine. Le Code du travail précise qu'un jour de</w:t>
+      </w:r>
+    </w:p>
+    <w:p>
+      <w:r>
+        <w:rPr>
+          <w:b w:val="0"/>
+          <w:color w:val="BF5700"/>
+          <w:sz w:val="22"/>
+        </w:rPr>
+        <w:t>repos hebdomadaire d'une durée minimale de 24 heures doit être respecte et donne le dimanche dans l'intérêt des salariés.</w:t>
+      </w:r>
+    </w:p>
+    <w:p>
+      <w:r>
+        <w:rPr>
+          <w:b w:val="0"/>
+          <w:color w:val="C00000"/>
+          <w:sz w:val="22"/>
+        </w:rPr>
+        <w:t>Exceptions</w:t>
+      </w:r>
+    </w:p>
+    <w:p>
+      <w:r>
+        <w:rPr>
+          <w:b w:val="0"/>
           <w:color w:val="000000"/>
           <w:sz w:val="22"/>
         </w:rPr>
-        <w:t>Principe. Un employeur ne peut occuper un salarié plus de six jours par semaine. Le Code du travail précise qu'un jour de</w:t>
+        <w:t>Le repos dominical</w:t>
+      </w:r>
+    </w:p>
+    <w:p>
+      <w:r>
+        <w:rPr>
+          <w:b w:val="0"/>
+          <w:color w:val="C00000"/>
+          <w:sz w:val="22"/>
+        </w:rPr>
+        <w:t>La loi Macron modifie le champ des dérogations au repos dominical, la durée des autorisations préfectorales et les éventuelles</w:t>
       </w:r>
     </w:p>
     <w:p>
@@ -2706,7 +2749,17 @@
           <w:color w:val="000000"/>
           <w:sz w:val="22"/>
         </w:rPr>
-        <w:t>repos hebdomadaire d'une durée minimale de 24 heures doit être respecte et donne le dimanche dans l'intérêt des salariés.</w:t>
+        <w:t>compensations tel que suit :</w:t>
+      </w:r>
+    </w:p>
+    <w:p>
+      <w:r>
+        <w:rPr>
+          <w:b w:val="0"/>
+          <w:color w:val="C00000"/>
+          <w:sz w:val="22"/>
+        </w:rPr>
+        <w:t>Dérogation de plein droit</w:t>
       </w:r>
     </w:p>
     <w:p>
@@ -2716,7 +2769,7 @@
           <w:color w:val="000000"/>
           <w:sz w:val="22"/>
         </w:rPr>
-        <w:t>Exceptions</w:t>
+        <w:t>Comme auparavant, en certaines circonstances, il peut être déroge de plein droit c'est-à-dire sans autorisation adminis-</w:t>
       </w:r>
     </w:p>
     <w:p>
@@ -2726,7 +2779,7 @@
           <w:color w:val="000000"/>
           <w:sz w:val="22"/>
         </w:rPr>
-        <w:t>Le repos dominical</w:t>
+        <w:t>trative, au repos dominical (art. 3132-12). Il en est ainsi pour certains établissements déterminés par décret en raison des</w:t>
       </w:r>
     </w:p>
     <w:p>
@@ -2736,7 +2789,7 @@
           <w:color w:val="000000"/>
           <w:sz w:val="22"/>
         </w:rPr>
-        <w:t>La loi Macron modifie le champ des dérogations au repos dominical, la durée des autorisations préfectorales et les éventuelles</w:t>
+        <w:t>contraintes de la production, de l'activité ou les besoins du public. Il en est de même dans les établissements dont l'activité</w:t>
       </w:r>
     </w:p>
     <w:p>
@@ -2746,7 +2799,7 @@
           <w:color w:val="000000"/>
           <w:sz w:val="22"/>
         </w:rPr>
-        <w:t>compensations tel que suit :</w:t>
+        <w:t>exclusive ou principale est la vente de denrées alimentaires au détail. La loi précise que lorsque ces établissements ont une</w:t>
       </w:r>
     </w:p>
     <w:p>
@@ -2756,7 +2809,7 @@
           <w:color w:val="000000"/>
           <w:sz w:val="22"/>
         </w:rPr>
-        <w:t>Dérogation de plein droit</w:t>
+        <w:t>surface de vente supérieure à 400 m2, les salariés privés du repos dominical bénéficient d'une rémunération majorée d'au</w:t>
       </w:r>
     </w:p>
     <w:p>
@@ -2766,7 +2819,17 @@
           <w:color w:val="000000"/>
           <w:sz w:val="22"/>
         </w:rPr>
-        <w:t>Comme auparavant, en certaines circonstances, il peut être déroge de plein droit c'est-à-dire sans autorisation adminis-</w:t>
+        <w:t>moins 30% par rapport à la rémunération normalement due pour une durée équivalente.</w:t>
+      </w:r>
+    </w:p>
+    <w:p>
+      <w:r>
+        <w:rPr>
+          <w:b w:val="0"/>
+          <w:color w:val="C00000"/>
+          <w:sz w:val="22"/>
+        </w:rPr>
+        <w:t>Autres dérogations sur autorisation préfectorale</w:t>
       </w:r>
     </w:p>
     <w:p>
@@ -2776,7 +2839,7 @@
           <w:color w:val="000000"/>
           <w:sz w:val="22"/>
         </w:rPr>
-        <w:t>trative, au repos dominical (art. 3132-12). Il en est ainsi pour certains établissements déterminés par décret en raison des</w:t>
+        <w:t>Lorsqu'il est établi que le repos simultané, le dimanche, de tous les salariés d'un établissement serait préjudiciable au public</w:t>
       </w:r>
     </w:p>
     <w:p>
@@ -2786,7 +2849,7 @@
           <w:color w:val="000000"/>
           <w:sz w:val="22"/>
         </w:rPr>
-        <w:t>contraintes de la production, de l'activité ou les besoins du public. Il en est de même dans les établissements dont l'activité</w:t>
+        <w:t>ou compromettrait le fonctionnement normal de cet établissement, le préfet peut autoriser pour une durée de trois ans le</w:t>
       </w:r>
     </w:p>
     <w:p>
@@ -2796,7 +2859,7 @@
           <w:color w:val="000000"/>
           <w:sz w:val="22"/>
         </w:rPr>
-        <w:t>exclusive ou principale est la vente de denrées alimentaires au détail. La loi précise que lorsque ces établissements ont une</w:t>
+        <w:t>repos des salariés selon l'une des modalités prévues à l'article 3132-20 (un autre jour que le dimanche à tous les salariés deléétablissement, du dimanche midi au lundi midi, le dimanche après-midi avec un repos compensateur d'une journée par</w:t>
       </w:r>
     </w:p>
     <w:p>
@@ -2806,7 +2869,7 @@
           <w:color w:val="000000"/>
           <w:sz w:val="22"/>
         </w:rPr>
-        <w:t>surface de vente supérieure à 400 m2, les salariés privés du repos dominical bénéficient d'une rémunération majorée d'au</w:t>
+        <w:t>roulement et par quinzaine, par roulement à tout ou partie des salariés).</w:t>
       </w:r>
     </w:p>
     <w:p>
@@ -2816,7 +2879,7 @@
           <w:color w:val="000000"/>
           <w:sz w:val="22"/>
         </w:rPr>
-        <w:t>moins 30% par rapport à la rémunération normalement due pour une durée équivalente.</w:t>
+        <w:t>La mise en place (autorisation préfectorale accordée au vu d'un accord collectif ou d'une décision unilatérale de l'em-</w:t>
       </w:r>
     </w:p>
     <w:p>
@@ -2826,7 +2889,7 @@
           <w:color w:val="000000"/>
           <w:sz w:val="22"/>
         </w:rPr>
-        <w:t>Autres dérogations sur autorisation préfectorale</w:t>
+        <w:t>ployeur), les droits des salariés (rémunération supplémentaire, repos compensateuré) et les modalités de son application</w:t>
       </w:r>
     </w:p>
     <w:p>
@@ -2836,7 +2899,7 @@
           <w:color w:val="000000"/>
           <w:sz w:val="22"/>
         </w:rPr>
-        <w:t>Lorsqu'il est établi que le repos simultané, le dimanche, de tous les salariés d'un établissement serait préjudiciable au public</w:t>
+        <w:t>(prise en compte de la situation personnelle du salarié, priorité d'emploi sur des postes ne nécessitant pas un travail le</w:t>
       </w:r>
     </w:p>
     <w:p>
@@ -2846,66 +2909,6 @@
           <w:color w:val="000000"/>
           <w:sz w:val="22"/>
         </w:rPr>
-        <w:t>ou compromettrait le fonctionnement normal de cet établissement, le préfet peut autoriser pour une durée de trois ans le</w:t>
-      </w:r>
-    </w:p>
-    <w:p>
-      <w:r>
-        <w:rPr>
-          <w:b w:val="0"/>
-          <w:color w:val="000000"/>
-          <w:sz w:val="22"/>
-        </w:rPr>
-        <w:t>repos des salariés selon l'une des modalités prévues à l'article 3132-20 (un autre jour que le dimanche à tous les salariés deléétablissement, du dimanche midi au lundi midi, le dimanche après-midi avec un repos compensateur d'une journée par</w:t>
-      </w:r>
-    </w:p>
-    <w:p>
-      <w:r>
-        <w:rPr>
-          <w:b w:val="0"/>
-          <w:color w:val="000000"/>
-          <w:sz w:val="22"/>
-        </w:rPr>
-        <w:t>roulement et par quinzaine, par roulement à tout ou partie des salariés).</w:t>
-      </w:r>
-    </w:p>
-    <w:p>
-      <w:r>
-        <w:rPr>
-          <w:b w:val="0"/>
-          <w:color w:val="000000"/>
-          <w:sz w:val="22"/>
-        </w:rPr>
-        <w:t>La mise en place (autorisation préfectorale accordée au vu d'un accord collectif ou d'une décision unilatérale de l'em-</w:t>
-      </w:r>
-    </w:p>
-    <w:p>
-      <w:r>
-        <w:rPr>
-          <w:b w:val="0"/>
-          <w:color w:val="000000"/>
-          <w:sz w:val="22"/>
-        </w:rPr>
-        <w:t>ployeur), les droits des salariés (rémunération supplémentaire, repos compensateuré) et les modalités de son application</w:t>
-      </w:r>
-    </w:p>
-    <w:p>
-      <w:r>
-        <w:rPr>
-          <w:b w:val="0"/>
-          <w:color w:val="000000"/>
-          <w:sz w:val="22"/>
-        </w:rPr>
-        <w:t>(prise en compte de la situation personnelle du salarié, priorité d'emploi sur des postes ne nécessitant pas un travail le</w:t>
-      </w:r>
-    </w:p>
-    <w:p>
-      <w:r>
-        <w:rPr>
-          <w:b w:val="0"/>
-          <w:color w:val="000000"/>
-          <w:sz w:val="22"/>
-        </w:rPr>
         <w:t>dimancheé) restent inchangés.</w:t>
       </w:r>
     </w:p>
@@ -2913,7 +2916,7 @@
       <w:r>
         <w:rPr>
           <w:b w:val="0"/>
-          <w:color w:val="000000"/>
+          <w:color w:val="C00000"/>
           <w:sz w:val="22"/>
         </w:rPr>
         <w:t>Autres dérogations sur un fondement géographique</w:t>
@@ -2923,7 +2926,7 @@
       <w:r>
         <w:rPr>
           <w:b w:val="0"/>
-          <w:color w:val="000000"/>
+          <w:color w:val="BF5700"/>
           <w:sz w:val="22"/>
         </w:rPr>
         <w:t>? Principe</w:t>
@@ -2933,7 +2936,7 @@
       <w:r>
         <w:rPr>
           <w:b w:val="0"/>
-          <w:color w:val="000000"/>
+          <w:color w:val="C00000"/>
           <w:sz w:val="22"/>
         </w:rPr>
         <w:t>La loi crée une nouvelle rubrique de dérogations sur un fondement géographique pour lesquelles il est possible de donner le</w:t>
@@ -3006,7 +3009,7 @@
       <w:r>
         <w:rPr>
           <w:b w:val="0"/>
-          <w:color w:val="000000"/>
+          <w:color w:val="C00000"/>
           <w:sz w:val="22"/>
         </w:rPr>
         <w:t>fluence exceptionnelle). La liste des gares sera fixée par arrête ministériel ;</w:t>
@@ -3099,19 +3102,19 @@
       <w:r>
         <w:rPr>
           <w:b w:val="0"/>
+          <w:color w:val="BF5700"/>
+          <w:sz w:val="22"/>
+        </w:rPr>
+        <w:t>branche, de groupe, d'entreprise ou d'établissement couvrant les entreprises concernées. Ces accords doivent préciser les</w:t>
+      </w:r>
+    </w:p>
+    <w:p>
+      <w:r>
+        <w:rPr>
+          <w:b w:val="0"/>
           <w:color w:val="000000"/>
           <w:sz w:val="22"/>
         </w:rPr>
-        <w:t>branche, de groupe, d'entreprise ou d'établissement couvrant les entreprises concernées. Ces accords doivent préciser les</w:t>
-      </w:r>
-    </w:p>
-    <w:p>
-      <w:r>
-        <w:rPr>
-          <w:b w:val="0"/>
-          <w:color w:val="000000"/>
-          <w:sz w:val="22"/>
-        </w:rPr>
         <w:t>contreparties accordées aux salariés, les dispositifs permettant de concilier le travail le dimanche et la vie personnelle ainsi</w:t>
       </w:r>
     </w:p>
@@ -3119,7 +3122,7 @@
       <w:r>
         <w:rPr>
           <w:b w:val="0"/>
-          <w:color w:val="000000"/>
+          <w:color w:val="BF5700"/>
           <w:sz w:val="22"/>
         </w:rPr>
         <w:t>que les conditions dans lesquelles sera pris en compte le changement d'avis du salarié privé du repos dominical.</w:t>
@@ -3129,7 +3132,7 @@
       <w:r>
         <w:rPr>
           <w:b w:val="0"/>
-          <w:color w:val="000000"/>
+          <w:color w:val="C00000"/>
           <w:sz w:val="22"/>
         </w:rPr>
         <w:t>Autres dérogations sur décision du maire</w:t>
@@ -3195,7 +3198,7 @@
           <w:color w:val="2F5496"/>
           <w:sz w:val="24"/>
         </w:rPr>
-        <w:t>LES PONTS ET JOURS FÉRIÉS B •</w:t>
+        <w:t>B • LES PONTS ET JOURS FÉRIÉS</w:t>
       </w:r>
     </w:p>
     <w:p>
@@ -3305,10 +3308,20 @@
       <w:r>
         <w:rPr>
           <w:b w:val="0"/>
+          <w:color w:val="C00000"/>
+          <w:sz w:val="22"/>
+        </w:rPr>
+        <w:t>mai (sauf exceptions pour les entreprises de service qui ne</w:t>
+      </w:r>
+    </w:p>
+    <w:p>
+      <w:r>
+        <w:rPr>
+          <w:b w:val="0"/>
           <w:color w:val="000000"/>
           <w:sz w:val="22"/>
         </w:rPr>
-        <w:t>mai (sauf exceptions pour les entreprises de service qui ne</w:t>
+        <w:t>peuvent interrompre leur activité comme les hôpitaux ou le transport. Dans ce cas, les salariés bénéficient d'une</w:t>
       </w:r>
     </w:p>
     <w:p>
@@ -3318,16 +3331,6 @@
           <w:color w:val="000000"/>
           <w:sz w:val="22"/>
         </w:rPr>
-        <w:t>peuvent interrompre leur activité comme les hôpitaux ou le transport. Dans ce cas, les salariés bénéficient d'une</w:t>
-      </w:r>
-    </w:p>
-    <w:p>
-      <w:r>
-        <w:rPr>
-          <w:b w:val="0"/>
-          <w:color w:val="000000"/>
-          <w:sz w:val="22"/>
-        </w:rPr>
         <w:t>indemnité égale au montant du salaire). L'employeur peut donc solliciter le travail des salariés tous les autres jours</w:t>
       </w:r>
     </w:p>
@@ -3335,7 +3338,7 @@
       <w:r>
         <w:rPr>
           <w:b w:val="0"/>
-          <w:color w:val="000000"/>
+          <w:color w:val="C00000"/>
           <w:sz w:val="22"/>
         </w:rPr>
         <w:t>fériés, sauf si des dispositions conventionnelles en conviennent autrement.</w:t>
@@ -3468,10 +3471,30 @@
       <w:r>
         <w:rPr>
           <w:b w:val="0"/>
+          <w:color w:val="00703C"/>
+          <w:sz w:val="22"/>
+        </w:rPr>
+        <w:t>Il s'agit de un ou deux jours ouvrables pris entre un jour férié et une journée de repos hebdomadaire ou le jour précédant</w:t>
+      </w:r>
+    </w:p>
+    <w:p>
+      <w:r>
+        <w:rPr>
+          <w:b w:val="0"/>
           <w:color w:val="000000"/>
           <w:sz w:val="22"/>
         </w:rPr>
-        <w:t>Il s'agit de un ou deux jours ouvrables pris entre un jour férié et une journée de repos hebdomadaire ou le jour précédant</w:t>
+        <w:t>les congés annuels.</w:t>
+      </w:r>
+    </w:p>
+    <w:p>
+      <w:r>
+        <w:rPr>
+          <w:b w:val="0"/>
+          <w:color w:val="BF5700"/>
+          <w:sz w:val="22"/>
+        </w:rPr>
+        <w:t>L'employeur n'est pas tenu de donner le pont. S'il décide de le faire, il doit préalablement consulter le comité d'entre-</w:t>
       </w:r>
     </w:p>
     <w:p>
@@ -3481,7 +3504,17 @@
           <w:color w:val="000000"/>
           <w:sz w:val="22"/>
         </w:rPr>
-        <w:t>les congés annuels.</w:t>
+        <w:t>prise, informer l'inspection du travail et afficher la date du jour prévu.</w:t>
+      </w:r>
+    </w:p>
+    <w:p>
+      <w:r>
+        <w:rPr>
+          <w:b w:val="0"/>
+          <w:color w:val="BF5700"/>
+          <w:sz w:val="22"/>
+        </w:rPr>
+        <w:t>Légalement le paiement de la journée de pont n'est pas obligatoire. Par contre cette obligation peut résulter de la</w:t>
       </w:r>
     </w:p>
     <w:p>
@@ -3491,36 +3524,6 @@
           <w:color w:val="000000"/>
           <w:sz w:val="22"/>
         </w:rPr>
-        <w:t>L'employeur n'est pas tenu de donner le pont. S'il décide de le faire, il doit préalablement consulter le comité d'entre-</w:t>
-      </w:r>
-    </w:p>
-    <w:p>
-      <w:r>
-        <w:rPr>
-          <w:b w:val="0"/>
-          <w:color w:val="000000"/>
-          <w:sz w:val="22"/>
-        </w:rPr>
-        <w:t>prise, informer l'inspection du travail et afficher la date du jour prévu.</w:t>
-      </w:r>
-    </w:p>
-    <w:p>
-      <w:r>
-        <w:rPr>
-          <w:b w:val="0"/>
-          <w:color w:val="000000"/>
-          <w:sz w:val="22"/>
-        </w:rPr>
-        <w:t>Légalement le paiement de la journée de pont n'est pas obligatoire. Par contre cette obligation peut résulter de la</w:t>
-      </w:r>
-    </w:p>
-    <w:p>
-      <w:r>
-        <w:rPr>
-          <w:b w:val="0"/>
-          <w:color w:val="000000"/>
-          <w:sz w:val="22"/>
-        </w:rPr>
         <w:t>convention collective ou d'un usage professionnel ou d'entreprise. Enfin, les ponts peuvent être récupérables au profit</w:t>
       </w:r>
     </w:p>
@@ -3528,7 +3531,7 @@
       <w:r>
         <w:rPr>
           <w:b w:val="0"/>
-          <w:color w:val="000000"/>
+          <w:color w:val="00703C"/>
           <w:sz w:val="22"/>
         </w:rPr>
         <w:t>de l'entreprise. La récupération consiste à effectuer un autre jour de l'année les heures de travail perdues.</w:t>
